--- a/docs/SECURITY_STRENGTHENING_IMPLEMENTATION_PLAN.docx
+++ b/docs/SECURITY_STRENGTHENING_IMPLEMENTATION_PLAN.docx
@@ -210,7 +210,99 @@
         <w:t xml:space="preserve"> </w:t>
       </w:r>
       <w:r>
-        <w:t xml:space="preserve">mode → no shared limiter store needed. Not yet committed.</w:t>
+        <w:t xml:space="preserve">mode → no shared limiter store needed. Committed</w:t>
+      </w:r>
+      <w:r>
+        <w:t xml:space="preserve"> </w:t>
+      </w:r>
+      <w:r>
+        <w:rPr>
+          <w:rStyle w:val="VerbatimChar"/>
+        </w:rPr>
+        <w:t xml:space="preserve">ca16129</w:t>
+      </w:r>
+      <w:r>
+        <w:t xml:space="preserve">.</w:t>
+      </w:r>
+    </w:p>
+    <w:p>
+      <w:pPr>
+        <w:pStyle w:val="Compact"/>
+        <w:numPr>
+          <w:ilvl w:val="0"/>
+          <w:numId w:val="1001"/>
+        </w:numPr>
+      </w:pPr>
+      <w:r>
+        <w:rPr>
+          <w:i/>
+          <w:iCs/>
+        </w:rPr>
+        <w:t xml:space="preserve">2026-09-04</w:t>
+      </w:r>
+      <w:r>
+        <w:t xml:space="preserve"> </w:t>
+      </w:r>
+      <w:r>
+        <w:t xml:space="preserve">—</w:t>
+      </w:r>
+      <w:r>
+        <w:t xml:space="preserve"> </w:t>
+      </w:r>
+      <w:r>
+        <w:rPr>
+          <w:b/>
+          <w:bCs/>
+        </w:rPr>
+        <w:t xml:space="preserve">Chunk 3 completed (API side)</w:t>
+      </w:r>
+      <w:r>
+        <w:t xml:space="preserve">:</w:t>
+      </w:r>
+      <w:r>
+        <w:t xml:space="preserve"> </w:t>
+      </w:r>
+      <w:r>
+        <w:rPr>
+          <w:rStyle w:val="VerbatimChar"/>
+        </w:rPr>
+        <w:t xml:space="preserve">helmet</w:t>
+      </w:r>
+      <w:r>
+        <w:t xml:space="preserve"> </w:t>
+      </w:r>
+      <w:r>
+        <w:t xml:space="preserve">security headers + HSTS, generic production</w:t>
+      </w:r>
+      <w:r>
+        <w:t xml:space="preserve"> </w:t>
+      </w:r>
+      <w:r>
+        <w:rPr>
+          <w:rStyle w:val="VerbatimChar"/>
+        </w:rPr>
+        <w:t xml:space="preserve">5xx</w:t>
+      </w:r>
+      <w:r>
+        <w:t xml:space="preserve"> </w:t>
+      </w:r>
+      <w:r>
+        <w:t xml:space="preserve">+ request-id correlation, CORS fail-closed (no expo wildcard), trimmed info/health endpoints. 36 tests incl. a real-server e2e; live</w:t>
+      </w:r>
+      <w:r>
+        <w:t xml:space="preserve"> </w:t>
+      </w:r>
+      <w:r>
+        <w:rPr>
+          <w:rStyle w:val="VerbatimChar"/>
+        </w:rPr>
+        <w:t xml:space="preserve">curl -I</w:t>
+      </w:r>
+      <w:r>
+        <w:t xml:space="preserve"> </w:t>
+      </w:r>
+      <w:r>
+        <w:t xml:space="preserve">verified. Static-site (CloudFront) headers deferred to Chunk 13. Not yet committed.</w:t>
       </w:r>
     </w:p>
     <w:p>
@@ -222,13 +314,43 @@
           <w:b/>
           <w:bCs/>
         </w:rPr>
-        <w:t xml:space="preserve">Chunk 2 is done. Next: Chunk 3 — security headers + production error hygiene.</w:t>
-      </w:r>
-      <w:r>
-        <w:t xml:space="preserve"> </w:t>
-      </w:r>
-      <w:r>
-        <w:t xml:space="preserve">Outstanding client actions:</w:t>
+        <w:t xml:space="preserve">Chunks 1–3 done. Next: Chunk 4 — secret management &amp; repo hygiene</w:t>
+      </w:r>
+      <w:r>
+        <w:t xml:space="preserve"> </w:t>
+      </w:r>
+      <w:r>
+        <w:t xml:space="preserve">(full git-history secret scan;</w:t>
+      </w:r>
+      <w:r>
+        <w:t xml:space="preserve"> </w:t>
+      </w:r>
+      <w:r>
+        <w:rPr>
+          <w:rStyle w:val="VerbatimChar"/>
+        </w:rPr>
+        <w:t xml:space="preserve">.env</w:t>
+      </w:r>
+      <w:r>
+        <w:t xml:space="preserve"> </w:t>
+      </w:r>
+      <w:r>
+        <w:t xml:space="preserve">file hardening on the VPS; the</w:t>
+      </w:r>
+      <w:r>
+        <w:t xml:space="preserve"> </w:t>
+      </w:r>
+      <w:r>
+        <w:rPr>
+          <w:rStyle w:val="VerbatimChar"/>
+        </w:rPr>
+        <w:t xml:space="preserve">JWT_SECRET</w:t>
+      </w:r>
+      <w:r>
+        <w:t xml:space="preserve"> </w:t>
+      </w:r>
+      <w:r>
+        <w:t xml:space="preserve">startup check already landed in the critical fixes). Outstanding client actions:</w:t>
       </w:r>
       <w:r>
         <w:t xml:space="preserve"> </w:t>
@@ -304,7 +426,38 @@
         <w:t xml:space="preserve"> </w:t>
       </w:r>
       <w:r>
-        <w:t xml:space="preserve">(default 1 = single nginx).</w:t>
+        <w:t xml:space="preserve">(default 1 = single nginx) —</w:t>
+      </w:r>
+      <w:r>
+        <w:t xml:space="preserve"> </w:t>
+      </w:r>
+      <w:r>
+        <w:rPr>
+          <w:b/>
+          <w:bCs/>
+        </w:rPr>
+        <w:t xml:space="preserve">(3) optionally set</w:t>
+      </w:r>
+      <w:r>
+        <w:rPr>
+          <w:b/>
+          <w:bCs/>
+        </w:rPr>
+        <w:t xml:space="preserve"> </w:t>
+      </w:r>
+      <w:r>
+        <w:rPr>
+          <w:rStyle w:val="VerbatimChar"/>
+          <w:b/>
+          <w:bCs/>
+        </w:rPr>
+        <w:t xml:space="preserve">HSTS_MAX_AGE</w:t>
+      </w:r>
+      <w:r>
+        <w:t xml:space="preserve"> </w:t>
+      </w:r>
+      <w:r>
+        <w:t xml:space="preserve">(defaults to a safe 1 day; raise once confident).</w:t>
       </w:r>
       <w:r>
         <w:t xml:space="preserve"> </w:t>
@@ -7831,21 +7984,699 @@
         <w:t xml:space="preserve">Phase 1 — Helmet security headers, hide detailed production error messages. Phase 3 — review CORS. Phase 4 — HSTS (header portion here; transport enforcement in Chunk 13).</w:t>
       </w:r>
     </w:p>
-    <w:bookmarkStart w:id="24" w:name="work-1"/>
+    <w:p>
+      <w:pPr>
+        <w:pStyle w:val="BlockText"/>
+      </w:pPr>
+      <w:r>
+        <w:rPr>
+          <w:b/>
+          <w:bCs/>
+        </w:rPr>
+        <w:t xml:space="preserve">Done — API side (2026-09-04).</w:t>
+      </w:r>
+      <w:r>
+        <w:t xml:space="preserve"> </w:t>
+      </w:r>
+      <w:r>
+        <w:t xml:space="preserve">Closes RUK-SEC-009 (API), RUK-SEC-011, RUK-SEC-025, RUK-SEC-031.</w:t>
+      </w:r>
+    </w:p>
+    <w:p>
+      <w:pPr>
+        <w:pStyle w:val="Compact"/>
+        <w:numPr>
+          <w:ilvl w:val="0"/>
+          <w:numId w:val="1024"/>
+        </w:numPr>
+      </w:pPr>
+      <w:r>
+        <w:rPr>
+          <w:rStyle w:val="VerbatimChar"/>
+        </w:rPr>
+        <w:t xml:space="preserve">helmet</w:t>
+      </w:r>
+      <w:r>
+        <w:t xml:space="preserve"> </w:t>
+      </w:r>
+      <w:r>
+        <w:t xml:space="preserve">on the API (</w:t>
+      </w:r>
+      <w:r>
+        <w:rPr>
+          <w:rStyle w:val="VerbatimChar"/>
+        </w:rPr>
+        <w:t xml:space="preserve">backend/config/securityHeaders.js</w:t>
+      </w:r>
+      <w:r>
+        <w:t xml:space="preserve">):</w:t>
+      </w:r>
+      <w:r>
+        <w:t xml:space="preserve"> </w:t>
+      </w:r>
+      <w:r>
+        <w:rPr>
+          <w:rStyle w:val="VerbatimChar"/>
+        </w:rPr>
+        <w:t xml:space="preserve">nosniff</w:t>
+      </w:r>
+      <w:r>
+        <w:t xml:space="preserve">,</w:t>
+      </w:r>
+      <w:r>
+        <w:t xml:space="preserve"> </w:t>
+      </w:r>
+      <w:r>
+        <w:rPr>
+          <w:rStyle w:val="VerbatimChar"/>
+        </w:rPr>
+        <w:t xml:space="preserve">Referrer-Policy: no-referrer</w:t>
+      </w:r>
+      <w:r>
+        <w:t xml:space="preserve">,</w:t>
+      </w:r>
+      <w:r>
+        <w:t xml:space="preserve"> </w:t>
+      </w:r>
+      <w:r>
+        <w:rPr>
+          <w:rStyle w:val="VerbatimChar"/>
+        </w:rPr>
+        <w:t xml:space="preserve">Cross-Origin-Resource-Policy: cross-origin</w:t>
+      </w:r>
+      <w:r>
+        <w:t xml:space="preserve">, HSTS (max-age from</w:t>
+      </w:r>
+      <w:r>
+        <w:t xml:space="preserve"> </w:t>
+      </w:r>
+      <w:r>
+        <w:rPr>
+          <w:rStyle w:val="VerbatimChar"/>
+        </w:rPr>
+        <w:t xml:space="preserve">HSTS_MAX_AGE</w:t>
+      </w:r>
+      <w:r>
+        <w:t xml:space="preserve">, default 1 day,</w:t>
+      </w:r>
+      <w:r>
+        <w:t xml:space="preserve"> </w:t>
+      </w:r>
+      <w:r>
+        <w:rPr>
+          <w:rStyle w:val="VerbatimChar"/>
+        </w:rPr>
+        <w:t xml:space="preserve">=0</w:t>
+      </w:r>
+      <w:r>
+        <w:t xml:space="preserve"> </w:t>
+      </w:r>
+      <w:r>
+        <w:t xml:space="preserve">disables with no deploy),</w:t>
+      </w:r>
+      <w:r>
+        <w:t xml:space="preserve"> </w:t>
+      </w:r>
+      <w:r>
+        <w:rPr>
+          <w:rStyle w:val="VerbatimChar"/>
+        </w:rPr>
+        <w:t xml:space="preserve">X-Powered-By</w:t>
+      </w:r>
+      <w:r>
+        <w:t xml:space="preserve"> </w:t>
+      </w:r>
+      <w:r>
+        <w:t xml:space="preserve">removed.</w:t>
+      </w:r>
+      <w:r>
+        <w:t xml:space="preserve"> </w:t>
+      </w:r>
+      <w:r>
+        <w:rPr>
+          <w:b/>
+          <w:bCs/>
+        </w:rPr>
+        <w:t xml:space="preserve">CSP off</w:t>
+      </w:r>
+      <w:r>
+        <w:t xml:space="preserve"> </w:t>
+      </w:r>
+      <w:r>
+        <w:t xml:space="preserve">(JSON API; CSP belongs on the CloudFront sites).</w:t>
+      </w:r>
+      <w:r>
+        <w:t xml:space="preserve"> </w:t>
+      </w:r>
+      <w:r>
+        <w:rPr>
+          <w:b/>
+          <w:bCs/>
+        </w:rPr>
+        <w:t xml:space="preserve">Frame headers off</w:t>
+      </w:r>
+      <w:r>
+        <w:t xml:space="preserve"> </w:t>
+      </w:r>
+      <w:r>
+        <w:t xml:space="preserve">(a JSON API can't be clickjacked; the legacy content player frames HTML from this origin).</w:t>
+      </w:r>
+    </w:p>
+    <w:p>
+      <w:pPr>
+        <w:pStyle w:val="Compact"/>
+        <w:numPr>
+          <w:ilvl w:val="0"/>
+          <w:numId w:val="1024"/>
+        </w:numPr>
+      </w:pPr>
+      <w:r>
+        <w:rPr>
+          <w:rStyle w:val="VerbatimChar"/>
+        </w:rPr>
+        <w:t xml:space="preserve">errorHandler.js</w:t>
+      </w:r>
+      <w:r>
+        <w:t xml:space="preserve"> </w:t>
+      </w:r>
+      <w:r>
+        <w:t xml:space="preserve">rewritten: production</w:t>
+      </w:r>
+      <w:r>
+        <w:t xml:space="preserve"> </w:t>
+      </w:r>
+      <w:r>
+        <w:rPr>
+          <w:rStyle w:val="VerbatimChar"/>
+        </w:rPr>
+        <w:t xml:space="preserve">5xx</w:t>
+      </w:r>
+      <w:r>
+        <w:t xml:space="preserve"> </w:t>
+      </w:r>
+      <w:r>
+        <w:t xml:space="preserve">→ generic message +</w:t>
+      </w:r>
+      <w:r>
+        <w:t xml:space="preserve"> </w:t>
+      </w:r>
+      <w:r>
+        <w:rPr>
+          <w:rStyle w:val="VerbatimChar"/>
+        </w:rPr>
+        <w:t xml:space="preserve">requestId</w:t>
+      </w:r>
+      <w:r>
+        <w:t xml:space="preserve">; full detail to the server log under that id;</w:t>
+      </w:r>
+      <w:r>
+        <w:t xml:space="preserve"> </w:t>
+      </w:r>
+      <w:r>
+        <w:rPr>
+          <w:rStyle w:val="VerbatimChar"/>
+        </w:rPr>
+        <w:t xml:space="preserve">4xx</w:t>
+      </w:r>
+      <w:r>
+        <w:t xml:space="preserve"> </w:t>
+      </w:r>
+      <w:r>
+        <w:t xml:space="preserve">unchanged. New</w:t>
+      </w:r>
+      <w:r>
+        <w:t xml:space="preserve"> </w:t>
+      </w:r>
+      <w:r>
+        <w:rPr>
+          <w:rStyle w:val="VerbatimChar"/>
+        </w:rPr>
+        <w:t xml:space="preserve">middleware/requestId.js</w:t>
+      </w:r>
+      <w:r>
+        <w:t xml:space="preserve"> </w:t>
+      </w:r>
+      <w:r>
+        <w:t xml:space="preserve">(UUID +</w:t>
+      </w:r>
+      <w:r>
+        <w:t xml:space="preserve"> </w:t>
+      </w:r>
+      <w:r>
+        <w:rPr>
+          <w:rStyle w:val="VerbatimChar"/>
+        </w:rPr>
+        <w:t xml:space="preserve">X-Request-Id</w:t>
+      </w:r>
+      <w:r>
+        <w:t xml:space="preserve">).</w:t>
+      </w:r>
+      <w:r>
+        <w:t xml:space="preserve"> </w:t>
+      </w:r>
+      <w:r>
+        <w:rPr>
+          <w:rStyle w:val="VerbatimChar"/>
+        </w:rPr>
+        <w:t xml:space="preserve">notFound.js</w:t>
+      </w:r>
+      <w:r>
+        <w:t xml:space="preserve"> </w:t>
+      </w:r>
+      <w:r>
+        <w:t xml:space="preserve">fixed to return a real</w:t>
+      </w:r>
+      <w:r>
+        <w:t xml:space="preserve"> </w:t>
+      </w:r>
+      <w:r>
+        <w:rPr>
+          <w:rStyle w:val="VerbatimChar"/>
+        </w:rPr>
+        <w:t xml:space="preserve">404</w:t>
+      </w:r>
+      <w:r>
+        <w:t xml:space="preserve"> </w:t>
+      </w:r>
+      <w:r>
+        <w:t xml:space="preserve">with a generic body.</w:t>
+      </w:r>
+    </w:p>
+    <w:p>
+      <w:pPr>
+        <w:pStyle w:val="Compact"/>
+        <w:numPr>
+          <w:ilvl w:val="0"/>
+          <w:numId w:val="1024"/>
+        </w:numPr>
+      </w:pPr>
+      <w:r>
+        <w:t xml:space="preserve">CORS →</w:t>
+      </w:r>
+      <w:r>
+        <w:t xml:space="preserve"> </w:t>
+      </w:r>
+      <w:r>
+        <w:rPr>
+          <w:rStyle w:val="VerbatimChar"/>
+        </w:rPr>
+        <w:t xml:space="preserve">backend/config/cors.js</w:t>
+      </w:r>
+      <w:r>
+        <w:t xml:space="preserve">:</w:t>
+      </w:r>
+      <w:r>
+        <w:t xml:space="preserve"> </w:t>
+      </w:r>
+      <w:r>
+        <w:rPr>
+          <w:rStyle w:val="VerbatimChar"/>
+        </w:rPr>
+        <w:t xml:space="preserve">*.expo.dev</w:t>
+      </w:r>
+      <w:r>
+        <w:t xml:space="preserve"> </w:t>
+      </w:r>
+      <w:r>
+        <w:t xml:space="preserve">/</w:t>
+      </w:r>
+      <w:r>
+        <w:t xml:space="preserve"> </w:t>
+      </w:r>
+      <w:r>
+        <w:rPr>
+          <w:rStyle w:val="VerbatimChar"/>
+        </w:rPr>
+        <w:t xml:space="preserve">*.expo.run</w:t>
+      </w:r>
+      <w:r>
+        <w:t xml:space="preserve"> </w:t>
+      </w:r>
+      <w:r>
+        <w:t xml:space="preserve">wildcard removed; dev fallback is localhost-only; production/staging still refuse to start without</w:t>
+      </w:r>
+      <w:r>
+        <w:t xml:space="preserve"> </w:t>
+      </w:r>
+      <w:r>
+        <w:rPr>
+          <w:rStyle w:val="VerbatimChar"/>
+        </w:rPr>
+        <w:t xml:space="preserve">CORS_ORIGIN</w:t>
+      </w:r>
+      <w:r>
+        <w:t xml:space="preserve">.</w:t>
+      </w:r>
+    </w:p>
+    <w:p>
+      <w:pPr>
+        <w:pStyle w:val="Compact"/>
+        <w:numPr>
+          <w:ilvl w:val="0"/>
+          <w:numId w:val="1024"/>
+        </w:numPr>
+      </w:pPr>
+      <w:r>
+        <w:rPr>
+          <w:rStyle w:val="VerbatimChar"/>
+        </w:rPr>
+        <w:t xml:space="preserve">GET /</w:t>
+      </w:r>
+      <w:r>
+        <w:t xml:space="preserve">,</w:t>
+      </w:r>
+      <w:r>
+        <w:t xml:space="preserve"> </w:t>
+      </w:r>
+      <w:r>
+        <w:rPr>
+          <w:rStyle w:val="VerbatimChar"/>
+        </w:rPr>
+        <w:t xml:space="preserve">GET /api/health</w:t>
+      </w:r>
+      <w:r>
+        <w:t xml:space="preserve">,</w:t>
+      </w:r>
+      <w:r>
+        <w:t xml:space="preserve"> </w:t>
+      </w:r>
+      <w:r>
+        <w:rPr>
+          <w:rStyle w:val="VerbatimChar"/>
+        </w:rPr>
+        <w:t xml:space="preserve">POST /api</w:t>
+      </w:r>
+      <w:r>
+        <w:t xml:space="preserve"> </w:t>
+      </w:r>
+      <w:r>
+        <w:t xml:space="preserve">trimmed in production/staging.</w:t>
+      </w:r>
+    </w:p>
+    <w:p>
+      <w:pPr>
+        <w:pStyle w:val="Compact"/>
+        <w:numPr>
+          <w:ilvl w:val="0"/>
+          <w:numId w:val="1024"/>
+        </w:numPr>
+      </w:pPr>
+      <w:r>
+        <w:rPr>
+          <w:rStyle w:val="VerbatimChar"/>
+        </w:rPr>
+        <w:t xml:space="preserve">server.js</w:t>
+      </w:r>
+      <w:r>
+        <w:t xml:space="preserve"> </w:t>
+      </w:r>
+      <w:r>
+        <w:t xml:space="preserve">now only boots when run directly (</w:t>
+      </w:r>
+      <w:r>
+        <w:rPr>
+          <w:rStyle w:val="VerbatimChar"/>
+        </w:rPr>
+        <w:t xml:space="preserve">require.main === module</w:t>
+      </w:r>
+      <w:r>
+        <w:t xml:space="preserve">), so it can be loaded in tests.</w:t>
+      </w:r>
+    </w:p>
+    <w:p>
+      <w:pPr>
+        <w:pStyle w:val="Compact"/>
+        <w:numPr>
+          <w:ilvl w:val="0"/>
+          <w:numId w:val="1024"/>
+        </w:numPr>
+      </w:pPr>
+      <w:r>
+        <w:t xml:space="preserve">36 tests incl.</w:t>
+      </w:r>
+      <w:r>
+        <w:t xml:space="preserve"> </w:t>
+      </w:r>
+      <w:r>
+        <w:rPr>
+          <w:rStyle w:val="VerbatimChar"/>
+        </w:rPr>
+        <w:t xml:space="preserve">securityHeaders.e2e.test.js</w:t>
+      </w:r>
+      <w:r>
+        <w:t xml:space="preserve"> </w:t>
+      </w:r>
+      <w:r>
+        <w:t xml:space="preserve">(drives the real</w:t>
+      </w:r>
+      <w:r>
+        <w:t xml:space="preserve"> </w:t>
+      </w:r>
+      <w:r>
+        <w:rPr>
+          <w:rStyle w:val="VerbatimChar"/>
+        </w:rPr>
+        <w:t xml:space="preserve">server.js</w:t>
+      </w:r>
+      <w:r>
+        <w:t xml:space="preserve"> </w:t>
+      </w:r>
+      <w:r>
+        <w:t xml:space="preserve">app over HTTP) + a live</w:t>
+      </w:r>
+      <w:r>
+        <w:t xml:space="preserve"> </w:t>
+      </w:r>
+      <w:r>
+        <w:rPr>
+          <w:rStyle w:val="VerbatimChar"/>
+        </w:rPr>
+        <w:t xml:space="preserve">curl -I</w:t>
+      </w:r>
+      <w:r>
+        <w:t xml:space="preserve"> </w:t>
+      </w:r>
+      <w:r>
+        <w:t xml:space="preserve">check. Full suite 750 pass.</w:t>
+      </w:r>
+    </w:p>
+    <w:p>
+      <w:pPr>
+        <w:pStyle w:val="BlockText"/>
+      </w:pPr>
+      <w:r>
+        <w:rPr>
+          <w:b/>
+          <w:bCs/>
+        </w:rPr>
+        <w:t xml:space="preserve">Still to do here / deferred:</w:t>
+      </w:r>
+    </w:p>
+    <w:p>
+      <w:pPr>
+        <w:pStyle w:val="Compact"/>
+        <w:numPr>
+          <w:ilvl w:val="0"/>
+          <w:numId w:val="1025"/>
+        </w:numPr>
+      </w:pPr>
+      <w:r>
+        <w:rPr>
+          <w:b/>
+          <w:bCs/>
+        </w:rPr>
+        <w:t xml:space="preserve">Static-site headers (RUK-SEC-009 remainder)</w:t>
+      </w:r>
+      <w:r>
+        <w:t xml:space="preserve"> </w:t>
+      </w:r>
+      <w:r>
+        <w:t xml:space="preserve">— the admin (</w:t>
+      </w:r>
+      <w:r>
+        <w:rPr>
+          <w:rStyle w:val="VerbatimChar"/>
+        </w:rPr>
+        <w:t xml:space="preserve">app.riseup.kids</w:t>
+      </w:r>
+      <w:r>
+        <w:t xml:space="preserve">) and sales (</w:t>
+      </w:r>
+      <w:r>
+        <w:rPr>
+          <w:rStyle w:val="VerbatimChar"/>
+        </w:rPr>
+        <w:t xml:space="preserve">riseup.kids</w:t>
+      </w:r>
+      <w:r>
+        <w:t xml:space="preserve">) sites are static on CloudFront; their headers + CSP go on a</w:t>
+      </w:r>
+      <w:r>
+        <w:t xml:space="preserve"> </w:t>
+      </w:r>
+      <w:r>
+        <w:rPr>
+          <w:b/>
+          <w:bCs/>
+        </w:rPr>
+        <w:t xml:space="preserve">CloudFront Response Headers Policy</w:t>
+      </w:r>
+      <w:r>
+        <w:t xml:space="preserve">. Needs AWS console access — folded into</w:t>
+      </w:r>
+      <w:r>
+        <w:t xml:space="preserve"> </w:t>
+      </w:r>
+      <w:r>
+        <w:rPr>
+          <w:b/>
+          <w:bCs/>
+        </w:rPr>
+        <w:t xml:space="preserve">Chunk 13</w:t>
+      </w:r>
+      <w:r>
+        <w:t xml:space="preserve">.</w:t>
+      </w:r>
+    </w:p>
+    <w:p>
+      <w:pPr>
+        <w:pStyle w:val="Compact"/>
+        <w:numPr>
+          <w:ilvl w:val="0"/>
+          <w:numId w:val="1025"/>
+        </w:numPr>
+      </w:pPr>
+      <w:r>
+        <w:t xml:space="preserve">Nginx-level headers for any non-helmet path — Chunk 13.</w:t>
+      </w:r>
+    </w:p>
+    <w:p>
+      <w:pPr>
+        <w:pStyle w:val="Compact"/>
+        <w:numPr>
+          <w:ilvl w:val="0"/>
+          <w:numId w:val="1025"/>
+        </w:numPr>
+      </w:pPr>
+      <w:r>
+        <w:t xml:space="preserve">Controller-level</w:t>
+      </w:r>
+      <w:r>
+        <w:t xml:space="preserve"> </w:t>
+      </w:r>
+      <w:r>
+        <w:rPr>
+          <w:rStyle w:val="VerbatimChar"/>
+        </w:rPr>
+        <w:t xml:space="preserve">catch</w:t>
+      </w:r>
+      <w:r>
+        <w:t xml:space="preserve"> </w:t>
+      </w:r>
+      <w:r>
+        <w:t xml:space="preserve">blocks that still echo</w:t>
+      </w:r>
+      <w:r>
+        <w:t xml:space="preserve"> </w:t>
+      </w:r>
+      <w:r>
+        <w:rPr>
+          <w:rStyle w:val="VerbatimChar"/>
+        </w:rPr>
+        <w:t xml:space="preserve">error.message</w:t>
+      </w:r>
+      <w:r>
+        <w:t xml:space="preserve"> </w:t>
+      </w:r>
+      <w:r>
+        <w:t xml:space="preserve">(payments/diagnostics) — bundle with</w:t>
+      </w:r>
+      <w:r>
+        <w:t xml:space="preserve"> </w:t>
+      </w:r>
+      <w:r>
+        <w:rPr>
+          <w:b/>
+          <w:bCs/>
+        </w:rPr>
+        <w:t xml:space="preserve">Chunk 6</w:t>
+      </w:r>
+      <w:r>
+        <w:t xml:space="preserve"> </w:t>
+      </w:r>
+      <w:r>
+        <w:t xml:space="preserve">logging.</w:t>
+      </w:r>
+    </w:p>
+    <w:p>
+      <w:pPr>
+        <w:pStyle w:val="Compact"/>
+        <w:numPr>
+          <w:ilvl w:val="0"/>
+          <w:numId w:val="1025"/>
+        </w:numPr>
+      </w:pPr>
+      <w:r>
+        <w:rPr>
+          <w:rStyle w:val="VerbatimChar"/>
+        </w:rPr>
+        <w:t xml:space="preserve">X-Content-Type-Options</w:t>
+      </w:r>
+      <w:r>
+        <w:t xml:space="preserve"> </w:t>
+      </w:r>
+      <w:r>
+        <w:t xml:space="preserve">is now on</w:t>
+      </w:r>
+      <w:r>
+        <w:t xml:space="preserve"> </w:t>
+      </w:r>
+      <w:r>
+        <w:rPr>
+          <w:rStyle w:val="VerbatimChar"/>
+        </w:rPr>
+        <w:t xml:space="preserve">/uploads</w:t>
+      </w:r>
+      <w:r>
+        <w:t xml:space="preserve"> </w:t>
+      </w:r>
+      <w:r>
+        <w:rPr>
+          <w:rStyle w:val="VerbatimChar"/>
+        </w:rPr>
+        <w:t xml:space="preserve">/scorm</w:t>
+      </w:r>
+      <w:r>
+        <w:t xml:space="preserve"> </w:t>
+      </w:r>
+      <w:r>
+        <w:rPr>
+          <w:rStyle w:val="VerbatimChar"/>
+        </w:rPr>
+        <w:t xml:space="preserve">/html5</w:t>
+      </w:r>
+      <w:r>
+        <w:t xml:space="preserve"> </w:t>
+      </w:r>
+      <w:r>
+        <w:t xml:space="preserve">via app-wide helmet; directory-listing check — Chunk 13.</w:t>
+      </w:r>
+    </w:p>
+    <w:bookmarkStart w:id="24" w:name="X98b8ff42a131233e7372312104d39b8bd9e7b94"/>
     <w:p>
       <w:pPr>
         <w:pStyle w:val="Heading3"/>
       </w:pPr>
       <w:r>
-        <w:t xml:space="preserve">Work</w:t>
-      </w:r>
-    </w:p>
-    <w:p>
-      <w:pPr>
-        <w:pStyle w:val="Compact"/>
-        <w:numPr>
-          <w:ilvl w:val="0"/>
-          <w:numId w:val="1024"/>
+        <w:t xml:space="preserve">Work (original plan — kept for reference; see the "Done" box above for what actually shipped)</w:t>
+      </w:r>
+    </w:p>
+    <w:p>
+      <w:pPr>
+        <w:pStyle w:val="Compact"/>
+        <w:numPr>
+          <w:ilvl w:val="0"/>
+          <w:numId w:val="1026"/>
         </w:numPr>
       </w:pPr>
       <w:r>
@@ -7962,7 +8793,7 @@
         <w:pStyle w:val="Compact"/>
         <w:numPr>
           <w:ilvl w:val="0"/>
-          <w:numId w:val="1024"/>
+          <w:numId w:val="1026"/>
         </w:numPr>
       </w:pPr>
       <w:r>
@@ -8086,7 +8917,7 @@
         <w:pStyle w:val="Compact"/>
         <w:numPr>
           <w:ilvl w:val="0"/>
-          <w:numId w:val="1024"/>
+          <w:numId w:val="1026"/>
         </w:numPr>
       </w:pPr>
       <w:r>
@@ -8161,7 +8992,7 @@
         <w:pStyle w:val="Compact"/>
         <w:numPr>
           <w:ilvl w:val="0"/>
-          <w:numId w:val="1024"/>
+          <w:numId w:val="1026"/>
         </w:numPr>
       </w:pPr>
       <w:r>
@@ -8188,7 +9019,7 @@
         <w:pStyle w:val="Compact"/>
         <w:numPr>
           <w:ilvl w:val="0"/>
-          <w:numId w:val="1024"/>
+          <w:numId w:val="1026"/>
         </w:numPr>
       </w:pPr>
       <w:r>
@@ -8227,7 +9058,7 @@
         <w:pStyle w:val="Compact"/>
         <w:numPr>
           <w:ilvl w:val="0"/>
-          <w:numId w:val="1024"/>
+          <w:numId w:val="1026"/>
         </w:numPr>
       </w:pPr>
       <w:r>
@@ -8579,7 +9410,7 @@
         <w:pStyle w:val="Compact"/>
         <w:numPr>
           <w:ilvl w:val="0"/>
-          <w:numId w:val="1025"/>
+          <w:numId w:val="1027"/>
         </w:numPr>
       </w:pPr>
       <w:r>
@@ -8591,7 +9422,7 @@
         <w:pStyle w:val="Compact"/>
         <w:numPr>
           <w:ilvl w:val="0"/>
-          <w:numId w:val="1025"/>
+          <w:numId w:val="1027"/>
         </w:numPr>
       </w:pPr>
       <w:r>
@@ -8627,7 +9458,7 @@
         <w:pStyle w:val="Compact"/>
         <w:numPr>
           <w:ilvl w:val="0"/>
-          <w:numId w:val="1025"/>
+          <w:numId w:val="1027"/>
         </w:numPr>
       </w:pPr>
       <w:r>
@@ -8639,7 +9470,7 @@
         <w:pStyle w:val="Compact"/>
         <w:numPr>
           <w:ilvl w:val="0"/>
-          <w:numId w:val="1025"/>
+          <w:numId w:val="1027"/>
         </w:numPr>
       </w:pPr>
       <w:r>
@@ -8678,7 +9509,7 @@
         <w:pStyle w:val="Compact"/>
         <w:numPr>
           <w:ilvl w:val="0"/>
-          <w:numId w:val="1026"/>
+          <w:numId w:val="1028"/>
         </w:numPr>
       </w:pPr>
       <w:r>
@@ -8699,7 +9530,7 @@
         <w:pStyle w:val="Compact"/>
         <w:numPr>
           <w:ilvl w:val="0"/>
-          <w:numId w:val="1026"/>
+          <w:numId w:val="1028"/>
         </w:numPr>
       </w:pPr>
       <w:r>
@@ -8711,7 +9542,7 @@
         <w:pStyle w:val="Compact"/>
         <w:numPr>
           <w:ilvl w:val="0"/>
-          <w:numId w:val="1026"/>
+          <w:numId w:val="1028"/>
         </w:numPr>
       </w:pPr>
       <w:r>
@@ -8723,7 +9554,7 @@
         <w:pStyle w:val="Compact"/>
         <w:numPr>
           <w:ilvl w:val="0"/>
-          <w:numId w:val="1026"/>
+          <w:numId w:val="1028"/>
         </w:numPr>
       </w:pPr>
       <w:r>
@@ -8759,7 +9590,7 @@
         <w:pStyle w:val="Compact"/>
         <w:numPr>
           <w:ilvl w:val="0"/>
-          <w:numId w:val="1027"/>
+          <w:numId w:val="1029"/>
         </w:numPr>
       </w:pPr>
       <w:r>
@@ -8783,7 +9614,7 @@
         <w:pStyle w:val="Compact"/>
         <w:numPr>
           <w:ilvl w:val="0"/>
-          <w:numId w:val="1027"/>
+          <w:numId w:val="1029"/>
         </w:numPr>
       </w:pPr>
       <w:r>
@@ -8805,7 +9636,7 @@
         <w:pStyle w:val="Compact"/>
         <w:numPr>
           <w:ilvl w:val="0"/>
-          <w:numId w:val="1028"/>
+          <w:numId w:val="1030"/>
         </w:numPr>
       </w:pPr>
       <w:r>
@@ -8817,7 +9648,7 @@
         <w:pStyle w:val="Compact"/>
         <w:numPr>
           <w:ilvl w:val="0"/>
-          <w:numId w:val="1029"/>
+          <w:numId w:val="1031"/>
         </w:numPr>
       </w:pPr>
       <w:r>
@@ -8844,7 +9675,7 @@
         <w:pStyle w:val="Compact"/>
         <w:numPr>
           <w:ilvl w:val="0"/>
-          <w:numId w:val="1030"/>
+          <w:numId w:val="1032"/>
         </w:numPr>
       </w:pPr>
       <w:r>
@@ -8856,7 +9687,7 @@
         <w:pStyle w:val="Compact"/>
         <w:numPr>
           <w:ilvl w:val="0"/>
-          <w:numId w:val="1031"/>
+          <w:numId w:val="1033"/>
         </w:numPr>
       </w:pPr>
       <w:r>
@@ -9041,7 +9872,7 @@
         <w:t xml:space="preserve">hygiene work below is still to do.</w:t>
       </w:r>
     </w:p>
-    <w:bookmarkStart w:id="29" w:name="work-2"/>
+    <w:bookmarkStart w:id="29" w:name="work-1"/>
     <w:p>
       <w:pPr>
         <w:pStyle w:val="Heading3"/>
@@ -9055,7 +9886,7 @@
         <w:pStyle w:val="Compact"/>
         <w:numPr>
           <w:ilvl w:val="0"/>
-          <w:numId w:val="1032"/>
+          <w:numId w:val="1034"/>
         </w:numPr>
       </w:pPr>
       <w:r>
@@ -9155,7 +9986,7 @@
         <w:pStyle w:val="Compact"/>
         <w:numPr>
           <w:ilvl w:val="0"/>
-          <w:numId w:val="1032"/>
+          <w:numId w:val="1034"/>
         </w:numPr>
       </w:pPr>
       <w:r>
@@ -9201,7 +10032,7 @@
         <w:pStyle w:val="Compact"/>
         <w:numPr>
           <w:ilvl w:val="0"/>
-          <w:numId w:val="1032"/>
+          <w:numId w:val="1034"/>
         </w:numPr>
       </w:pPr>
       <w:r>
@@ -9262,7 +10093,7 @@
         <w:pStyle w:val="Compact"/>
         <w:numPr>
           <w:ilvl w:val="0"/>
-          <w:numId w:val="1032"/>
+          <w:numId w:val="1034"/>
         </w:numPr>
       </w:pPr>
       <w:r>
@@ -9371,7 +10202,7 @@
         <w:pStyle w:val="Compact"/>
         <w:numPr>
           <w:ilvl w:val="0"/>
-          <w:numId w:val="1032"/>
+          <w:numId w:val="1034"/>
         </w:numPr>
       </w:pPr>
       <w:r>
@@ -9509,7 +10340,7 @@
         <w:pStyle w:val="Compact"/>
         <w:numPr>
           <w:ilvl w:val="0"/>
-          <w:numId w:val="1032"/>
+          <w:numId w:val="1034"/>
         </w:numPr>
       </w:pPr>
       <w:r>
@@ -9583,7 +10414,7 @@
         <w:pStyle w:val="Compact"/>
         <w:numPr>
           <w:ilvl w:val="0"/>
-          <w:numId w:val="1032"/>
+          <w:numId w:val="1034"/>
         </w:numPr>
       </w:pPr>
       <w:r>
@@ -9633,7 +10464,7 @@
         <w:pStyle w:val="Compact"/>
         <w:numPr>
           <w:ilvl w:val="0"/>
-          <w:numId w:val="1032"/>
+          <w:numId w:val="1034"/>
         </w:numPr>
       </w:pPr>
       <w:r>
@@ -10013,7 +10844,7 @@
         <w:pStyle w:val="Compact"/>
         <w:numPr>
           <w:ilvl w:val="0"/>
-          <w:numId w:val="1033"/>
+          <w:numId w:val="1035"/>
         </w:numPr>
       </w:pPr>
       <w:r>
@@ -10040,7 +10871,7 @@
         <w:pStyle w:val="Compact"/>
         <w:numPr>
           <w:ilvl w:val="0"/>
-          <w:numId w:val="1033"/>
+          <w:numId w:val="1035"/>
         </w:numPr>
       </w:pPr>
       <w:r>
@@ -10073,7 +10904,7 @@
         <w:pStyle w:val="Compact"/>
         <w:numPr>
           <w:ilvl w:val="0"/>
-          <w:numId w:val="1034"/>
+          <w:numId w:val="1036"/>
         </w:numPr>
       </w:pPr>
       <w:r>
@@ -10109,7 +10940,7 @@
         <w:pStyle w:val="Compact"/>
         <w:numPr>
           <w:ilvl w:val="0"/>
-          <w:numId w:val="1034"/>
+          <w:numId w:val="1036"/>
         </w:numPr>
       </w:pPr>
       <w:r>
@@ -10190,7 +11021,7 @@
         <w:pStyle w:val="Compact"/>
         <w:numPr>
           <w:ilvl w:val="0"/>
-          <w:numId w:val="1034"/>
+          <w:numId w:val="1036"/>
         </w:numPr>
       </w:pPr>
       <w:r>
@@ -10241,7 +11072,7 @@
         <w:pStyle w:val="Compact"/>
         <w:numPr>
           <w:ilvl w:val="0"/>
-          <w:numId w:val="1034"/>
+          <w:numId w:val="1036"/>
         </w:numPr>
       </w:pPr>
       <w:r>
@@ -10274,7 +11105,7 @@
         <w:pStyle w:val="Compact"/>
         <w:numPr>
           <w:ilvl w:val="0"/>
-          <w:numId w:val="1035"/>
+          <w:numId w:val="1037"/>
         </w:numPr>
       </w:pPr>
       <w:r>
@@ -10286,7 +11117,7 @@
         <w:pStyle w:val="Compact"/>
         <w:numPr>
           <w:ilvl w:val="0"/>
-          <w:numId w:val="1035"/>
+          <w:numId w:val="1037"/>
         </w:numPr>
       </w:pPr>
       <w:r>
@@ -10338,7 +11169,7 @@
         <w:pStyle w:val="Compact"/>
         <w:numPr>
           <w:ilvl w:val="0"/>
-          <w:numId w:val="1036"/>
+          <w:numId w:val="1038"/>
         </w:numPr>
       </w:pPr>
       <w:r>
@@ -10350,7 +11181,7 @@
         <w:pStyle w:val="Compact"/>
         <w:numPr>
           <w:ilvl w:val="0"/>
-          <w:numId w:val="1037"/>
+          <w:numId w:val="1039"/>
         </w:numPr>
       </w:pPr>
       <w:r>
@@ -10362,7 +11193,7 @@
         <w:pStyle w:val="Compact"/>
         <w:numPr>
           <w:ilvl w:val="0"/>
-          <w:numId w:val="1038"/>
+          <w:numId w:val="1040"/>
         </w:numPr>
       </w:pPr>
       <w:r>
@@ -10374,7 +11205,7 @@
         <w:pStyle w:val="Compact"/>
         <w:numPr>
           <w:ilvl w:val="0"/>
-          <w:numId w:val="1039"/>
+          <w:numId w:val="1041"/>
         </w:numPr>
       </w:pPr>
       <w:r>
@@ -10407,7 +11238,7 @@
         <w:pStyle w:val="Compact"/>
         <w:numPr>
           <w:ilvl w:val="0"/>
-          <w:numId w:val="1040"/>
+          <w:numId w:val="1042"/>
         </w:numPr>
       </w:pPr>
       <w:r>
@@ -10419,7 +11250,7 @@
         <w:pStyle w:val="Compact"/>
         <w:numPr>
           <w:ilvl w:val="0"/>
-          <w:numId w:val="1041"/>
+          <w:numId w:val="1043"/>
         </w:numPr>
       </w:pPr>
       <w:r>
@@ -10455,7 +11286,7 @@
         <w:pStyle w:val="Compact"/>
         <w:numPr>
           <w:ilvl w:val="0"/>
-          <w:numId w:val="1042"/>
+          <w:numId w:val="1044"/>
         </w:numPr>
       </w:pPr>
       <w:r>
@@ -10614,7 +11445,7 @@
         <w:t xml:space="preserve">— GitHub Actions on push/PR for checks only, plus a local script and a written checklist for anyone who prefers not to rely on Actions.</w:t>
       </w:r>
     </w:p>
-    <w:bookmarkStart w:id="34" w:name="work-3"/>
+    <w:bookmarkStart w:id="34" w:name="work-2"/>
     <w:p>
       <w:pPr>
         <w:pStyle w:val="Heading3"/>
@@ -10628,7 +11459,7 @@
         <w:pStyle w:val="Compact"/>
         <w:numPr>
           <w:ilvl w:val="0"/>
-          <w:numId w:val="1043"/>
+          <w:numId w:val="1045"/>
         </w:numPr>
       </w:pPr>
       <w:r>
@@ -10659,7 +11490,7 @@
         <w:pStyle w:val="Compact"/>
         <w:numPr>
           <w:ilvl w:val="1"/>
-          <w:numId w:val="1044"/>
+          <w:numId w:val="1046"/>
         </w:numPr>
       </w:pPr>
       <w:r>
@@ -10750,7 +11581,7 @@
         <w:pStyle w:val="Compact"/>
         <w:numPr>
           <w:ilvl w:val="1"/>
-          <w:numId w:val="1044"/>
+          <w:numId w:val="1046"/>
         </w:numPr>
       </w:pPr>
       <w:r>
@@ -10859,7 +11690,7 @@
         <w:pStyle w:val="Compact"/>
         <w:numPr>
           <w:ilvl w:val="1"/>
-          <w:numId w:val="1044"/>
+          <w:numId w:val="1046"/>
         </w:numPr>
       </w:pPr>
       <w:r>
@@ -10896,7 +11727,7 @@
         <w:pStyle w:val="Compact"/>
         <w:numPr>
           <w:ilvl w:val="0"/>
-          <w:numId w:val="1043"/>
+          <w:numId w:val="1045"/>
         </w:numPr>
       </w:pPr>
       <w:r>
@@ -10972,7 +11803,7 @@
         <w:pStyle w:val="Compact"/>
         <w:numPr>
           <w:ilvl w:val="0"/>
-          <w:numId w:val="1043"/>
+          <w:numId w:val="1045"/>
         </w:numPr>
       </w:pPr>
       <w:r>
@@ -11051,7 +11882,7 @@
         <w:pStyle w:val="Compact"/>
         <w:numPr>
           <w:ilvl w:val="0"/>
-          <w:numId w:val="1043"/>
+          <w:numId w:val="1045"/>
         </w:numPr>
       </w:pPr>
       <w:r>
@@ -11087,7 +11918,7 @@
         <w:pStyle w:val="Compact"/>
         <w:numPr>
           <w:ilvl w:val="0"/>
-          <w:numId w:val="1043"/>
+          <w:numId w:val="1045"/>
         </w:numPr>
       </w:pPr>
       <w:r>
@@ -11136,7 +11967,7 @@
         <w:pStyle w:val="Compact"/>
         <w:numPr>
           <w:ilvl w:val="0"/>
-          <w:numId w:val="1043"/>
+          <w:numId w:val="1045"/>
         </w:numPr>
       </w:pPr>
       <w:r>
@@ -11163,7 +11994,7 @@
         <w:pStyle w:val="Compact"/>
         <w:numPr>
           <w:ilvl w:val="0"/>
-          <w:numId w:val="1043"/>
+          <w:numId w:val="1045"/>
         </w:numPr>
       </w:pPr>
       <w:r>
@@ -11507,7 +12338,7 @@
         <w:pStyle w:val="Compact"/>
         <w:numPr>
           <w:ilvl w:val="0"/>
-          <w:numId w:val="1045"/>
+          <w:numId w:val="1047"/>
         </w:numPr>
       </w:pPr>
       <w:r>
@@ -11534,7 +12365,7 @@
         <w:pStyle w:val="Compact"/>
         <w:numPr>
           <w:ilvl w:val="0"/>
-          <w:numId w:val="1045"/>
+          <w:numId w:val="1047"/>
         </w:numPr>
       </w:pPr>
       <w:r>
@@ -11567,7 +12398,7 @@
         <w:pStyle w:val="Compact"/>
         <w:numPr>
           <w:ilvl w:val="0"/>
-          <w:numId w:val="1045"/>
+          <w:numId w:val="1047"/>
         </w:numPr>
       </w:pPr>
       <w:r>
@@ -11594,7 +12425,7 @@
         <w:pStyle w:val="Compact"/>
         <w:numPr>
           <w:ilvl w:val="0"/>
-          <w:numId w:val="1045"/>
+          <w:numId w:val="1047"/>
         </w:numPr>
       </w:pPr>
       <w:r>
@@ -11618,7 +12449,7 @@
         <w:pStyle w:val="Compact"/>
         <w:numPr>
           <w:ilvl w:val="0"/>
-          <w:numId w:val="1045"/>
+          <w:numId w:val="1047"/>
         </w:numPr>
       </w:pPr>
       <w:r>
@@ -11651,7 +12482,7 @@
         <w:pStyle w:val="Compact"/>
         <w:numPr>
           <w:ilvl w:val="0"/>
-          <w:numId w:val="1046"/>
+          <w:numId w:val="1048"/>
         </w:numPr>
       </w:pPr>
       <w:r>
@@ -11663,7 +12494,7 @@
         <w:pStyle w:val="Compact"/>
         <w:numPr>
           <w:ilvl w:val="0"/>
-          <w:numId w:val="1046"/>
+          <w:numId w:val="1048"/>
         </w:numPr>
       </w:pPr>
       <w:r>
@@ -11675,7 +12506,7 @@
         <w:pStyle w:val="Compact"/>
         <w:numPr>
           <w:ilvl w:val="0"/>
-          <w:numId w:val="1046"/>
+          <w:numId w:val="1048"/>
         </w:numPr>
       </w:pPr>
       <w:r>
@@ -11711,7 +12542,7 @@
         <w:pStyle w:val="Compact"/>
         <w:numPr>
           <w:ilvl w:val="0"/>
-          <w:numId w:val="1047"/>
+          <w:numId w:val="1049"/>
         </w:numPr>
       </w:pPr>
       <w:r>
@@ -11763,7 +12594,7 @@
         <w:pStyle w:val="Compact"/>
         <w:numPr>
           <w:ilvl w:val="0"/>
-          <w:numId w:val="1048"/>
+          <w:numId w:val="1050"/>
         </w:numPr>
       </w:pPr>
       <w:r>
@@ -11775,7 +12606,7 @@
         <w:pStyle w:val="Compact"/>
         <w:numPr>
           <w:ilvl w:val="0"/>
-          <w:numId w:val="1049"/>
+          <w:numId w:val="1051"/>
         </w:numPr>
       </w:pPr>
       <w:r>
@@ -11814,7 +12645,7 @@
         <w:pStyle w:val="Compact"/>
         <w:numPr>
           <w:ilvl w:val="0"/>
-          <w:numId w:val="1050"/>
+          <w:numId w:val="1052"/>
         </w:numPr>
       </w:pPr>
       <w:r>
@@ -11826,7 +12657,7 @@
         <w:pStyle w:val="Compact"/>
         <w:numPr>
           <w:ilvl w:val="0"/>
-          <w:numId w:val="1051"/>
+          <w:numId w:val="1053"/>
         </w:numPr>
       </w:pPr>
       <w:r>
@@ -11838,7 +12669,7 @@
         <w:pStyle w:val="Compact"/>
         <w:numPr>
           <w:ilvl w:val="0"/>
-          <w:numId w:val="1052"/>
+          <w:numId w:val="1054"/>
         </w:numPr>
       </w:pPr>
       <w:r>
@@ -11934,7 +12765,7 @@
         <w:t xml:space="preserve">implicit in Phase 4 monitoring.</w:t>
       </w:r>
     </w:p>
-    <w:bookmarkStart w:id="39" w:name="work-4"/>
+    <w:bookmarkStart w:id="39" w:name="work-3"/>
     <w:p>
       <w:pPr>
         <w:pStyle w:val="Heading3"/>
@@ -11948,7 +12779,7 @@
         <w:pStyle w:val="Compact"/>
         <w:numPr>
           <w:ilvl w:val="0"/>
-          <w:numId w:val="1053"/>
+          <w:numId w:val="1055"/>
         </w:numPr>
       </w:pPr>
       <w:r>
@@ -12000,7 +12831,7 @@
         <w:pStyle w:val="Compact"/>
         <w:numPr>
           <w:ilvl w:val="0"/>
-          <w:numId w:val="1053"/>
+          <w:numId w:val="1055"/>
         </w:numPr>
       </w:pPr>
       <w:r>
@@ -12155,7 +12986,7 @@
         <w:pStyle w:val="Compact"/>
         <w:numPr>
           <w:ilvl w:val="0"/>
-          <w:numId w:val="1053"/>
+          <w:numId w:val="1055"/>
         </w:numPr>
       </w:pPr>
       <w:r>
@@ -12234,7 +13065,7 @@
         <w:pStyle w:val="Compact"/>
         <w:numPr>
           <w:ilvl w:val="0"/>
-          <w:numId w:val="1053"/>
+          <w:numId w:val="1055"/>
         </w:numPr>
       </w:pPr>
       <w:r>
@@ -12327,7 +13158,7 @@
         <w:pStyle w:val="Compact"/>
         <w:numPr>
           <w:ilvl w:val="0"/>
-          <w:numId w:val="1053"/>
+          <w:numId w:val="1055"/>
         </w:numPr>
       </w:pPr>
       <w:r>
@@ -12381,7 +13212,7 @@
         <w:pStyle w:val="Compact"/>
         <w:numPr>
           <w:ilvl w:val="0"/>
-          <w:numId w:val="1053"/>
+          <w:numId w:val="1055"/>
         </w:numPr>
       </w:pPr>
       <w:r>
@@ -12400,7 +13231,7 @@
         <w:pStyle w:val="Compact"/>
         <w:numPr>
           <w:ilvl w:val="0"/>
-          <w:numId w:val="1053"/>
+          <w:numId w:val="1055"/>
         </w:numPr>
       </w:pPr>
       <w:r>
@@ -12713,7 +13544,7 @@
         <w:pStyle w:val="Compact"/>
         <w:numPr>
           <w:ilvl w:val="0"/>
-          <w:numId w:val="1054"/>
+          <w:numId w:val="1056"/>
         </w:numPr>
       </w:pPr>
       <w:r>
@@ -12770,7 +13601,7 @@
         <w:pStyle w:val="Compact"/>
         <w:numPr>
           <w:ilvl w:val="0"/>
-          <w:numId w:val="1054"/>
+          <w:numId w:val="1056"/>
         </w:numPr>
       </w:pPr>
       <w:r>
@@ -12806,7 +13637,7 @@
         <w:pStyle w:val="Compact"/>
         <w:numPr>
           <w:ilvl w:val="0"/>
-          <w:numId w:val="1054"/>
+          <w:numId w:val="1056"/>
         </w:numPr>
       </w:pPr>
       <w:r>
@@ -12842,7 +13673,7 @@
         <w:pStyle w:val="Compact"/>
         <w:numPr>
           <w:ilvl w:val="0"/>
-          <w:numId w:val="1054"/>
+          <w:numId w:val="1056"/>
         </w:numPr>
       </w:pPr>
       <w:r>
@@ -12866,7 +13697,7 @@
         <w:pStyle w:val="Compact"/>
         <w:numPr>
           <w:ilvl w:val="0"/>
-          <w:numId w:val="1055"/>
+          <w:numId w:val="1057"/>
         </w:numPr>
       </w:pPr>
       <w:r>
@@ -12878,7 +13709,7 @@
         <w:pStyle w:val="Compact"/>
         <w:numPr>
           <w:ilvl w:val="0"/>
-          <w:numId w:val="1055"/>
+          <w:numId w:val="1057"/>
         </w:numPr>
       </w:pPr>
       <w:r>
@@ -12952,7 +13783,7 @@
         <w:pStyle w:val="Compact"/>
         <w:numPr>
           <w:ilvl w:val="0"/>
-          <w:numId w:val="1056"/>
+          <w:numId w:val="1058"/>
         </w:numPr>
       </w:pPr>
       <w:r>
@@ -12979,7 +13810,7 @@
         <w:pStyle w:val="Compact"/>
         <w:numPr>
           <w:ilvl w:val="0"/>
-          <w:numId w:val="1056"/>
+          <w:numId w:val="1058"/>
         </w:numPr>
       </w:pPr>
       <w:r>
@@ -13001,7 +13832,7 @@
         <w:pStyle w:val="Compact"/>
         <w:numPr>
           <w:ilvl w:val="0"/>
-          <w:numId w:val="1057"/>
+          <w:numId w:val="1059"/>
         </w:numPr>
       </w:pPr>
       <w:r>
@@ -13013,7 +13844,7 @@
         <w:pStyle w:val="Compact"/>
         <w:numPr>
           <w:ilvl w:val="0"/>
-          <w:numId w:val="1058"/>
+          <w:numId w:val="1060"/>
         </w:numPr>
       </w:pPr>
       <w:r>
@@ -13025,7 +13856,7 @@
         <w:pStyle w:val="Compact"/>
         <w:numPr>
           <w:ilvl w:val="0"/>
-          <w:numId w:val="1059"/>
+          <w:numId w:val="1061"/>
         </w:numPr>
       </w:pPr>
       <w:r>
@@ -13046,7 +13877,7 @@
         <w:pStyle w:val="Compact"/>
         <w:numPr>
           <w:ilvl w:val="0"/>
-          <w:numId w:val="1060"/>
+          <w:numId w:val="1062"/>
         </w:numPr>
       </w:pPr>
       <w:r>
@@ -13058,7 +13889,7 @@
         <w:pStyle w:val="Compact"/>
         <w:numPr>
           <w:ilvl w:val="0"/>
-          <w:numId w:val="1061"/>
+          <w:numId w:val="1063"/>
         </w:numPr>
       </w:pPr>
       <w:r>
@@ -13269,7 +14100,7 @@
         <w:t xml:space="preserve">(RUK-SEC-006).</w:t>
       </w:r>
     </w:p>
-    <w:bookmarkStart w:id="44" w:name="work-5"/>
+    <w:bookmarkStart w:id="44" w:name="work-4"/>
     <w:p>
       <w:pPr>
         <w:pStyle w:val="Heading3"/>
@@ -13283,7 +14114,7 @@
         <w:pStyle w:val="Compact"/>
         <w:numPr>
           <w:ilvl w:val="0"/>
-          <w:numId w:val="1062"/>
+          <w:numId w:val="1064"/>
         </w:numPr>
       </w:pPr>
       <w:r>
@@ -13416,7 +14247,7 @@
         <w:pStyle w:val="Compact"/>
         <w:numPr>
           <w:ilvl w:val="0"/>
-          <w:numId w:val="1062"/>
+          <w:numId w:val="1064"/>
         </w:numPr>
       </w:pPr>
       <w:r>
@@ -13435,7 +14266,7 @@
         <w:pStyle w:val="Compact"/>
         <w:numPr>
           <w:ilvl w:val="1"/>
-          <w:numId w:val="1063"/>
+          <w:numId w:val="1065"/>
         </w:numPr>
       </w:pPr>
       <w:r>
@@ -13489,7 +14320,7 @@
         <w:pStyle w:val="Compact"/>
         <w:numPr>
           <w:ilvl w:val="1"/>
-          <w:numId w:val="1063"/>
+          <w:numId w:val="1065"/>
         </w:numPr>
       </w:pPr>
       <w:r>
@@ -13531,7 +14362,7 @@
         <w:pStyle w:val="Compact"/>
         <w:numPr>
           <w:ilvl w:val="1"/>
-          <w:numId w:val="1063"/>
+          <w:numId w:val="1065"/>
         </w:numPr>
       </w:pPr>
       <w:r>
@@ -13573,7 +14404,7 @@
         <w:pStyle w:val="Compact"/>
         <w:numPr>
           <w:ilvl w:val="1"/>
-          <w:numId w:val="1063"/>
+          <w:numId w:val="1065"/>
         </w:numPr>
       </w:pPr>
       <w:r>
@@ -13600,7 +14431,7 @@
         <w:pStyle w:val="Compact"/>
         <w:numPr>
           <w:ilvl w:val="0"/>
-          <w:numId w:val="1062"/>
+          <w:numId w:val="1064"/>
         </w:numPr>
       </w:pPr>
       <w:r>
@@ -13634,7 +14465,7 @@
         <w:pStyle w:val="Compact"/>
         <w:numPr>
           <w:ilvl w:val="0"/>
-          <w:numId w:val="1062"/>
+          <w:numId w:val="1064"/>
         </w:numPr>
       </w:pPr>
       <w:r>
@@ -13653,7 +14484,7 @@
         <w:pStyle w:val="Compact"/>
         <w:numPr>
           <w:ilvl w:val="0"/>
-          <w:numId w:val="1062"/>
+          <w:numId w:val="1064"/>
         </w:numPr>
       </w:pPr>
       <w:r>
@@ -13688,7 +14519,7 @@
         <w:pStyle w:val="Compact"/>
         <w:numPr>
           <w:ilvl w:val="0"/>
-          <w:numId w:val="1062"/>
+          <w:numId w:val="1064"/>
         </w:numPr>
       </w:pPr>
       <w:r>
@@ -13791,7 +14622,7 @@
         <w:pStyle w:val="Compact"/>
         <w:numPr>
           <w:ilvl w:val="0"/>
-          <w:numId w:val="1062"/>
+          <w:numId w:val="1064"/>
         </w:numPr>
       </w:pPr>
       <w:r>
@@ -13810,7 +14641,7 @@
         <w:pStyle w:val="Compact"/>
         <w:numPr>
           <w:ilvl w:val="0"/>
-          <w:numId w:val="1062"/>
+          <w:numId w:val="1064"/>
         </w:numPr>
       </w:pPr>
       <w:r>
@@ -13856,7 +14687,7 @@
         <w:pStyle w:val="Compact"/>
         <w:numPr>
           <w:ilvl w:val="0"/>
-          <w:numId w:val="1062"/>
+          <w:numId w:val="1064"/>
         </w:numPr>
       </w:pPr>
       <w:r>
@@ -14245,7 +15076,7 @@
         <w:pStyle w:val="Compact"/>
         <w:numPr>
           <w:ilvl w:val="0"/>
-          <w:numId w:val="1064"/>
+          <w:numId w:val="1066"/>
         </w:numPr>
       </w:pPr>
       <w:r>
@@ -14272,7 +15103,7 @@
         <w:pStyle w:val="Compact"/>
         <w:numPr>
           <w:ilvl w:val="0"/>
-          <w:numId w:val="1064"/>
+          <w:numId w:val="1066"/>
         </w:numPr>
       </w:pPr>
       <w:r>
@@ -14305,7 +15136,7 @@
         <w:pStyle w:val="Compact"/>
         <w:numPr>
           <w:ilvl w:val="0"/>
-          <w:numId w:val="1064"/>
+          <w:numId w:val="1066"/>
         </w:numPr>
       </w:pPr>
       <w:r>
@@ -14341,7 +15172,7 @@
         <w:pStyle w:val="Compact"/>
         <w:numPr>
           <w:ilvl w:val="0"/>
-          <w:numId w:val="1064"/>
+          <w:numId w:val="1066"/>
         </w:numPr>
       </w:pPr>
       <w:r>
@@ -14417,7 +15248,7 @@
         <w:pStyle w:val="Compact"/>
         <w:numPr>
           <w:ilvl w:val="0"/>
-          <w:numId w:val="1065"/>
+          <w:numId w:val="1067"/>
         </w:numPr>
       </w:pPr>
       <w:r>
@@ -14442,7 +15273,7 @@
         <w:pStyle w:val="Compact"/>
         <w:numPr>
           <w:ilvl w:val="0"/>
-          <w:numId w:val="1065"/>
+          <w:numId w:val="1067"/>
         </w:numPr>
       </w:pPr>
       <w:r>
@@ -14484,7 +15315,7 @@
         <w:pStyle w:val="Compact"/>
         <w:numPr>
           <w:ilvl w:val="0"/>
-          <w:numId w:val="1065"/>
+          <w:numId w:val="1067"/>
         </w:numPr>
       </w:pPr>
       <w:r>
@@ -14508,7 +15339,7 @@
         <w:pStyle w:val="Compact"/>
         <w:numPr>
           <w:ilvl w:val="0"/>
-          <w:numId w:val="1066"/>
+          <w:numId w:val="1068"/>
         </w:numPr>
       </w:pPr>
       <w:r>
@@ -14535,7 +15366,7 @@
         <w:pStyle w:val="Compact"/>
         <w:numPr>
           <w:ilvl w:val="0"/>
-          <w:numId w:val="1066"/>
+          <w:numId w:val="1068"/>
         </w:numPr>
       </w:pPr>
       <w:r>
@@ -14557,7 +15388,7 @@
         <w:pStyle w:val="Compact"/>
         <w:numPr>
           <w:ilvl w:val="0"/>
-          <w:numId w:val="1067"/>
+          <w:numId w:val="1069"/>
         </w:numPr>
       </w:pPr>
       <w:r>
@@ -14569,7 +15400,7 @@
         <w:pStyle w:val="Compact"/>
         <w:numPr>
           <w:ilvl w:val="0"/>
-          <w:numId w:val="1068"/>
+          <w:numId w:val="1070"/>
         </w:numPr>
       </w:pPr>
       <w:r>
@@ -14581,7 +15412,7 @@
         <w:pStyle w:val="Compact"/>
         <w:numPr>
           <w:ilvl w:val="0"/>
-          <w:numId w:val="1069"/>
+          <w:numId w:val="1071"/>
         </w:numPr>
       </w:pPr>
       <w:r>
@@ -14593,7 +15424,7 @@
         <w:pStyle w:val="Compact"/>
         <w:numPr>
           <w:ilvl w:val="0"/>
-          <w:numId w:val="1070"/>
+          <w:numId w:val="1072"/>
         </w:numPr>
       </w:pPr>
       <w:r>
@@ -14605,7 +15436,7 @@
         <w:pStyle w:val="Compact"/>
         <w:numPr>
           <w:ilvl w:val="0"/>
-          <w:numId w:val="1071"/>
+          <w:numId w:val="1073"/>
         </w:numPr>
       </w:pPr>
       <w:r>
@@ -14617,7 +15448,7 @@
         <w:pStyle w:val="Compact"/>
         <w:numPr>
           <w:ilvl w:val="0"/>
-          <w:numId w:val="1072"/>
+          <w:numId w:val="1074"/>
         </w:numPr>
       </w:pPr>
       <w:r>
@@ -14718,7 +15549,7 @@
         <w:pStyle w:val="Compact"/>
         <w:numPr>
           <w:ilvl w:val="0"/>
-          <w:numId w:val="1073"/>
+          <w:numId w:val="1075"/>
         </w:numPr>
       </w:pPr>
       <w:r>
@@ -14740,7 +15571,7 @@
         <w:pStyle w:val="Compact"/>
         <w:numPr>
           <w:ilvl w:val="0"/>
-          <w:numId w:val="1073"/>
+          <w:numId w:val="1075"/>
         </w:numPr>
       </w:pPr>
       <w:r>
@@ -14786,7 +15617,7 @@
         <w:pStyle w:val="Compact"/>
         <w:numPr>
           <w:ilvl w:val="0"/>
-          <w:numId w:val="1073"/>
+          <w:numId w:val="1075"/>
         </w:numPr>
       </w:pPr>
       <w:r>
@@ -14820,7 +15651,7 @@
         <w:pStyle w:val="Compact"/>
         <w:numPr>
           <w:ilvl w:val="0"/>
-          <w:numId w:val="1073"/>
+          <w:numId w:val="1075"/>
         </w:numPr>
       </w:pPr>
       <w:r>
@@ -14869,7 +15700,7 @@
         <w:pStyle w:val="Compact"/>
         <w:numPr>
           <w:ilvl w:val="0"/>
-          <w:numId w:val="1073"/>
+          <w:numId w:val="1075"/>
         </w:numPr>
       </w:pPr>
       <w:r>
@@ -14933,7 +15764,7 @@
         <w:pStyle w:val="Compact"/>
         <w:numPr>
           <w:ilvl w:val="0"/>
-          <w:numId w:val="1073"/>
+          <w:numId w:val="1075"/>
         </w:numPr>
       </w:pPr>
       <w:r>
@@ -14952,7 +15783,7 @@
         <w:pStyle w:val="Compact"/>
         <w:numPr>
           <w:ilvl w:val="0"/>
-          <w:numId w:val="1073"/>
+          <w:numId w:val="1075"/>
         </w:numPr>
       </w:pPr>
       <w:r>
@@ -14986,7 +15817,7 @@
         <w:pStyle w:val="Compact"/>
         <w:numPr>
           <w:ilvl w:val="0"/>
-          <w:numId w:val="1073"/>
+          <w:numId w:val="1075"/>
         </w:numPr>
       </w:pPr>
       <w:r>
@@ -15054,7 +15885,7 @@
         <w:pStyle w:val="Compact"/>
         <w:numPr>
           <w:ilvl w:val="0"/>
-          <w:numId w:val="1074"/>
+          <w:numId w:val="1076"/>
         </w:numPr>
       </w:pPr>
       <w:r>
@@ -15081,7 +15912,7 @@
         <w:pStyle w:val="Compact"/>
         <w:numPr>
           <w:ilvl w:val="0"/>
-          <w:numId w:val="1074"/>
+          <w:numId w:val="1076"/>
         </w:numPr>
       </w:pPr>
       <w:r>
@@ -15093,7 +15924,7 @@
         <w:pStyle w:val="Compact"/>
         <w:numPr>
           <w:ilvl w:val="0"/>
-          <w:numId w:val="1074"/>
+          <w:numId w:val="1076"/>
         </w:numPr>
       </w:pPr>
       <w:r>
@@ -15120,7 +15951,7 @@
         <w:pStyle w:val="Compact"/>
         <w:numPr>
           <w:ilvl w:val="0"/>
-          <w:numId w:val="1074"/>
+          <w:numId w:val="1076"/>
         </w:numPr>
       </w:pPr>
       <w:r>
@@ -15190,7 +16021,7 @@
         <w:pStyle w:val="Compact"/>
         <w:numPr>
           <w:ilvl w:val="0"/>
-          <w:numId w:val="1075"/>
+          <w:numId w:val="1077"/>
         </w:numPr>
       </w:pPr>
       <w:r>
@@ -15242,7 +16073,7 @@
         <w:pStyle w:val="Compact"/>
         <w:numPr>
           <w:ilvl w:val="0"/>
-          <w:numId w:val="1075"/>
+          <w:numId w:val="1077"/>
         </w:numPr>
       </w:pPr>
       <w:r>
@@ -15254,7 +16085,7 @@
         <w:pStyle w:val="Compact"/>
         <w:numPr>
           <w:ilvl w:val="0"/>
-          <w:numId w:val="1075"/>
+          <w:numId w:val="1077"/>
         </w:numPr>
       </w:pPr>
       <w:r>
@@ -15317,7 +16148,7 @@
         <w:pStyle w:val="Compact"/>
         <w:numPr>
           <w:ilvl w:val="0"/>
-          <w:numId w:val="1076"/>
+          <w:numId w:val="1078"/>
         </w:numPr>
       </w:pPr>
       <w:r>
@@ -15356,7 +16187,7 @@
         <w:pStyle w:val="Compact"/>
         <w:numPr>
           <w:ilvl w:val="1"/>
-          <w:numId w:val="1077"/>
+          <w:numId w:val="1079"/>
         </w:numPr>
       </w:pPr>
       <w:r>
@@ -15407,7 +16238,7 @@
         <w:pStyle w:val="Compact"/>
         <w:numPr>
           <w:ilvl w:val="1"/>
-          <w:numId w:val="1077"/>
+          <w:numId w:val="1079"/>
         </w:numPr>
       </w:pPr>
       <w:r>
@@ -15419,7 +16250,7 @@
         <w:pStyle w:val="Compact"/>
         <w:numPr>
           <w:ilvl w:val="1"/>
-          <w:numId w:val="1077"/>
+          <w:numId w:val="1079"/>
         </w:numPr>
       </w:pPr>
       <w:r>
@@ -15458,7 +16289,7 @@
         <w:pStyle w:val="Compact"/>
         <w:numPr>
           <w:ilvl w:val="1"/>
-          <w:numId w:val="1077"/>
+          <w:numId w:val="1079"/>
         </w:numPr>
       </w:pPr>
       <w:r>
@@ -15871,7 +16702,7 @@
         <w:pStyle w:val="Compact"/>
         <w:numPr>
           <w:ilvl w:val="0"/>
-          <w:numId w:val="1078"/>
+          <w:numId w:val="1080"/>
         </w:numPr>
       </w:pPr>
       <w:r>
@@ -15895,7 +16726,7 @@
         <w:pStyle w:val="Compact"/>
         <w:numPr>
           <w:ilvl w:val="0"/>
-          <w:numId w:val="1078"/>
+          <w:numId w:val="1080"/>
         </w:numPr>
       </w:pPr>
       <w:r>
@@ -15956,7 +16787,7 @@
         <w:pStyle w:val="Compact"/>
         <w:numPr>
           <w:ilvl w:val="0"/>
-          <w:numId w:val="1078"/>
+          <w:numId w:val="1080"/>
         </w:numPr>
       </w:pPr>
       <w:r>
@@ -15998,7 +16829,7 @@
         <w:pStyle w:val="Compact"/>
         <w:numPr>
           <w:ilvl w:val="0"/>
-          <w:numId w:val="1078"/>
+          <w:numId w:val="1080"/>
         </w:numPr>
       </w:pPr>
       <w:r>
@@ -16037,7 +16868,7 @@
         <w:pStyle w:val="Compact"/>
         <w:numPr>
           <w:ilvl w:val="0"/>
-          <w:numId w:val="1079"/>
+          <w:numId w:val="1081"/>
         </w:numPr>
       </w:pPr>
       <w:r>
@@ -16064,7 +16895,7 @@
         <w:pStyle w:val="Compact"/>
         <w:numPr>
           <w:ilvl w:val="0"/>
-          <w:numId w:val="1079"/>
+          <w:numId w:val="1081"/>
         </w:numPr>
       </w:pPr>
       <w:r>
@@ -16076,7 +16907,7 @@
         <w:pStyle w:val="Compact"/>
         <w:numPr>
           <w:ilvl w:val="0"/>
-          <w:numId w:val="1079"/>
+          <w:numId w:val="1081"/>
         </w:numPr>
       </w:pPr>
       <w:r>
@@ -16118,7 +16949,7 @@
         <w:pStyle w:val="Compact"/>
         <w:numPr>
           <w:ilvl w:val="0"/>
-          <w:numId w:val="1079"/>
+          <w:numId w:val="1081"/>
         </w:numPr>
       </w:pPr>
       <w:r>
@@ -16142,7 +16973,7 @@
         <w:pStyle w:val="Compact"/>
         <w:numPr>
           <w:ilvl w:val="0"/>
-          <w:numId w:val="1080"/>
+          <w:numId w:val="1082"/>
         </w:numPr>
       </w:pPr>
       <w:r>
@@ -16154,7 +16985,7 @@
         <w:pStyle w:val="Compact"/>
         <w:numPr>
           <w:ilvl w:val="0"/>
-          <w:numId w:val="1080"/>
+          <w:numId w:val="1082"/>
         </w:numPr>
       </w:pPr>
       <w:r>
@@ -16181,7 +17012,7 @@
         <w:pStyle w:val="Compact"/>
         <w:numPr>
           <w:ilvl w:val="0"/>
-          <w:numId w:val="1080"/>
+          <w:numId w:val="1082"/>
         </w:numPr>
       </w:pPr>
       <w:r>
@@ -16203,7 +17034,7 @@
         <w:pStyle w:val="Compact"/>
         <w:numPr>
           <w:ilvl w:val="0"/>
-          <w:numId w:val="1081"/>
+          <w:numId w:val="1083"/>
         </w:numPr>
       </w:pPr>
       <w:r>
@@ -16215,7 +17046,7 @@
         <w:pStyle w:val="Compact"/>
         <w:numPr>
           <w:ilvl w:val="0"/>
-          <w:numId w:val="1082"/>
+          <w:numId w:val="1084"/>
         </w:numPr>
       </w:pPr>
       <w:r>
@@ -16227,7 +17058,7 @@
         <w:pStyle w:val="Compact"/>
         <w:numPr>
           <w:ilvl w:val="0"/>
-          <w:numId w:val="1083"/>
+          <w:numId w:val="1085"/>
         </w:numPr>
       </w:pPr>
       <w:r>
@@ -16254,7 +17085,7 @@
         <w:pStyle w:val="Compact"/>
         <w:numPr>
           <w:ilvl w:val="0"/>
-          <w:numId w:val="1084"/>
+          <w:numId w:val="1086"/>
         </w:numPr>
       </w:pPr>
       <w:r>
@@ -16266,7 +17097,7 @@
         <w:pStyle w:val="Compact"/>
         <w:numPr>
           <w:ilvl w:val="0"/>
-          <w:numId w:val="1085"/>
+          <w:numId w:val="1087"/>
         </w:numPr>
       </w:pPr>
       <w:r>
@@ -16278,7 +17109,7 @@
         <w:pStyle w:val="Compact"/>
         <w:numPr>
           <w:ilvl w:val="0"/>
-          <w:numId w:val="1086"/>
+          <w:numId w:val="1088"/>
         </w:numPr>
       </w:pPr>
       <w:r>
@@ -16367,7 +17198,7 @@
         <w:t xml:space="preserve">), RUK-SEC-019, RUK-SEC-021.</w:t>
       </w:r>
     </w:p>
-    <w:bookmarkStart w:id="55" w:name="work-6"/>
+    <w:bookmarkStart w:id="55" w:name="work-5"/>
     <w:p>
       <w:pPr>
         <w:pStyle w:val="Heading3"/>
@@ -16381,7 +17212,7 @@
         <w:pStyle w:val="Compact"/>
         <w:numPr>
           <w:ilvl w:val="0"/>
-          <w:numId w:val="1087"/>
+          <w:numId w:val="1089"/>
         </w:numPr>
       </w:pPr>
       <w:r>
@@ -16400,7 +17231,7 @@
         <w:pStyle w:val="Compact"/>
         <w:numPr>
           <w:ilvl w:val="0"/>
-          <w:numId w:val="1087"/>
+          <w:numId w:val="1089"/>
         </w:numPr>
       </w:pPr>
       <w:r>
@@ -16539,7 +17370,7 @@
         <w:pStyle w:val="Compact"/>
         <w:numPr>
           <w:ilvl w:val="0"/>
-          <w:numId w:val="1087"/>
+          <w:numId w:val="1089"/>
         </w:numPr>
       </w:pPr>
       <w:r>
@@ -16630,7 +17461,7 @@
         <w:pStyle w:val="Compact"/>
         <w:numPr>
           <w:ilvl w:val="0"/>
-          <w:numId w:val="1087"/>
+          <w:numId w:val="1089"/>
         </w:numPr>
       </w:pPr>
       <w:r>
@@ -16715,7 +17546,7 @@
         <w:pStyle w:val="Compact"/>
         <w:numPr>
           <w:ilvl w:val="0"/>
-          <w:numId w:val="1087"/>
+          <w:numId w:val="1089"/>
         </w:numPr>
       </w:pPr>
       <w:r>
@@ -16737,7 +17568,7 @@
         <w:pStyle w:val="Compact"/>
         <w:numPr>
           <w:ilvl w:val="1"/>
-          <w:numId w:val="1088"/>
+          <w:numId w:val="1090"/>
         </w:numPr>
       </w:pPr>
       <w:r>
@@ -16817,7 +17648,7 @@
         <w:pStyle w:val="Compact"/>
         <w:numPr>
           <w:ilvl w:val="1"/>
-          <w:numId w:val="1088"/>
+          <w:numId w:val="1090"/>
         </w:numPr>
       </w:pPr>
       <w:r>
@@ -16872,7 +17703,7 @@
         <w:pStyle w:val="Compact"/>
         <w:numPr>
           <w:ilvl w:val="1"/>
-          <w:numId w:val="1088"/>
+          <w:numId w:val="1090"/>
         </w:numPr>
       </w:pPr>
       <w:r>
@@ -16945,7 +17776,7 @@
         <w:pStyle w:val="Compact"/>
         <w:numPr>
           <w:ilvl w:val="1"/>
-          <w:numId w:val="1088"/>
+          <w:numId w:val="1090"/>
         </w:numPr>
       </w:pPr>
       <w:r>
@@ -16957,7 +17788,7 @@
         <w:pStyle w:val="Compact"/>
         <w:numPr>
           <w:ilvl w:val="1"/>
-          <w:numId w:val="1088"/>
+          <w:numId w:val="1090"/>
         </w:numPr>
       </w:pPr>
       <w:r>
@@ -17083,7 +17914,7 @@
         <w:pStyle w:val="Compact"/>
         <w:numPr>
           <w:ilvl w:val="0"/>
-          <w:numId w:val="1087"/>
+          <w:numId w:val="1089"/>
         </w:numPr>
       </w:pPr>
       <w:r>
@@ -17117,7 +17948,7 @@
         <w:pStyle w:val="Compact"/>
         <w:numPr>
           <w:ilvl w:val="0"/>
-          <w:numId w:val="1087"/>
+          <w:numId w:val="1089"/>
         </w:numPr>
       </w:pPr>
       <w:r>
@@ -17136,112 +17967,112 @@
         <w:pStyle w:val="Compact"/>
         <w:numPr>
           <w:ilvl w:val="1"/>
+          <w:numId w:val="1091"/>
+        </w:numPr>
+      </w:pPr>
+      <w:r>
+        <w:rPr>
+          <w:rStyle w:val="VerbatimChar"/>
+        </w:rPr>
+        <w:t xml:space="preserve">frontend/</w:t>
+      </w:r>
+      <w:r>
+        <w:t xml:space="preserve"> </w:t>
+      </w:r>
+      <w:r>
+        <w:t xml:space="preserve">axios interceptor: on</w:t>
+      </w:r>
+      <w:r>
+        <w:t xml:space="preserve"> </w:t>
+      </w:r>
+      <w:r>
+        <w:rPr>
+          <w:rStyle w:val="VerbatimChar"/>
+        </w:rPr>
+        <w:t xml:space="preserve">401</w:t>
+      </w:r>
+      <w:r>
+        <w:t xml:space="preserve">, try</w:t>
+      </w:r>
+      <w:r>
+        <w:t xml:space="preserve"> </w:t>
+      </w:r>
+      <w:r>
+        <w:rPr>
+          <w:rStyle w:val="VerbatimChar"/>
+        </w:rPr>
+        <w:t xml:space="preserve">/auth/refresh</w:t>
+      </w:r>
+      <w:r>
+        <w:t xml:space="preserve"> </w:t>
+      </w:r>
+      <w:r>
+        <w:t xml:space="preserve">once, else redirect to login; send the access token from memory in the</w:t>
+      </w:r>
+      <w:r>
+        <w:t xml:space="preserve"> </w:t>
+      </w:r>
+      <w:r>
+        <w:rPr>
+          <w:rStyle w:val="VerbatimChar"/>
+        </w:rPr>
+        <w:t xml:space="preserve">Authorization</w:t>
+      </w:r>
+      <w:r>
+        <w:t xml:space="preserve"> </w:t>
+      </w:r>
+      <w:r>
+        <w:t xml:space="preserve">header.</w:t>
+      </w:r>
+    </w:p>
+    <w:p>
+      <w:pPr>
+        <w:pStyle w:val="Compact"/>
+        <w:numPr>
+          <w:ilvl w:val="1"/>
+          <w:numId w:val="1091"/>
+        </w:numPr>
+      </w:pPr>
+      <w:r>
+        <w:rPr>
+          <w:rStyle w:val="VerbatimChar"/>
+        </w:rPr>
+        <w:t xml:space="preserve">app/</w:t>
+      </w:r>
+      <w:r>
+        <w:t xml:space="preserve"> </w:t>
+      </w:r>
+      <w:r>
+        <w:rPr>
+          <w:rStyle w:val="VerbatimChar"/>
+        </w:rPr>
+        <w:t xml:space="preserve">authService</w:t>
+      </w:r>
+      <w:r>
+        <w:t xml:space="preserve"> </w:t>
+      </w:r>
+      <w:r>
+        <w:t xml:space="preserve">+</w:t>
+      </w:r>
+      <w:r>
+        <w:t xml:space="preserve"> </w:t>
+      </w:r>
+      <w:r>
+        <w:rPr>
+          <w:rStyle w:val="VerbatimChar"/>
+        </w:rPr>
+        <w:t xml:space="preserve">useAuthStore</w:t>
+      </w:r>
+      <w:r>
+        <w:t xml:space="preserve">: store refresh token (securely — depends on Chunk 11; interim: AsyncStorage with a note), silent refresh on launch/foreground, handle rotation.</w:t>
+      </w:r>
+    </w:p>
+    <w:p>
+      <w:pPr>
+        <w:pStyle w:val="Compact"/>
+        <w:numPr>
+          <w:ilvl w:val="0"/>
           <w:numId w:val="1089"/>
-        </w:numPr>
-      </w:pPr>
-      <w:r>
-        <w:rPr>
-          <w:rStyle w:val="VerbatimChar"/>
-        </w:rPr>
-        <w:t xml:space="preserve">frontend/</w:t>
-      </w:r>
-      <w:r>
-        <w:t xml:space="preserve"> </w:t>
-      </w:r>
-      <w:r>
-        <w:t xml:space="preserve">axios interceptor: on</w:t>
-      </w:r>
-      <w:r>
-        <w:t xml:space="preserve"> </w:t>
-      </w:r>
-      <w:r>
-        <w:rPr>
-          <w:rStyle w:val="VerbatimChar"/>
-        </w:rPr>
-        <w:t xml:space="preserve">401</w:t>
-      </w:r>
-      <w:r>
-        <w:t xml:space="preserve">, try</w:t>
-      </w:r>
-      <w:r>
-        <w:t xml:space="preserve"> </w:t>
-      </w:r>
-      <w:r>
-        <w:rPr>
-          <w:rStyle w:val="VerbatimChar"/>
-        </w:rPr>
-        <w:t xml:space="preserve">/auth/refresh</w:t>
-      </w:r>
-      <w:r>
-        <w:t xml:space="preserve"> </w:t>
-      </w:r>
-      <w:r>
-        <w:t xml:space="preserve">once, else redirect to login; send the access token from memory in the</w:t>
-      </w:r>
-      <w:r>
-        <w:t xml:space="preserve"> </w:t>
-      </w:r>
-      <w:r>
-        <w:rPr>
-          <w:rStyle w:val="VerbatimChar"/>
-        </w:rPr>
-        <w:t xml:space="preserve">Authorization</w:t>
-      </w:r>
-      <w:r>
-        <w:t xml:space="preserve"> </w:t>
-      </w:r>
-      <w:r>
-        <w:t xml:space="preserve">header.</w:t>
-      </w:r>
-    </w:p>
-    <w:p>
-      <w:pPr>
-        <w:pStyle w:val="Compact"/>
-        <w:numPr>
-          <w:ilvl w:val="1"/>
-          <w:numId w:val="1089"/>
-        </w:numPr>
-      </w:pPr>
-      <w:r>
-        <w:rPr>
-          <w:rStyle w:val="VerbatimChar"/>
-        </w:rPr>
-        <w:t xml:space="preserve">app/</w:t>
-      </w:r>
-      <w:r>
-        <w:t xml:space="preserve"> </w:t>
-      </w:r>
-      <w:r>
-        <w:rPr>
-          <w:rStyle w:val="VerbatimChar"/>
-        </w:rPr>
-        <w:t xml:space="preserve">authService</w:t>
-      </w:r>
-      <w:r>
-        <w:t xml:space="preserve"> </w:t>
-      </w:r>
-      <w:r>
-        <w:t xml:space="preserve">+</w:t>
-      </w:r>
-      <w:r>
-        <w:t xml:space="preserve"> </w:t>
-      </w:r>
-      <w:r>
-        <w:rPr>
-          <w:rStyle w:val="VerbatimChar"/>
-        </w:rPr>
-        <w:t xml:space="preserve">useAuthStore</w:t>
-      </w:r>
-      <w:r>
-        <w:t xml:space="preserve">: store refresh token (securely — depends on Chunk 11; interim: AsyncStorage with a note), silent refresh on launch/foreground, handle rotation.</w:t>
-      </w:r>
-    </w:p>
-    <w:p>
-      <w:pPr>
-        <w:pStyle w:val="Compact"/>
-        <w:numPr>
-          <w:ilvl w:val="0"/>
-          <w:numId w:val="1087"/>
         </w:numPr>
       </w:pPr>
       <w:r>
@@ -17660,7 +18491,7 @@
         <w:pStyle w:val="Compact"/>
         <w:numPr>
           <w:ilvl w:val="0"/>
-          <w:numId w:val="1090"/>
+          <w:numId w:val="1092"/>
         </w:numPr>
       </w:pPr>
       <w:r>
@@ -17672,7 +18503,7 @@
         <w:pStyle w:val="Compact"/>
         <w:numPr>
           <w:ilvl w:val="0"/>
-          <w:numId w:val="1090"/>
+          <w:numId w:val="1092"/>
         </w:numPr>
       </w:pPr>
       <w:r>
@@ -17684,7 +18515,7 @@
         <w:pStyle w:val="Compact"/>
         <w:numPr>
           <w:ilvl w:val="0"/>
-          <w:numId w:val="1090"/>
+          <w:numId w:val="1092"/>
         </w:numPr>
       </w:pPr>
       <w:r>
@@ -17711,7 +18542,7 @@
         <w:pStyle w:val="Compact"/>
         <w:numPr>
           <w:ilvl w:val="0"/>
-          <w:numId w:val="1090"/>
+          <w:numId w:val="1092"/>
         </w:numPr>
       </w:pPr>
       <w:r>
@@ -17759,7 +18590,7 @@
         <w:pStyle w:val="Compact"/>
         <w:numPr>
           <w:ilvl w:val="0"/>
-          <w:numId w:val="1091"/>
+          <w:numId w:val="1093"/>
         </w:numPr>
       </w:pPr>
       <w:r>
@@ -17771,7 +18602,7 @@
         <w:pStyle w:val="Compact"/>
         <w:numPr>
           <w:ilvl w:val="0"/>
-          <w:numId w:val="1091"/>
+          <w:numId w:val="1093"/>
         </w:numPr>
       </w:pPr>
       <w:r>
@@ -17898,7 +18729,7 @@
         <w:pStyle w:val="Compact"/>
         <w:numPr>
           <w:ilvl w:val="0"/>
-          <w:numId w:val="1091"/>
+          <w:numId w:val="1093"/>
         </w:numPr>
       </w:pPr>
       <w:r>
@@ -17920,7 +18751,7 @@
         <w:pStyle w:val="Compact"/>
         <w:numPr>
           <w:ilvl w:val="0"/>
-          <w:numId w:val="1091"/>
+          <w:numId w:val="1093"/>
         </w:numPr>
       </w:pPr>
       <w:r>
@@ -17932,7 +18763,7 @@
         <w:pStyle w:val="Compact"/>
         <w:numPr>
           <w:ilvl w:val="0"/>
-          <w:numId w:val="1091"/>
+          <w:numId w:val="1093"/>
         </w:numPr>
       </w:pPr>
       <w:r>
@@ -17956,7 +18787,7 @@
         <w:pStyle w:val="Compact"/>
         <w:numPr>
           <w:ilvl w:val="0"/>
-          <w:numId w:val="1092"/>
+          <w:numId w:val="1094"/>
         </w:numPr>
       </w:pPr>
       <w:r>
@@ -17968,7 +18799,7 @@
         <w:pStyle w:val="Compact"/>
         <w:numPr>
           <w:ilvl w:val="0"/>
-          <w:numId w:val="1092"/>
+          <w:numId w:val="1094"/>
         </w:numPr>
       </w:pPr>
       <w:r>
@@ -18005,7 +18836,7 @@
         <w:pStyle w:val="Compact"/>
         <w:numPr>
           <w:ilvl w:val="0"/>
-          <w:numId w:val="1093"/>
+          <w:numId w:val="1095"/>
         </w:numPr>
       </w:pPr>
       <w:r>
@@ -18017,7 +18848,7 @@
         <w:pStyle w:val="Compact"/>
         <w:numPr>
           <w:ilvl w:val="0"/>
-          <w:numId w:val="1094"/>
+          <w:numId w:val="1096"/>
         </w:numPr>
       </w:pPr>
       <w:r>
@@ -18029,7 +18860,7 @@
         <w:pStyle w:val="Compact"/>
         <w:numPr>
           <w:ilvl w:val="0"/>
-          <w:numId w:val="1095"/>
+          <w:numId w:val="1097"/>
         </w:numPr>
       </w:pPr>
       <w:r>
@@ -18041,7 +18872,7 @@
         <w:pStyle w:val="Compact"/>
         <w:numPr>
           <w:ilvl w:val="0"/>
-          <w:numId w:val="1096"/>
+          <w:numId w:val="1098"/>
         </w:numPr>
       </w:pPr>
       <w:r>
@@ -18053,7 +18884,7 @@
         <w:pStyle w:val="Compact"/>
         <w:numPr>
           <w:ilvl w:val="0"/>
-          <w:numId w:val="1097"/>
+          <w:numId w:val="1099"/>
         </w:numPr>
       </w:pPr>
       <w:r>
@@ -18065,7 +18896,7 @@
         <w:pStyle w:val="Compact"/>
         <w:numPr>
           <w:ilvl w:val="0"/>
-          <w:numId w:val="1098"/>
+          <w:numId w:val="1100"/>
         </w:numPr>
       </w:pPr>
       <w:r>
@@ -18129,7 +18960,7 @@
         <w:pStyle w:val="Compact"/>
         <w:numPr>
           <w:ilvl w:val="0"/>
-          <w:numId w:val="1099"/>
+          <w:numId w:val="1101"/>
         </w:numPr>
       </w:pPr>
       <w:r>
@@ -18217,7 +19048,7 @@
         <w:t xml:space="preserve">Phase 2 — 2FA for admins (required) + optional for parents/teachers, improve password policy, compromised-password checking, harden password reset workflows.</w:t>
       </w:r>
     </w:p>
-    <w:bookmarkStart w:id="60" w:name="work-7"/>
+    <w:bookmarkStart w:id="60" w:name="work-6"/>
     <w:p>
       <w:pPr>
         <w:pStyle w:val="Heading3"/>
@@ -18231,7 +19062,7 @@
         <w:pStyle w:val="Compact"/>
         <w:numPr>
           <w:ilvl w:val="0"/>
-          <w:numId w:val="1100"/>
+          <w:numId w:val="1102"/>
         </w:numPr>
       </w:pPr>
       <w:r>
@@ -18296,7 +19127,7 @@
         <w:pStyle w:val="Compact"/>
         <w:numPr>
           <w:ilvl w:val="0"/>
-          <w:numId w:val="1100"/>
+          <w:numId w:val="1102"/>
         </w:numPr>
       </w:pPr>
       <w:r>
@@ -18318,7 +19149,7 @@
         <w:pStyle w:val="Compact"/>
         <w:numPr>
           <w:ilvl w:val="0"/>
-          <w:numId w:val="1100"/>
+          <w:numId w:val="1102"/>
         </w:numPr>
       </w:pPr>
       <w:r>
@@ -18337,7 +19168,7 @@
         <w:pStyle w:val="Compact"/>
         <w:numPr>
           <w:ilvl w:val="0"/>
-          <w:numId w:val="1100"/>
+          <w:numId w:val="1102"/>
         </w:numPr>
       </w:pPr>
       <w:r>
@@ -18356,7 +19187,7 @@
         <w:pStyle w:val="Compact"/>
         <w:numPr>
           <w:ilvl w:val="0"/>
-          <w:numId w:val="1100"/>
+          <w:numId w:val="1102"/>
         </w:numPr>
       </w:pPr>
       <w:r>
@@ -18375,7 +19206,7 @@
         <w:pStyle w:val="Compact"/>
         <w:numPr>
           <w:ilvl w:val="1"/>
-          <w:numId w:val="1101"/>
+          <w:numId w:val="1103"/>
         </w:numPr>
       </w:pPr>
       <w:r>
@@ -18396,7 +19227,7 @@
         <w:pStyle w:val="Compact"/>
         <w:numPr>
           <w:ilvl w:val="1"/>
-          <w:numId w:val="1101"/>
+          <w:numId w:val="1103"/>
         </w:numPr>
       </w:pPr>
       <w:r>
@@ -18408,7 +19239,7 @@
         <w:pStyle w:val="Compact"/>
         <w:numPr>
           <w:ilvl w:val="1"/>
-          <w:numId w:val="1101"/>
+          <w:numId w:val="1103"/>
         </w:numPr>
       </w:pPr>
       <w:r>
@@ -18420,7 +19251,7 @@
         <w:pStyle w:val="Compact"/>
         <w:numPr>
           <w:ilvl w:val="0"/>
-          <w:numId w:val="1100"/>
+          <w:numId w:val="1102"/>
         </w:numPr>
       </w:pPr>
       <w:r>
@@ -18728,7 +19559,7 @@
         <w:pStyle w:val="Compact"/>
         <w:numPr>
           <w:ilvl w:val="0"/>
-          <w:numId w:val="1102"/>
+          <w:numId w:val="1104"/>
         </w:numPr>
       </w:pPr>
       <w:r>
@@ -18740,7 +19571,7 @@
         <w:pStyle w:val="Compact"/>
         <w:numPr>
           <w:ilvl w:val="0"/>
-          <w:numId w:val="1102"/>
+          <w:numId w:val="1104"/>
         </w:numPr>
       </w:pPr>
       <w:r>
@@ -18752,7 +19583,7 @@
         <w:pStyle w:val="Compact"/>
         <w:numPr>
           <w:ilvl w:val="0"/>
-          <w:numId w:val="1102"/>
+          <w:numId w:val="1104"/>
         </w:numPr>
       </w:pPr>
       <w:r>
@@ -18764,7 +19595,7 @@
         <w:pStyle w:val="Compact"/>
         <w:numPr>
           <w:ilvl w:val="0"/>
-          <w:numId w:val="1102"/>
+          <w:numId w:val="1104"/>
         </w:numPr>
       </w:pPr>
       <w:r>
@@ -18785,7 +19616,7 @@
         <w:pStyle w:val="Compact"/>
         <w:numPr>
           <w:ilvl w:val="0"/>
-          <w:numId w:val="1102"/>
+          <w:numId w:val="1104"/>
         </w:numPr>
       </w:pPr>
       <w:r>
@@ -18797,7 +19628,7 @@
         <w:pStyle w:val="Compact"/>
         <w:numPr>
           <w:ilvl w:val="0"/>
-          <w:numId w:val="1102"/>
+          <w:numId w:val="1104"/>
         </w:numPr>
       </w:pPr>
       <w:r>
@@ -18821,7 +19652,7 @@
         <w:pStyle w:val="Compact"/>
         <w:numPr>
           <w:ilvl w:val="0"/>
-          <w:numId w:val="1103"/>
+          <w:numId w:val="1105"/>
         </w:numPr>
       </w:pPr>
       <w:r>
@@ -18833,7 +19664,7 @@
         <w:pStyle w:val="Compact"/>
         <w:numPr>
           <w:ilvl w:val="0"/>
-          <w:numId w:val="1103"/>
+          <w:numId w:val="1105"/>
         </w:numPr>
       </w:pPr>
       <w:r>
@@ -18845,7 +19676,7 @@
         <w:pStyle w:val="Compact"/>
         <w:numPr>
           <w:ilvl w:val="0"/>
-          <w:numId w:val="1103"/>
+          <w:numId w:val="1105"/>
         </w:numPr>
       </w:pPr>
       <w:r>
@@ -18869,7 +19700,7 @@
         <w:pStyle w:val="Compact"/>
         <w:numPr>
           <w:ilvl w:val="0"/>
-          <w:numId w:val="1104"/>
+          <w:numId w:val="1106"/>
         </w:numPr>
       </w:pPr>
       <w:r>
@@ -18881,7 +19712,7 @@
         <w:pStyle w:val="Compact"/>
         <w:numPr>
           <w:ilvl w:val="0"/>
-          <w:numId w:val="1104"/>
+          <w:numId w:val="1106"/>
         </w:numPr>
       </w:pPr>
       <w:r>
@@ -18893,7 +19724,7 @@
         <w:pStyle w:val="Compact"/>
         <w:numPr>
           <w:ilvl w:val="0"/>
-          <w:numId w:val="1104"/>
+          <w:numId w:val="1106"/>
         </w:numPr>
       </w:pPr>
       <w:r>
@@ -18905,7 +19736,7 @@
         <w:pStyle w:val="Compact"/>
         <w:numPr>
           <w:ilvl w:val="0"/>
-          <w:numId w:val="1104"/>
+          <w:numId w:val="1106"/>
         </w:numPr>
       </w:pPr>
       <w:r>
@@ -18942,7 +19773,7 @@
         <w:pStyle w:val="Compact"/>
         <w:numPr>
           <w:ilvl w:val="0"/>
-          <w:numId w:val="1105"/>
+          <w:numId w:val="1107"/>
         </w:numPr>
       </w:pPr>
       <w:r>
@@ -18954,7 +19785,7 @@
         <w:pStyle w:val="Compact"/>
         <w:numPr>
           <w:ilvl w:val="0"/>
-          <w:numId w:val="1106"/>
+          <w:numId w:val="1108"/>
         </w:numPr>
       </w:pPr>
       <w:r>
@@ -18966,7 +19797,7 @@
         <w:pStyle w:val="Compact"/>
         <w:numPr>
           <w:ilvl w:val="0"/>
-          <w:numId w:val="1107"/>
+          <w:numId w:val="1109"/>
         </w:numPr>
       </w:pPr>
       <w:r>
@@ -18978,7 +19809,7 @@
         <w:pStyle w:val="Compact"/>
         <w:numPr>
           <w:ilvl w:val="0"/>
-          <w:numId w:val="1108"/>
+          <w:numId w:val="1110"/>
         </w:numPr>
       </w:pPr>
       <w:r>
@@ -18990,7 +19821,7 @@
         <w:pStyle w:val="Compact"/>
         <w:numPr>
           <w:ilvl w:val="0"/>
-          <w:numId w:val="1109"/>
+          <w:numId w:val="1111"/>
         </w:numPr>
       </w:pPr>
       <w:r>
@@ -19077,7 +19908,7 @@
         <w:t xml:space="preserve">Phase 2 — migrate mobile authentication storage to secure storage.</w:t>
       </w:r>
     </w:p>
-    <w:bookmarkStart w:id="65" w:name="work-8"/>
+    <w:bookmarkStart w:id="65" w:name="work-7"/>
     <w:p>
       <w:pPr>
         <w:pStyle w:val="Heading3"/>
@@ -19091,7 +19922,7 @@
         <w:pStyle w:val="Compact"/>
         <w:numPr>
           <w:ilvl w:val="0"/>
-          <w:numId w:val="1110"/>
+          <w:numId w:val="1112"/>
         </w:numPr>
       </w:pPr>
       <w:r>
@@ -19137,7 +19968,7 @@
         <w:pStyle w:val="Compact"/>
         <w:numPr>
           <w:ilvl w:val="0"/>
-          <w:numId w:val="1110"/>
+          <w:numId w:val="1112"/>
         </w:numPr>
       </w:pPr>
       <w:r>
@@ -19187,7 +20018,7 @@
         <w:pStyle w:val="Compact"/>
         <w:numPr>
           <w:ilvl w:val="0"/>
-          <w:numId w:val="1110"/>
+          <w:numId w:val="1112"/>
         </w:numPr>
       </w:pPr>
       <w:r>
@@ -19263,7 +20094,7 @@
         <w:pStyle w:val="Compact"/>
         <w:numPr>
           <w:ilvl w:val="0"/>
-          <w:numId w:val="1110"/>
+          <w:numId w:val="1112"/>
         </w:numPr>
       </w:pPr>
       <w:r>
@@ -19312,7 +20143,7 @@
         <w:pStyle w:val="Compact"/>
         <w:numPr>
           <w:ilvl w:val="0"/>
-          <w:numId w:val="1110"/>
+          <w:numId w:val="1112"/>
         </w:numPr>
       </w:pPr>
       <w:r>
@@ -19343,7 +20174,7 @@
         <w:pStyle w:val="Compact"/>
         <w:numPr>
           <w:ilvl w:val="0"/>
-          <w:numId w:val="1110"/>
+          <w:numId w:val="1112"/>
         </w:numPr>
       </w:pPr>
       <w:r>
@@ -19362,7 +20193,7 @@
         <w:pStyle w:val="Compact"/>
         <w:numPr>
           <w:ilvl w:val="0"/>
-          <w:numId w:val="1110"/>
+          <w:numId w:val="1112"/>
         </w:numPr>
       </w:pPr>
       <w:r>
@@ -19405,7 +20236,7 @@
         <w:pStyle w:val="Compact"/>
         <w:numPr>
           <w:ilvl w:val="0"/>
-          <w:numId w:val="1110"/>
+          <w:numId w:val="1112"/>
         </w:numPr>
       </w:pPr>
       <w:r>
@@ -19424,7 +20255,7 @@
         <w:pStyle w:val="Compact"/>
         <w:numPr>
           <w:ilvl w:val="0"/>
-          <w:numId w:val="1110"/>
+          <w:numId w:val="1112"/>
         </w:numPr>
       </w:pPr>
       <w:r>
@@ -19840,7 +20671,7 @@
         <w:pStyle w:val="Compact"/>
         <w:numPr>
           <w:ilvl w:val="0"/>
-          <w:numId w:val="1111"/>
+          <w:numId w:val="1113"/>
         </w:numPr>
       </w:pPr>
       <w:r>
@@ -19852,7 +20683,7 @@
         <w:pStyle w:val="Compact"/>
         <w:numPr>
           <w:ilvl w:val="0"/>
-          <w:numId w:val="1111"/>
+          <w:numId w:val="1113"/>
         </w:numPr>
       </w:pPr>
       <w:r>
@@ -19873,7 +20704,7 @@
         <w:pStyle w:val="Compact"/>
         <w:numPr>
           <w:ilvl w:val="0"/>
-          <w:numId w:val="1111"/>
+          <w:numId w:val="1113"/>
         </w:numPr>
       </w:pPr>
       <w:r>
@@ -19885,7 +20716,7 @@
         <w:pStyle w:val="Compact"/>
         <w:numPr>
           <w:ilvl w:val="0"/>
-          <w:numId w:val="1111"/>
+          <w:numId w:val="1113"/>
         </w:numPr>
       </w:pPr>
       <w:r>
@@ -19909,7 +20740,7 @@
         <w:pStyle w:val="Compact"/>
         <w:numPr>
           <w:ilvl w:val="0"/>
-          <w:numId w:val="1112"/>
+          <w:numId w:val="1114"/>
         </w:numPr>
       </w:pPr>
       <w:r>
@@ -19921,7 +20752,7 @@
         <w:pStyle w:val="Compact"/>
         <w:numPr>
           <w:ilvl w:val="0"/>
-          <w:numId w:val="1112"/>
+          <w:numId w:val="1114"/>
         </w:numPr>
       </w:pPr>
       <w:r>
@@ -19933,7 +20764,7 @@
         <w:pStyle w:val="Compact"/>
         <w:numPr>
           <w:ilvl w:val="0"/>
-          <w:numId w:val="1112"/>
+          <w:numId w:val="1114"/>
         </w:numPr>
       </w:pPr>
       <w:r>
@@ -19945,7 +20776,7 @@
         <w:pStyle w:val="Compact"/>
         <w:numPr>
           <w:ilvl w:val="0"/>
-          <w:numId w:val="1112"/>
+          <w:numId w:val="1114"/>
         </w:numPr>
       </w:pPr>
       <w:r>
@@ -19957,7 +20788,7 @@
         <w:pStyle w:val="Compact"/>
         <w:numPr>
           <w:ilvl w:val="0"/>
-          <w:numId w:val="1112"/>
+          <w:numId w:val="1114"/>
         </w:numPr>
       </w:pPr>
       <w:r>
@@ -19969,7 +20800,7 @@
         <w:pStyle w:val="Compact"/>
         <w:numPr>
           <w:ilvl w:val="0"/>
-          <w:numId w:val="1112"/>
+          <w:numId w:val="1114"/>
         </w:numPr>
       </w:pPr>
       <w:r>
@@ -19993,7 +20824,7 @@
         <w:pStyle w:val="Compact"/>
         <w:numPr>
           <w:ilvl w:val="0"/>
-          <w:numId w:val="1113"/>
+          <w:numId w:val="1115"/>
         </w:numPr>
       </w:pPr>
       <w:r>
@@ -20005,7 +20836,7 @@
         <w:pStyle w:val="Compact"/>
         <w:numPr>
           <w:ilvl w:val="0"/>
-          <w:numId w:val="1113"/>
+          <w:numId w:val="1115"/>
         </w:numPr>
       </w:pPr>
       <w:r>
@@ -20051,7 +20882,7 @@
         <w:pStyle w:val="Compact"/>
         <w:numPr>
           <w:ilvl w:val="0"/>
-          <w:numId w:val="1114"/>
+          <w:numId w:val="1116"/>
         </w:numPr>
       </w:pPr>
       <w:r>
@@ -20063,7 +20894,7 @@
         <w:pStyle w:val="Compact"/>
         <w:numPr>
           <w:ilvl w:val="0"/>
-          <w:numId w:val="1115"/>
+          <w:numId w:val="1117"/>
         </w:numPr>
       </w:pPr>
       <w:r>
@@ -20075,7 +20906,7 @@
         <w:pStyle w:val="Compact"/>
         <w:numPr>
           <w:ilvl w:val="0"/>
-          <w:numId w:val="1116"/>
+          <w:numId w:val="1118"/>
         </w:numPr>
       </w:pPr>
       <w:r>
@@ -20087,7 +20918,7 @@
         <w:pStyle w:val="Compact"/>
         <w:numPr>
           <w:ilvl w:val="0"/>
-          <w:numId w:val="1117"/>
+          <w:numId w:val="1119"/>
         </w:numPr>
       </w:pPr>
       <w:r>
@@ -20099,7 +20930,7 @@
         <w:pStyle w:val="Compact"/>
         <w:numPr>
           <w:ilvl w:val="0"/>
-          <w:numId w:val="1118"/>
+          <w:numId w:val="1120"/>
         </w:numPr>
       </w:pPr>
       <w:r>
@@ -20111,7 +20942,7 @@
         <w:pStyle w:val="Compact"/>
         <w:numPr>
           <w:ilvl w:val="0"/>
-          <w:numId w:val="1119"/>
+          <w:numId w:val="1121"/>
         </w:numPr>
       </w:pPr>
       <w:r>
@@ -20190,7 +21021,7 @@
         <w:t xml:space="preserve">RUK-SEC-001 — the SCORM wrapper's path traversal is closed (mandatory token + path-containment check; see audit). Full module removal, the IDOR matrix, signed media, NoSQL sanitisation, and the rest of this chunk are still to do.</w:t>
       </w:r>
     </w:p>
-    <w:bookmarkStart w:id="70" w:name="work-9"/>
+    <w:bookmarkStart w:id="70" w:name="work-8"/>
     <w:p>
       <w:pPr>
         <w:pStyle w:val="Heading3"/>
@@ -20204,7 +21035,7 @@
         <w:pStyle w:val="Compact"/>
         <w:numPr>
           <w:ilvl w:val="0"/>
-          <w:numId w:val="1120"/>
+          <w:numId w:val="1122"/>
         </w:numPr>
       </w:pPr>
       <w:r>
@@ -20286,7 +21117,7 @@
         <w:pStyle w:val="Compact"/>
         <w:numPr>
           <w:ilvl w:val="0"/>
-          <w:numId w:val="1120"/>
+          <w:numId w:val="1122"/>
         </w:numPr>
       </w:pPr>
       <w:r>
@@ -20380,7 +21211,7 @@
         <w:pStyle w:val="Compact"/>
         <w:numPr>
           <w:ilvl w:val="0"/>
-          <w:numId w:val="1120"/>
+          <w:numId w:val="1122"/>
         </w:numPr>
       </w:pPr>
       <w:r>
@@ -20540,7 +21371,7 @@
         <w:pStyle w:val="Compact"/>
         <w:numPr>
           <w:ilvl w:val="0"/>
-          <w:numId w:val="1120"/>
+          <w:numId w:val="1122"/>
         </w:numPr>
       </w:pPr>
       <w:r>
@@ -20571,7 +21402,7 @@
         <w:pStyle w:val="Compact"/>
         <w:numPr>
           <w:ilvl w:val="0"/>
-          <w:numId w:val="1120"/>
+          <w:numId w:val="1122"/>
         </w:numPr>
       </w:pPr>
       <w:r>
@@ -20659,7 +21490,7 @@
         <w:pStyle w:val="Compact"/>
         <w:numPr>
           <w:ilvl w:val="0"/>
-          <w:numId w:val="1120"/>
+          <w:numId w:val="1122"/>
         </w:numPr>
       </w:pPr>
       <w:r>
@@ -20693,7 +21524,7 @@
         <w:pStyle w:val="Compact"/>
         <w:numPr>
           <w:ilvl w:val="0"/>
-          <w:numId w:val="1120"/>
+          <w:numId w:val="1122"/>
         </w:numPr>
       </w:pPr>
       <w:r>
@@ -21070,7 +21901,7 @@
         <w:pStyle w:val="Compact"/>
         <w:numPr>
           <w:ilvl w:val="0"/>
-          <w:numId w:val="1121"/>
+          <w:numId w:val="1123"/>
         </w:numPr>
       </w:pPr>
       <w:r>
@@ -21082,7 +21913,7 @@
         <w:pStyle w:val="Compact"/>
         <w:numPr>
           <w:ilvl w:val="0"/>
-          <w:numId w:val="1121"/>
+          <w:numId w:val="1123"/>
         </w:numPr>
       </w:pPr>
       <w:r>
@@ -21103,7 +21934,7 @@
         <w:pStyle w:val="Compact"/>
         <w:numPr>
           <w:ilvl w:val="0"/>
-          <w:numId w:val="1121"/>
+          <w:numId w:val="1123"/>
         </w:numPr>
       </w:pPr>
       <w:r>
@@ -21127,7 +21958,7 @@
         <w:pStyle w:val="Compact"/>
         <w:numPr>
           <w:ilvl w:val="0"/>
-          <w:numId w:val="1121"/>
+          <w:numId w:val="1123"/>
         </w:numPr>
       </w:pPr>
       <w:r>
@@ -21169,7 +22000,7 @@
         <w:pStyle w:val="Compact"/>
         <w:numPr>
           <w:ilvl w:val="0"/>
-          <w:numId w:val="1121"/>
+          <w:numId w:val="1123"/>
         </w:numPr>
       </w:pPr>
       <w:r>
@@ -21181,7 +22012,7 @@
         <w:pStyle w:val="Compact"/>
         <w:numPr>
           <w:ilvl w:val="0"/>
-          <w:numId w:val="1121"/>
+          <w:numId w:val="1123"/>
         </w:numPr>
       </w:pPr>
       <w:r>
@@ -21220,7 +22051,7 @@
         <w:pStyle w:val="Compact"/>
         <w:numPr>
           <w:ilvl w:val="0"/>
-          <w:numId w:val="1122"/>
+          <w:numId w:val="1124"/>
         </w:numPr>
       </w:pPr>
       <w:r>
@@ -21232,7 +22063,7 @@
         <w:pStyle w:val="Compact"/>
         <w:numPr>
           <w:ilvl w:val="0"/>
-          <w:numId w:val="1122"/>
+          <w:numId w:val="1124"/>
         </w:numPr>
       </w:pPr>
       <w:r>
@@ -21244,7 +22075,7 @@
         <w:pStyle w:val="Compact"/>
         <w:numPr>
           <w:ilvl w:val="0"/>
-          <w:numId w:val="1122"/>
+          <w:numId w:val="1124"/>
         </w:numPr>
       </w:pPr>
       <w:r>
@@ -21256,7 +22087,7 @@
         <w:pStyle w:val="Compact"/>
         <w:numPr>
           <w:ilvl w:val="0"/>
-          <w:numId w:val="1122"/>
+          <w:numId w:val="1124"/>
         </w:numPr>
       </w:pPr>
       <w:r>
@@ -21280,7 +22111,7 @@
         <w:pStyle w:val="Compact"/>
         <w:numPr>
           <w:ilvl w:val="0"/>
-          <w:numId w:val="1123"/>
+          <w:numId w:val="1125"/>
         </w:numPr>
       </w:pPr>
       <w:r>
@@ -21325,7 +22156,7 @@
         <w:pStyle w:val="Compact"/>
         <w:numPr>
           <w:ilvl w:val="0"/>
-          <w:numId w:val="1123"/>
+          <w:numId w:val="1125"/>
         </w:numPr>
       </w:pPr>
       <w:r>
@@ -21337,7 +22168,7 @@
         <w:pStyle w:val="Compact"/>
         <w:numPr>
           <w:ilvl w:val="0"/>
-          <w:numId w:val="1123"/>
+          <w:numId w:val="1125"/>
         </w:numPr>
       </w:pPr>
       <w:r>
@@ -21404,7 +22235,7 @@
         <w:pStyle w:val="Compact"/>
         <w:numPr>
           <w:ilvl w:val="0"/>
-          <w:numId w:val="1124"/>
+          <w:numId w:val="1126"/>
         </w:numPr>
       </w:pPr>
       <w:r>
@@ -21416,7 +22247,7 @@
         <w:pStyle w:val="Compact"/>
         <w:numPr>
           <w:ilvl w:val="0"/>
-          <w:numId w:val="1125"/>
+          <w:numId w:val="1127"/>
         </w:numPr>
       </w:pPr>
       <w:r>
@@ -21428,7 +22259,7 @@
         <w:pStyle w:val="Compact"/>
         <w:numPr>
           <w:ilvl w:val="0"/>
-          <w:numId w:val="1126"/>
+          <w:numId w:val="1128"/>
         </w:numPr>
       </w:pPr>
       <w:r>
@@ -21440,7 +22271,7 @@
         <w:pStyle w:val="Compact"/>
         <w:numPr>
           <w:ilvl w:val="0"/>
-          <w:numId w:val="1127"/>
+          <w:numId w:val="1129"/>
         </w:numPr>
       </w:pPr>
       <w:r>
@@ -21452,7 +22283,7 @@
         <w:pStyle w:val="Compact"/>
         <w:numPr>
           <w:ilvl w:val="0"/>
-          <w:numId w:val="1128"/>
+          <w:numId w:val="1130"/>
         </w:numPr>
       </w:pPr>
       <w:r>
@@ -21464,7 +22295,7 @@
         <w:pStyle w:val="Compact"/>
         <w:numPr>
           <w:ilvl w:val="0"/>
-          <w:numId w:val="1129"/>
+          <w:numId w:val="1131"/>
         </w:numPr>
       </w:pPr>
       <w:r>
@@ -21625,7 +22456,7 @@
         <w:t xml:space="preserve">. No PaaS, no Kubernetes. Hardening is done on the box and in the AWS/Atlas consoles.</w:t>
       </w:r>
     </w:p>
-    <w:bookmarkStart w:id="75" w:name="work-10"/>
+    <w:bookmarkStart w:id="75" w:name="work-9"/>
     <w:p>
       <w:pPr>
         <w:pStyle w:val="Heading3"/>
@@ -21639,7 +22470,7 @@
         <w:pStyle w:val="Compact"/>
         <w:numPr>
           <w:ilvl w:val="0"/>
-          <w:numId w:val="1130"/>
+          <w:numId w:val="1132"/>
         </w:numPr>
       </w:pPr>
       <w:r>
@@ -21648,373 +22479,6 @@
           <w:bCs/>
         </w:rPr>
         <w:t xml:space="preserve">TLS / HTTPS everywhere</w:t>
-      </w:r>
-      <w:r>
-        <w:t xml:space="preserve">:</w:t>
-      </w:r>
-    </w:p>
-    <w:p>
-      <w:pPr>
-        <w:pStyle w:val="Compact"/>
-        <w:numPr>
-          <w:ilvl w:val="1"/>
-          <w:numId w:val="1131"/>
-        </w:numPr>
-      </w:pPr>
-      <w:r>
-        <w:t xml:space="preserve">nginx terminates TLS for the API (</w:t>
-      </w:r>
-      <w:r>
-        <w:rPr>
-          <w:rStyle w:val="VerbatimChar"/>
-        </w:rPr>
-        <w:t xml:space="preserve">api.&lt;domain&gt;</w:t>
-      </w:r>
-      <w:r>
-        <w:t xml:space="preserve">), certs via</w:t>
-      </w:r>
-      <w:r>
-        <w:t xml:space="preserve"> </w:t>
-      </w:r>
-      <w:r>
-        <w:rPr>
-          <w:b/>
-          <w:bCs/>
-        </w:rPr>
-        <w:t xml:space="preserve">certbot/Let's Encrypt</w:t>
-      </w:r>
-      <w:r>
-        <w:t xml:space="preserve"> </w:t>
-      </w:r>
-      <w:r>
-        <w:t xml:space="preserve">with auto-renew (</w:t>
-      </w:r>
-      <w:r>
-        <w:rPr>
-          <w:rStyle w:val="VerbatimChar"/>
-        </w:rPr>
-        <w:t xml:space="preserve">systemd</w:t>
-      </w:r>
-      <w:r>
-        <w:t xml:space="preserve"> </w:t>
-      </w:r>
-      <w:r>
-        <w:t xml:space="preserve">timer); modern config (TLS 1.2+/1.3, strong ciphers, OCSP stapling) — target A+ on SSL Labs.</w:t>
-      </w:r>
-    </w:p>
-    <w:p>
-      <w:pPr>
-        <w:pStyle w:val="Compact"/>
-        <w:numPr>
-          <w:ilvl w:val="1"/>
-          <w:numId w:val="1131"/>
-        </w:numPr>
-      </w:pPr>
-      <w:r>
-        <w:t xml:space="preserve">Kill the plain</w:t>
-      </w:r>
-      <w:r>
-        <w:t xml:space="preserve"> </w:t>
-      </w:r>
-      <w:r>
-        <w:rPr>
-          <w:rStyle w:val="VerbatimChar"/>
-        </w:rPr>
-        <w:t xml:space="preserve">http://&lt;ip&gt;:5000</w:t>
-      </w:r>
-      <w:r>
-        <w:t xml:space="preserve"> </w:t>
-      </w:r>
-      <w:r>
-        <w:t xml:space="preserve">path: bind pm2/Express to</w:t>
-      </w:r>
-      <w:r>
-        <w:t xml:space="preserve"> </w:t>
-      </w:r>
-      <w:r>
-        <w:rPr>
-          <w:rStyle w:val="VerbatimChar"/>
-        </w:rPr>
-        <w:t xml:space="preserve">127.0.0.1:5000</w:t>
-      </w:r>
-      <w:r>
-        <w:t xml:space="preserve"> </w:t>
-      </w:r>
-      <w:r>
-        <w:t xml:space="preserve">only; nginx is the sole public listener; port 5000 closed at the firewall.</w:t>
-      </w:r>
-    </w:p>
-    <w:p>
-      <w:pPr>
-        <w:pStyle w:val="Compact"/>
-        <w:numPr>
-          <w:ilvl w:val="1"/>
-          <w:numId w:val="1131"/>
-        </w:numPr>
-      </w:pPr>
-      <w:r>
-        <w:t xml:space="preserve">CloudFront: "Redirect HTTP to HTTPS", TLS 1.2_2021 policy, ACM cert for both static sites.</w:t>
-      </w:r>
-    </w:p>
-    <w:p>
-      <w:pPr>
-        <w:pStyle w:val="Compact"/>
-        <w:numPr>
-          <w:ilvl w:val="1"/>
-          <w:numId w:val="1131"/>
-        </w:numPr>
-      </w:pPr>
-      <w:r>
-        <w:rPr>
-          <w:b/>
-          <w:bCs/>
-        </w:rPr>
-        <w:t xml:space="preserve">HSTS</w:t>
-      </w:r>
-      <w:r>
-        <w:t xml:space="preserve"> </w:t>
-      </w:r>
-      <w:r>
-        <w:t xml:space="preserve">long</w:t>
-      </w:r>
-      <w:r>
-        <w:t xml:space="preserve"> </w:t>
-      </w:r>
-      <w:r>
-        <w:rPr>
-          <w:rStyle w:val="VerbatimChar"/>
-        </w:rPr>
-        <w:t xml:space="preserve">max-age</w:t>
-      </w:r>
-      <w:r>
-        <w:t xml:space="preserve"> </w:t>
-      </w:r>
-      <w:r>
-        <w:t xml:space="preserve">+</w:t>
-      </w:r>
-      <w:r>
-        <w:t xml:space="preserve"> </w:t>
-      </w:r>
-      <w:r>
-        <w:rPr>
-          <w:rStyle w:val="VerbatimChar"/>
-        </w:rPr>
-        <w:t xml:space="preserve">includeSubDomains</w:t>
-      </w:r>
-      <w:r>
-        <w:t xml:space="preserve"> </w:t>
-      </w:r>
-      <w:r>
-        <w:t xml:space="preserve">+</w:t>
-      </w:r>
-      <w:r>
-        <w:t xml:space="preserve"> </w:t>
-      </w:r>
-      <w:r>
-        <w:rPr>
-          <w:rStyle w:val="VerbatimChar"/>
-        </w:rPr>
-        <w:t xml:space="preserve">preload</w:t>
-      </w:r>
-      <w:r>
-        <w:t xml:space="preserve"> </w:t>
-      </w:r>
-      <w:r>
-        <w:t xml:space="preserve">— in the nginx server block and the CloudFront Response Headers Policy — after Chunk 3's staged rollout verifies nothing breaks.</w:t>
-      </w:r>
-    </w:p>
-    <w:p>
-      <w:pPr>
-        <w:pStyle w:val="Compact"/>
-        <w:numPr>
-          <w:ilvl w:val="0"/>
-          <w:numId w:val="1130"/>
-        </w:numPr>
-      </w:pPr>
-      <w:r>
-        <w:rPr>
-          <w:b/>
-          <w:bCs/>
-        </w:rPr>
-        <w:t xml:space="preserve">Server (OS) hardening</w:t>
-      </w:r>
-      <w:r>
-        <w:t xml:space="preserve">:</w:t>
-      </w:r>
-    </w:p>
-    <w:p>
-      <w:pPr>
-        <w:pStyle w:val="Compact"/>
-        <w:numPr>
-          <w:ilvl w:val="1"/>
-          <w:numId w:val="1132"/>
-        </w:numPr>
-      </w:pPr>
-      <w:r>
-        <w:rPr>
-          <w:rStyle w:val="VerbatimChar"/>
-        </w:rPr>
-        <w:t xml:space="preserve">ufw</w:t>
-      </w:r>
-      <w:r>
-        <w:t xml:space="preserve"> </w:t>
-      </w:r>
-      <w:r>
-        <w:t xml:space="preserve">(or cloud security group): allow only 22 (restricted source), 80, 443. Everything else denied.</w:t>
-      </w:r>
-    </w:p>
-    <w:p>
-      <w:pPr>
-        <w:pStyle w:val="Compact"/>
-        <w:numPr>
-          <w:ilvl w:val="1"/>
-          <w:numId w:val="1132"/>
-        </w:numPr>
-      </w:pPr>
-      <w:r>
-        <w:t xml:space="preserve">SSH: key-only, no root login, non-standard admin user,</w:t>
-      </w:r>
-      <w:r>
-        <w:t xml:space="preserve"> </w:t>
-      </w:r>
-      <w:r>
-        <w:rPr>
-          <w:rStyle w:val="VerbatimChar"/>
-        </w:rPr>
-        <w:t xml:space="preserve">fail2ban</w:t>
-      </w:r>
-      <w:r>
-        <w:t xml:space="preserve"> </w:t>
-      </w:r>
-      <w:r>
-        <w:t xml:space="preserve">on sshd + on nginx auth/</w:t>
-      </w:r>
-      <w:r>
-        <w:rPr>
-          <w:rStyle w:val="VerbatimChar"/>
-        </w:rPr>
-        <w:t xml:space="preserve">4xx</w:t>
-      </w:r>
-      <w:r>
-        <w:t xml:space="preserve"> </w:t>
-      </w:r>
-      <w:r>
-        <w:t xml:space="preserve">floods.</w:t>
-      </w:r>
-    </w:p>
-    <w:p>
-      <w:pPr>
-        <w:pStyle w:val="Compact"/>
-        <w:numPr>
-          <w:ilvl w:val="1"/>
-          <w:numId w:val="1132"/>
-        </w:numPr>
-      </w:pPr>
-      <w:r>
-        <w:t xml:space="preserve">Unattended security upgrades for the OS; documented patch cadence.</w:t>
-      </w:r>
-    </w:p>
-    <w:p>
-      <w:pPr>
-        <w:pStyle w:val="Compact"/>
-        <w:numPr>
-          <w:ilvl w:val="1"/>
-          <w:numId w:val="1132"/>
-        </w:numPr>
-      </w:pPr>
-      <w:r>
-        <w:t xml:space="preserve">Dedicated non-login</w:t>
-      </w:r>
-      <w:r>
-        <w:t xml:space="preserve"> </w:t>
-      </w:r>
-      <w:r>
-        <w:rPr>
-          <w:rStyle w:val="VerbatimChar"/>
-        </w:rPr>
-        <w:t xml:space="preserve">deploy</w:t>
-      </w:r>
-      <w:r>
-        <w:t xml:space="preserve"> </w:t>
-      </w:r>
-      <w:r>
-        <w:t xml:space="preserve">user owns the app dir and</w:t>
-      </w:r>
-      <w:r>
-        <w:t xml:space="preserve"> </w:t>
-      </w:r>
-      <w:r>
-        <w:rPr>
-          <w:rStyle w:val="VerbatimChar"/>
-        </w:rPr>
-        <w:t xml:space="preserve">.env</w:t>
-      </w:r>
-      <w:r>
-        <w:t xml:space="preserve"> </w:t>
-      </w:r>
-      <w:r>
-        <w:t xml:space="preserve">(Chunk 4); pm2 runs as that user, not root.</w:t>
-      </w:r>
-    </w:p>
-    <w:p>
-      <w:pPr>
-        <w:pStyle w:val="Compact"/>
-        <w:numPr>
-          <w:ilvl w:val="1"/>
-          <w:numId w:val="1132"/>
-        </w:numPr>
-      </w:pPr>
-      <w:r>
-        <w:rPr>
-          <w:rStyle w:val="VerbatimChar"/>
-        </w:rPr>
-        <w:t xml:space="preserve">nginx</w:t>
-      </w:r>
-      <w:r>
-        <w:t xml:space="preserve">: request body size limits, timeouts,</w:t>
-      </w:r>
-      <w:r>
-        <w:t xml:space="preserve"> </w:t>
-      </w:r>
-      <w:r>
-        <w:rPr>
-          <w:rStyle w:val="VerbatimChar"/>
-        </w:rPr>
-        <w:t xml:space="preserve">server_tokens off</w:t>
-      </w:r>
-      <w:r>
-        <w:t xml:space="preserve">, a basic rate-limit zone for</w:t>
-      </w:r>
-      <w:r>
-        <w:t xml:space="preserve"> </w:t>
-      </w:r>
-      <w:r>
-        <w:rPr>
-          <w:rStyle w:val="VerbatimChar"/>
-        </w:rPr>
-        <w:t xml:space="preserve">/api/auth/*</w:t>
-      </w:r>
-      <w:r>
-        <w:t xml:space="preserve"> </w:t>
-      </w:r>
-      <w:r>
-        <w:t xml:space="preserve">as defense-in-depth alongside Chunk 2.</w:t>
-      </w:r>
-    </w:p>
-    <w:p>
-      <w:pPr>
-        <w:pStyle w:val="Compact"/>
-        <w:numPr>
-          <w:ilvl w:val="0"/>
-          <w:numId w:val="1130"/>
-        </w:numPr>
-      </w:pPr>
-      <w:r>
-        <w:rPr>
-          <w:b/>
-          <w:bCs/>
-        </w:rPr>
-        <w:t xml:space="preserve">MongoDB Atlas</w:t>
       </w:r>
       <w:r>
         <w:t xml:space="preserve">:</w:t>
@@ -22029,35 +22493,44 @@
         </w:numPr>
       </w:pPr>
       <w:r>
-        <w:t xml:space="preserve">Network access list = the VPS's</w:t>
-      </w:r>
-      <w:r>
-        <w:t xml:space="preserve"> </w:t>
-      </w:r>
-      <w:r>
-        <w:rPr>
-          <w:b/>
-          <w:bCs/>
-        </w:rPr>
-        <w:t xml:space="preserve">static egress IP only</w:t>
-      </w:r>
-      <w:r>
-        <w:t xml:space="preserve"> </w:t>
-      </w:r>
-      <w:r>
-        <w:t xml:space="preserve">(assign an Elastic IP if needed). No</w:t>
-      </w:r>
-      <w:r>
-        <w:t xml:space="preserve"> </w:t>
-      </w:r>
-      <w:r>
-        <w:rPr>
-          <w:rStyle w:val="VerbatimChar"/>
-        </w:rPr>
-        <w:t xml:space="preserve">0.0.0.0/0</w:t>
-      </w:r>
-      <w:r>
-        <w:t xml:space="preserve">.</w:t>
+        <w:t xml:space="preserve">nginx terminates TLS for the API (</w:t>
+      </w:r>
+      <w:r>
+        <w:rPr>
+          <w:rStyle w:val="VerbatimChar"/>
+        </w:rPr>
+        <w:t xml:space="preserve">api.&lt;domain&gt;</w:t>
+      </w:r>
+      <w:r>
+        <w:t xml:space="preserve">), certs via</w:t>
+      </w:r>
+      <w:r>
+        <w:t xml:space="preserve"> </w:t>
+      </w:r>
+      <w:r>
+        <w:rPr>
+          <w:b/>
+          <w:bCs/>
+        </w:rPr>
+        <w:t xml:space="preserve">certbot/Let's Encrypt</w:t>
+      </w:r>
+      <w:r>
+        <w:t xml:space="preserve"> </w:t>
+      </w:r>
+      <w:r>
+        <w:t xml:space="preserve">with auto-renew (</w:t>
+      </w:r>
+      <w:r>
+        <w:rPr>
+          <w:rStyle w:val="VerbatimChar"/>
+        </w:rPr>
+        <w:t xml:space="preserve">systemd</w:t>
+      </w:r>
+      <w:r>
+        <w:t xml:space="preserve"> </w:t>
+      </w:r>
+      <w:r>
+        <w:t xml:space="preserve">timer); modern config (TLS 1.2+/1.3, strong ciphers, OCSP stapling) — target A+ on SSL Labs.</w:t>
       </w:r>
     </w:p>
     <w:p>
@@ -22069,50 +22542,37 @@
         </w:numPr>
       </w:pPr>
       <w:r>
-        <w:t xml:space="preserve">Least-privilege DB user for the app (</w:t>
-      </w:r>
-      <w:r>
-        <w:rPr>
-          <w:rStyle w:val="VerbatimChar"/>
-        </w:rPr>
-        <w:t xml:space="preserve">readWrite</w:t>
-      </w:r>
-      <w:r>
-        <w:t xml:space="preserve"> </w:t>
-      </w:r>
-      <w:r>
-        <w:t xml:space="preserve">on the app DB;</w:t>
-      </w:r>
-      <w:r>
-        <w:t xml:space="preserve"> </w:t>
-      </w:r>
-      <w:r>
-        <w:rPr>
-          <w:b/>
-          <w:bCs/>
-        </w:rPr>
-        <w:t xml:space="preserve">not</w:t>
-      </w:r>
-      <w:r>
-        <w:t xml:space="preserve"> </w:t>
-      </w:r>
-      <w:r>
-        <w:rPr>
-          <w:rStyle w:val="VerbatimChar"/>
-        </w:rPr>
-        <w:t xml:space="preserve">dbAdmin</w:t>
-      </w:r>
-      <w:r>
-        <w:t xml:space="preserve">/</w:t>
-      </w:r>
-      <w:r>
-        <w:rPr>
-          <w:rStyle w:val="VerbatimChar"/>
-        </w:rPr>
-        <w:t xml:space="preserve">atlasAdmin</w:t>
-      </w:r>
-      <w:r>
-        <w:t xml:space="preserve">; cannot drop the database).</w:t>
+        <w:t xml:space="preserve">Kill the plain</w:t>
+      </w:r>
+      <w:r>
+        <w:t xml:space="preserve"> </w:t>
+      </w:r>
+      <w:r>
+        <w:rPr>
+          <w:rStyle w:val="VerbatimChar"/>
+        </w:rPr>
+        <w:t xml:space="preserve">http://&lt;ip&gt;:5000</w:t>
+      </w:r>
+      <w:r>
+        <w:t xml:space="preserve"> </w:t>
+      </w:r>
+      <w:r>
+        <w:t xml:space="preserve">path: bind pm2/Express to</w:t>
+      </w:r>
+      <w:r>
+        <w:t xml:space="preserve"> </w:t>
+      </w:r>
+      <w:r>
+        <w:rPr>
+          <w:rStyle w:val="VerbatimChar"/>
+        </w:rPr>
+        <w:t xml:space="preserve">127.0.0.1:5000</w:t>
+      </w:r>
+      <w:r>
+        <w:t xml:space="preserve"> </w:t>
+      </w:r>
+      <w:r>
+        <w:t xml:space="preserve">only; nginx is the sole public listener; port 5000 closed at the firewall.</w:t>
       </w:r>
     </w:p>
     <w:p>
@@ -22124,7 +22584,7 @@
         </w:numPr>
       </w:pPr>
       <w:r>
-        <w:t xml:space="preserve">Separate DB (or cluster) for staging vs production (Chunk 4).</w:t>
+        <w:t xml:space="preserve">CloudFront: "Redirect HTTP to HTTPS", TLS 1.2_2021 policy, ACM cert for both static sites.</w:t>
       </w:r>
     </w:p>
     <w:p>
@@ -22136,51 +22596,78 @@
         </w:numPr>
       </w:pPr>
       <w:r>
-        <w:t xml:space="preserve">Enable Atlas alerts (auth failures, IP-list changes) and, if the tier allows, database auditing.</w:t>
-      </w:r>
-    </w:p>
-    <w:p>
-      <w:pPr>
-        <w:pStyle w:val="Compact"/>
-        <w:numPr>
-          <w:ilvl w:val="1"/>
-          <w:numId w:val="1133"/>
-        </w:numPr>
-      </w:pPr>
-      <w:r>
-        <w:t xml:space="preserve">Confirm encryption at rest + in transit (Atlas default) and that</w:t>
-      </w:r>
-      <w:r>
-        <w:t xml:space="preserve"> </w:t>
-      </w:r>
-      <w:r>
-        <w:rPr>
-          <w:b/>
-          <w:bCs/>
-        </w:rPr>
-        <w:t xml:space="preserve">cloud backup / PITR is enabled</w:t>
-      </w:r>
-      <w:r>
-        <w:t xml:space="preserve"> </w:t>
-      </w:r>
-      <w:r>
-        <w:t xml:space="preserve">(feeds Chunk 14).</w:t>
-      </w:r>
-    </w:p>
-    <w:p>
-      <w:pPr>
-        <w:pStyle w:val="Compact"/>
-        <w:numPr>
-          <w:ilvl w:val="0"/>
-          <w:numId w:val="1130"/>
-        </w:numPr>
-      </w:pPr>
-      <w:r>
-        <w:rPr>
-          <w:b/>
-          <w:bCs/>
-        </w:rPr>
-        <w:t xml:space="preserve">S3 / CloudFront</w:t>
+        <w:rPr>
+          <w:b/>
+          <w:bCs/>
+        </w:rPr>
+        <w:t xml:space="preserve">HSTS</w:t>
+      </w:r>
+      <w:r>
+        <w:t xml:space="preserve"> </w:t>
+      </w:r>
+      <w:r>
+        <w:t xml:space="preserve">long</w:t>
+      </w:r>
+      <w:r>
+        <w:t xml:space="preserve"> </w:t>
+      </w:r>
+      <w:r>
+        <w:rPr>
+          <w:rStyle w:val="VerbatimChar"/>
+        </w:rPr>
+        <w:t xml:space="preserve">max-age</w:t>
+      </w:r>
+      <w:r>
+        <w:t xml:space="preserve"> </w:t>
+      </w:r>
+      <w:r>
+        <w:t xml:space="preserve">+</w:t>
+      </w:r>
+      <w:r>
+        <w:t xml:space="preserve"> </w:t>
+      </w:r>
+      <w:r>
+        <w:rPr>
+          <w:rStyle w:val="VerbatimChar"/>
+        </w:rPr>
+        <w:t xml:space="preserve">includeSubDomains</w:t>
+      </w:r>
+      <w:r>
+        <w:t xml:space="preserve"> </w:t>
+      </w:r>
+      <w:r>
+        <w:t xml:space="preserve">+</w:t>
+      </w:r>
+      <w:r>
+        <w:t xml:space="preserve"> </w:t>
+      </w:r>
+      <w:r>
+        <w:rPr>
+          <w:rStyle w:val="VerbatimChar"/>
+        </w:rPr>
+        <w:t xml:space="preserve">preload</w:t>
+      </w:r>
+      <w:r>
+        <w:t xml:space="preserve"> </w:t>
+      </w:r>
+      <w:r>
+        <w:t xml:space="preserve">— in the nginx server block and the CloudFront Response Headers Policy — after Chunk 3's staged rollout verifies nothing breaks.</w:t>
+      </w:r>
+    </w:p>
+    <w:p>
+      <w:pPr>
+        <w:pStyle w:val="Compact"/>
+        <w:numPr>
+          <w:ilvl w:val="0"/>
+          <w:numId w:val="1132"/>
+        </w:numPr>
+      </w:pPr>
+      <w:r>
+        <w:rPr>
+          <w:b/>
+          <w:bCs/>
+        </w:rPr>
+        <w:t xml:space="preserve">Server (OS) hardening</w:t>
       </w:r>
       <w:r>
         <w:t xml:space="preserve">:</w:t>
@@ -22195,33 +22682,16 @@
         </w:numPr>
       </w:pPr>
       <w:r>
-        <w:t xml:space="preserve">Both content buckets:</w:t>
-      </w:r>
-      <w:r>
-        <w:t xml:space="preserve"> </w:t>
-      </w:r>
-      <w:r>
-        <w:rPr>
-          <w:b/>
-          <w:bCs/>
-        </w:rPr>
-        <w:t xml:space="preserve">Block Public Access = ON</w:t>
-      </w:r>
-      <w:r>
-        <w:t xml:space="preserve">, no public ACLs/policies; served only via</w:t>
-      </w:r>
-      <w:r>
-        <w:t xml:space="preserve"> </w:t>
-      </w:r>
-      <w:r>
-        <w:rPr>
-          <w:b/>
-          <w:bCs/>
-        </w:rPr>
-        <w:t xml:space="preserve">CloudFront with Origin Access Control</w:t>
-      </w:r>
-      <w:r>
-        <w:t xml:space="preserve">.</w:t>
+        <w:rPr>
+          <w:rStyle w:val="VerbatimChar"/>
+        </w:rPr>
+        <w:t xml:space="preserve">ufw</w:t>
+      </w:r>
+      <w:r>
+        <w:t xml:space="preserve"> </w:t>
+      </w:r>
+      <w:r>
+        <w:t xml:space="preserve">(or cloud security group): allow only 22 (restricted source), 80, 443. Everything else denied.</w:t>
       </w:r>
     </w:p>
     <w:p>
@@ -22233,31 +22703,34 @@
         </w:numPr>
       </w:pPr>
       <w:r>
-        <w:t xml:space="preserve">App's IAM user scoped to</w:t>
-      </w:r>
-      <w:r>
-        <w:t xml:space="preserve"> </w:t>
-      </w:r>
-      <w:r>
-        <w:rPr>
-          <w:rStyle w:val="VerbatimChar"/>
-        </w:rPr>
-        <w:t xml:space="preserve">s3:GetObject</w:t>
-      </w:r>
-      <w:r>
-        <w:t xml:space="preserve">/</w:t>
-      </w:r>
-      <w:r>
-        <w:rPr>
-          <w:rStyle w:val="VerbatimChar"/>
-        </w:rPr>
-        <w:t xml:space="preserve">s3:PutObject</w:t>
-      </w:r>
-      <w:r>
-        <w:t xml:space="preserve"> </w:t>
-      </w:r>
-      <w:r>
-        <w:t xml:space="preserve">on its prefixes only (Chunk 4).</w:t>
+        <w:t xml:space="preserve">SSH: key-only, no root login, non-standard admin user,</w:t>
+      </w:r>
+      <w:r>
+        <w:t xml:space="preserve"> </w:t>
+      </w:r>
+      <w:r>
+        <w:rPr>
+          <w:rStyle w:val="VerbatimChar"/>
+        </w:rPr>
+        <w:t xml:space="preserve">fail2ban</w:t>
+      </w:r>
+      <w:r>
+        <w:t xml:space="preserve"> </w:t>
+      </w:r>
+      <w:r>
+        <w:t xml:space="preserve">on sshd + on nginx auth/</w:t>
+      </w:r>
+      <w:r>
+        <w:rPr>
+          <w:rStyle w:val="VerbatimChar"/>
+        </w:rPr>
+        <w:t xml:space="preserve">4xx</w:t>
+      </w:r>
+      <w:r>
+        <w:t xml:space="preserve"> </w:t>
+      </w:r>
+      <w:r>
+        <w:t xml:space="preserve">floods.</w:t>
       </w:r>
     </w:p>
     <w:p>
@@ -22269,23 +22742,7 @@
         </w:numPr>
       </w:pPr>
       <w:r>
-        <w:t xml:space="preserve">Enable</w:t>
-      </w:r>
-      <w:r>
-        <w:t xml:space="preserve"> </w:t>
-      </w:r>
-      <w:r>
-        <w:rPr>
-          <w:b/>
-          <w:bCs/>
-        </w:rPr>
-        <w:t xml:space="preserve">S3 versioning</w:t>
-      </w:r>
-      <w:r>
-        <w:t xml:space="preserve"> </w:t>
-      </w:r>
-      <w:r>
-        <w:t xml:space="preserve">(frontend rollback + ransomware resilience) + lifecycle rules; consider replication for the media bucket.</w:t>
+        <w:t xml:space="preserve">Unattended security upgrades for the OS; documented patch cadence.</w:t>
       </w:r>
     </w:p>
     <w:p>
@@ -22297,38 +22754,98 @@
         </w:numPr>
       </w:pPr>
       <w:r>
-        <w:t xml:space="preserve">CloudFront: never cache authenticated responses (the API is not behind CloudFront today — keep it that way, or if it ever is, forward</w:t>
-      </w:r>
-      <w:r>
-        <w:t xml:space="preserve"> </w:t>
-      </w:r>
-      <w:r>
-        <w:rPr>
-          <w:rStyle w:val="VerbatimChar"/>
-        </w:rPr>
-        <w:t xml:space="preserve">Authorization</w:t>
-      </w:r>
-      <w:r>
-        <w:t xml:space="preserve"> </w:t>
-      </w:r>
-      <w:r>
-        <w:t xml:space="preserve">and raw webhook bodies unchanged).</w:t>
-      </w:r>
-    </w:p>
-    <w:p>
-      <w:pPr>
-        <w:pStyle w:val="Compact"/>
-        <w:numPr>
-          <w:ilvl w:val="0"/>
-          <w:numId w:val="1130"/>
-        </w:numPr>
-      </w:pPr>
-      <w:r>
-        <w:rPr>
-          <w:b/>
-          <w:bCs/>
-        </w:rPr>
-        <w:t xml:space="preserve">Edge protection (right-sized)</w:t>
+        <w:t xml:space="preserve">Dedicated non-login</w:t>
+      </w:r>
+      <w:r>
+        <w:t xml:space="preserve"> </w:t>
+      </w:r>
+      <w:r>
+        <w:rPr>
+          <w:rStyle w:val="VerbatimChar"/>
+        </w:rPr>
+        <w:t xml:space="preserve">deploy</w:t>
+      </w:r>
+      <w:r>
+        <w:t xml:space="preserve"> </w:t>
+      </w:r>
+      <w:r>
+        <w:t xml:space="preserve">user owns the app dir and</w:t>
+      </w:r>
+      <w:r>
+        <w:t xml:space="preserve"> </w:t>
+      </w:r>
+      <w:r>
+        <w:rPr>
+          <w:rStyle w:val="VerbatimChar"/>
+        </w:rPr>
+        <w:t xml:space="preserve">.env</w:t>
+      </w:r>
+      <w:r>
+        <w:t xml:space="preserve"> </w:t>
+      </w:r>
+      <w:r>
+        <w:t xml:space="preserve">(Chunk 4); pm2 runs as that user, not root.</w:t>
+      </w:r>
+    </w:p>
+    <w:p>
+      <w:pPr>
+        <w:pStyle w:val="Compact"/>
+        <w:numPr>
+          <w:ilvl w:val="1"/>
+          <w:numId w:val="1134"/>
+        </w:numPr>
+      </w:pPr>
+      <w:r>
+        <w:rPr>
+          <w:rStyle w:val="VerbatimChar"/>
+        </w:rPr>
+        <w:t xml:space="preserve">nginx</w:t>
+      </w:r>
+      <w:r>
+        <w:t xml:space="preserve">: request body size limits, timeouts,</w:t>
+      </w:r>
+      <w:r>
+        <w:t xml:space="preserve"> </w:t>
+      </w:r>
+      <w:r>
+        <w:rPr>
+          <w:rStyle w:val="VerbatimChar"/>
+        </w:rPr>
+        <w:t xml:space="preserve">server_tokens off</w:t>
+      </w:r>
+      <w:r>
+        <w:t xml:space="preserve">, a basic rate-limit zone for</w:t>
+      </w:r>
+      <w:r>
+        <w:t xml:space="preserve"> </w:t>
+      </w:r>
+      <w:r>
+        <w:rPr>
+          <w:rStyle w:val="VerbatimChar"/>
+        </w:rPr>
+        <w:t xml:space="preserve">/api/auth/*</w:t>
+      </w:r>
+      <w:r>
+        <w:t xml:space="preserve"> </w:t>
+      </w:r>
+      <w:r>
+        <w:t xml:space="preserve">as defense-in-depth alongside Chunk 2.</w:t>
+      </w:r>
+    </w:p>
+    <w:p>
+      <w:pPr>
+        <w:pStyle w:val="Compact"/>
+        <w:numPr>
+          <w:ilvl w:val="0"/>
+          <w:numId w:val="1132"/>
+        </w:numPr>
+      </w:pPr>
+      <w:r>
+        <w:rPr>
+          <w:b/>
+          <w:bCs/>
+        </w:rPr>
+        <w:t xml:space="preserve">MongoDB Atlas</w:t>
       </w:r>
       <w:r>
         <w:t xml:space="preserve">:</w:t>
@@ -22343,17 +22860,35 @@
         </w:numPr>
       </w:pPr>
       <w:r>
-        <w:rPr>
-          <w:b/>
-          <w:bCs/>
-        </w:rPr>
-        <w:t xml:space="preserve">AWS WAF on the CloudFront distributions</w:t>
-      </w:r>
-      <w:r>
-        <w:t xml:space="preserve"> </w:t>
-      </w:r>
-      <w:r>
-        <w:t xml:space="preserve">(managed core rule set + bad-bot + rate rule) for the static sites.</w:t>
+        <w:t xml:space="preserve">Network access list = the VPS's</w:t>
+      </w:r>
+      <w:r>
+        <w:t xml:space="preserve"> </w:t>
+      </w:r>
+      <w:r>
+        <w:rPr>
+          <w:b/>
+          <w:bCs/>
+        </w:rPr>
+        <w:t xml:space="preserve">static egress IP only</w:t>
+      </w:r>
+      <w:r>
+        <w:t xml:space="preserve"> </w:t>
+      </w:r>
+      <w:r>
+        <w:t xml:space="preserve">(assign an Elastic IP if needed). No</w:t>
+      </w:r>
+      <w:r>
+        <w:t xml:space="preserve"> </w:t>
+      </w:r>
+      <w:r>
+        <w:rPr>
+          <w:rStyle w:val="VerbatimChar"/>
+        </w:rPr>
+        <w:t xml:space="preserve">0.0.0.0/0</w:t>
+      </w:r>
+      <w:r>
+        <w:t xml:space="preserve">.</w:t>
       </w:r>
     </w:p>
     <w:p>
@@ -22365,80 +22900,50 @@
         </w:numPr>
       </w:pPr>
       <w:r>
-        <w:t xml:space="preserve">For the API (nginx origin, no CloudFront): nginx</w:t>
-      </w:r>
-      <w:r>
-        <w:t xml:space="preserve"> </w:t>
-      </w:r>
-      <w:r>
-        <w:rPr>
-          <w:rStyle w:val="VerbatimChar"/>
-        </w:rPr>
-        <w:t xml:space="preserve">limit_req</w:t>
-      </w:r>
-      <w:r>
-        <w:t xml:space="preserve"> </w:t>
-      </w:r>
-      <w:r>
-        <w:t xml:space="preserve">+</w:t>
-      </w:r>
-      <w:r>
-        <w:t xml:space="preserve"> </w:t>
-      </w:r>
-      <w:r>
-        <w:rPr>
-          <w:rStyle w:val="VerbatimChar"/>
-        </w:rPr>
-        <w:t xml:space="preserve">fail2ban</w:t>
-      </w:r>
-      <w:r>
-        <w:t xml:space="preserve"> </w:t>
-      </w:r>
-      <w:r>
-        <w:t xml:space="preserve">+</w:t>
-      </w:r>
-      <w:r>
-        <w:t xml:space="preserve"> </w:t>
-      </w:r>
-      <w:r>
-        <w:rPr>
-          <w:rStyle w:val="VerbatimChar"/>
-        </w:rPr>
-        <w:t xml:space="preserve">ufw</w:t>
-      </w:r>
-      <w:r>
-        <w:t xml:space="preserve">; optionally</w:t>
-      </w:r>
-      <w:r>
-        <w:t xml:space="preserve"> </w:t>
-      </w:r>
-      <w:r>
-        <w:rPr>
-          <w:b/>
-          <w:bCs/>
-        </w:rPr>
-        <w:t xml:space="preserve">Cloudflare in front of</w:t>
-      </w:r>
-      <w:r>
-        <w:rPr>
-          <w:b/>
-          <w:bCs/>
-        </w:rPr>
-        <w:t xml:space="preserve"> </w:t>
-      </w:r>
-      <w:r>
-        <w:rPr>
-          <w:rStyle w:val="VerbatimChar"/>
-          <w:b/>
-          <w:bCs/>
-        </w:rPr>
-        <w:t xml:space="preserve">api.&lt;domain&gt;</w:t>
-      </w:r>
-      <w:r>
-        <w:t xml:space="preserve"> </w:t>
-      </w:r>
-      <w:r>
-        <w:t xml:space="preserve">(free tier: WAF managed rules, rate limiting, bot mitigation, DDoS) — recommended as the cheapest real WAF for the API. Document the DNS change.</w:t>
+        <w:t xml:space="preserve">Least-privilege DB user for the app (</w:t>
+      </w:r>
+      <w:r>
+        <w:rPr>
+          <w:rStyle w:val="VerbatimChar"/>
+        </w:rPr>
+        <w:t xml:space="preserve">readWrite</w:t>
+      </w:r>
+      <w:r>
+        <w:t xml:space="preserve"> </w:t>
+      </w:r>
+      <w:r>
+        <w:t xml:space="preserve">on the app DB;</w:t>
+      </w:r>
+      <w:r>
+        <w:t xml:space="preserve"> </w:t>
+      </w:r>
+      <w:r>
+        <w:rPr>
+          <w:b/>
+          <w:bCs/>
+        </w:rPr>
+        <w:t xml:space="preserve">not</w:t>
+      </w:r>
+      <w:r>
+        <w:t xml:space="preserve"> </w:t>
+      </w:r>
+      <w:r>
+        <w:rPr>
+          <w:rStyle w:val="VerbatimChar"/>
+        </w:rPr>
+        <w:t xml:space="preserve">dbAdmin</w:t>
+      </w:r>
+      <w:r>
+        <w:t xml:space="preserve">/</w:t>
+      </w:r>
+      <w:r>
+        <w:rPr>
+          <w:rStyle w:val="VerbatimChar"/>
+        </w:rPr>
+        <w:t xml:space="preserve">atlasAdmin</w:t>
+      </w:r>
+      <w:r>
+        <w:t xml:space="preserve">; cannot drop the database).</w:t>
       </w:r>
     </w:p>
     <w:p>
@@ -22450,6 +22955,332 @@
         </w:numPr>
       </w:pPr>
       <w:r>
+        <w:t xml:space="preserve">Separate DB (or cluster) for staging vs production (Chunk 4).</w:t>
+      </w:r>
+    </w:p>
+    <w:p>
+      <w:pPr>
+        <w:pStyle w:val="Compact"/>
+        <w:numPr>
+          <w:ilvl w:val="1"/>
+          <w:numId w:val="1135"/>
+        </w:numPr>
+      </w:pPr>
+      <w:r>
+        <w:t xml:space="preserve">Enable Atlas alerts (auth failures, IP-list changes) and, if the tier allows, database auditing.</w:t>
+      </w:r>
+    </w:p>
+    <w:p>
+      <w:pPr>
+        <w:pStyle w:val="Compact"/>
+        <w:numPr>
+          <w:ilvl w:val="1"/>
+          <w:numId w:val="1135"/>
+        </w:numPr>
+      </w:pPr>
+      <w:r>
+        <w:t xml:space="preserve">Confirm encryption at rest + in transit (Atlas default) and that</w:t>
+      </w:r>
+      <w:r>
+        <w:t xml:space="preserve"> </w:t>
+      </w:r>
+      <w:r>
+        <w:rPr>
+          <w:b/>
+          <w:bCs/>
+        </w:rPr>
+        <w:t xml:space="preserve">cloud backup / PITR is enabled</w:t>
+      </w:r>
+      <w:r>
+        <w:t xml:space="preserve"> </w:t>
+      </w:r>
+      <w:r>
+        <w:t xml:space="preserve">(feeds Chunk 14).</w:t>
+      </w:r>
+    </w:p>
+    <w:p>
+      <w:pPr>
+        <w:pStyle w:val="Compact"/>
+        <w:numPr>
+          <w:ilvl w:val="0"/>
+          <w:numId w:val="1132"/>
+        </w:numPr>
+      </w:pPr>
+      <w:r>
+        <w:rPr>
+          <w:b/>
+          <w:bCs/>
+        </w:rPr>
+        <w:t xml:space="preserve">S3 / CloudFront</w:t>
+      </w:r>
+      <w:r>
+        <w:t xml:space="preserve">:</w:t>
+      </w:r>
+    </w:p>
+    <w:p>
+      <w:pPr>
+        <w:pStyle w:val="Compact"/>
+        <w:numPr>
+          <w:ilvl w:val="1"/>
+          <w:numId w:val="1136"/>
+        </w:numPr>
+      </w:pPr>
+      <w:r>
+        <w:t xml:space="preserve">Both content buckets:</w:t>
+      </w:r>
+      <w:r>
+        <w:t xml:space="preserve"> </w:t>
+      </w:r>
+      <w:r>
+        <w:rPr>
+          <w:b/>
+          <w:bCs/>
+        </w:rPr>
+        <w:t xml:space="preserve">Block Public Access = ON</w:t>
+      </w:r>
+      <w:r>
+        <w:t xml:space="preserve">, no public ACLs/policies; served only via</w:t>
+      </w:r>
+      <w:r>
+        <w:t xml:space="preserve"> </w:t>
+      </w:r>
+      <w:r>
+        <w:rPr>
+          <w:b/>
+          <w:bCs/>
+        </w:rPr>
+        <w:t xml:space="preserve">CloudFront with Origin Access Control</w:t>
+      </w:r>
+      <w:r>
+        <w:t xml:space="preserve">.</w:t>
+      </w:r>
+    </w:p>
+    <w:p>
+      <w:pPr>
+        <w:pStyle w:val="Compact"/>
+        <w:numPr>
+          <w:ilvl w:val="1"/>
+          <w:numId w:val="1136"/>
+        </w:numPr>
+      </w:pPr>
+      <w:r>
+        <w:t xml:space="preserve">App's IAM user scoped to</w:t>
+      </w:r>
+      <w:r>
+        <w:t xml:space="preserve"> </w:t>
+      </w:r>
+      <w:r>
+        <w:rPr>
+          <w:rStyle w:val="VerbatimChar"/>
+        </w:rPr>
+        <w:t xml:space="preserve">s3:GetObject</w:t>
+      </w:r>
+      <w:r>
+        <w:t xml:space="preserve">/</w:t>
+      </w:r>
+      <w:r>
+        <w:rPr>
+          <w:rStyle w:val="VerbatimChar"/>
+        </w:rPr>
+        <w:t xml:space="preserve">s3:PutObject</w:t>
+      </w:r>
+      <w:r>
+        <w:t xml:space="preserve"> </w:t>
+      </w:r>
+      <w:r>
+        <w:t xml:space="preserve">on its prefixes only (Chunk 4).</w:t>
+      </w:r>
+    </w:p>
+    <w:p>
+      <w:pPr>
+        <w:pStyle w:val="Compact"/>
+        <w:numPr>
+          <w:ilvl w:val="1"/>
+          <w:numId w:val="1136"/>
+        </w:numPr>
+      </w:pPr>
+      <w:r>
+        <w:t xml:space="preserve">Enable</w:t>
+      </w:r>
+      <w:r>
+        <w:t xml:space="preserve"> </w:t>
+      </w:r>
+      <w:r>
+        <w:rPr>
+          <w:b/>
+          <w:bCs/>
+        </w:rPr>
+        <w:t xml:space="preserve">S3 versioning</w:t>
+      </w:r>
+      <w:r>
+        <w:t xml:space="preserve"> </w:t>
+      </w:r>
+      <w:r>
+        <w:t xml:space="preserve">(frontend rollback + ransomware resilience) + lifecycle rules; consider replication for the media bucket.</w:t>
+      </w:r>
+    </w:p>
+    <w:p>
+      <w:pPr>
+        <w:pStyle w:val="Compact"/>
+        <w:numPr>
+          <w:ilvl w:val="1"/>
+          <w:numId w:val="1136"/>
+        </w:numPr>
+      </w:pPr>
+      <w:r>
+        <w:t xml:space="preserve">CloudFront: never cache authenticated responses (the API is not behind CloudFront today — keep it that way, or if it ever is, forward</w:t>
+      </w:r>
+      <w:r>
+        <w:t xml:space="preserve"> </w:t>
+      </w:r>
+      <w:r>
+        <w:rPr>
+          <w:rStyle w:val="VerbatimChar"/>
+        </w:rPr>
+        <w:t xml:space="preserve">Authorization</w:t>
+      </w:r>
+      <w:r>
+        <w:t xml:space="preserve"> </w:t>
+      </w:r>
+      <w:r>
+        <w:t xml:space="preserve">and raw webhook bodies unchanged).</w:t>
+      </w:r>
+    </w:p>
+    <w:p>
+      <w:pPr>
+        <w:pStyle w:val="Compact"/>
+        <w:numPr>
+          <w:ilvl w:val="0"/>
+          <w:numId w:val="1132"/>
+        </w:numPr>
+      </w:pPr>
+      <w:r>
+        <w:rPr>
+          <w:b/>
+          <w:bCs/>
+        </w:rPr>
+        <w:t xml:space="preserve">Edge protection (right-sized)</w:t>
+      </w:r>
+      <w:r>
+        <w:t xml:space="preserve">:</w:t>
+      </w:r>
+    </w:p>
+    <w:p>
+      <w:pPr>
+        <w:pStyle w:val="Compact"/>
+        <w:numPr>
+          <w:ilvl w:val="1"/>
+          <w:numId w:val="1137"/>
+        </w:numPr>
+      </w:pPr>
+      <w:r>
+        <w:rPr>
+          <w:b/>
+          <w:bCs/>
+        </w:rPr>
+        <w:t xml:space="preserve">AWS WAF on the CloudFront distributions</w:t>
+      </w:r>
+      <w:r>
+        <w:t xml:space="preserve"> </w:t>
+      </w:r>
+      <w:r>
+        <w:t xml:space="preserve">(managed core rule set + bad-bot + rate rule) for the static sites.</w:t>
+      </w:r>
+    </w:p>
+    <w:p>
+      <w:pPr>
+        <w:pStyle w:val="Compact"/>
+        <w:numPr>
+          <w:ilvl w:val="1"/>
+          <w:numId w:val="1137"/>
+        </w:numPr>
+      </w:pPr>
+      <w:r>
+        <w:t xml:space="preserve">For the API (nginx origin, no CloudFront): nginx</w:t>
+      </w:r>
+      <w:r>
+        <w:t xml:space="preserve"> </w:t>
+      </w:r>
+      <w:r>
+        <w:rPr>
+          <w:rStyle w:val="VerbatimChar"/>
+        </w:rPr>
+        <w:t xml:space="preserve">limit_req</w:t>
+      </w:r>
+      <w:r>
+        <w:t xml:space="preserve"> </w:t>
+      </w:r>
+      <w:r>
+        <w:t xml:space="preserve">+</w:t>
+      </w:r>
+      <w:r>
+        <w:t xml:space="preserve"> </w:t>
+      </w:r>
+      <w:r>
+        <w:rPr>
+          <w:rStyle w:val="VerbatimChar"/>
+        </w:rPr>
+        <w:t xml:space="preserve">fail2ban</w:t>
+      </w:r>
+      <w:r>
+        <w:t xml:space="preserve"> </w:t>
+      </w:r>
+      <w:r>
+        <w:t xml:space="preserve">+</w:t>
+      </w:r>
+      <w:r>
+        <w:t xml:space="preserve"> </w:t>
+      </w:r>
+      <w:r>
+        <w:rPr>
+          <w:rStyle w:val="VerbatimChar"/>
+        </w:rPr>
+        <w:t xml:space="preserve">ufw</w:t>
+      </w:r>
+      <w:r>
+        <w:t xml:space="preserve">; optionally</w:t>
+      </w:r>
+      <w:r>
+        <w:t xml:space="preserve"> </w:t>
+      </w:r>
+      <w:r>
+        <w:rPr>
+          <w:b/>
+          <w:bCs/>
+        </w:rPr>
+        <w:t xml:space="preserve">Cloudflare in front of</w:t>
+      </w:r>
+      <w:r>
+        <w:rPr>
+          <w:b/>
+          <w:bCs/>
+        </w:rPr>
+        <w:t xml:space="preserve"> </w:t>
+      </w:r>
+      <w:r>
+        <w:rPr>
+          <w:rStyle w:val="VerbatimChar"/>
+          <w:b/>
+          <w:bCs/>
+        </w:rPr>
+        <w:t xml:space="preserve">api.&lt;domain&gt;</w:t>
+      </w:r>
+      <w:r>
+        <w:t xml:space="preserve"> </w:t>
+      </w:r>
+      <w:r>
+        <w:t xml:space="preserve">(free tier: WAF managed rules, rate limiting, bot mitigation, DDoS) — recommended as the cheapest real WAF for the API. Document the DNS change.</w:t>
+      </w:r>
+    </w:p>
+    <w:p>
+      <w:pPr>
+        <w:pStyle w:val="Compact"/>
+        <w:numPr>
+          <w:ilvl w:val="1"/>
+          <w:numId w:val="1137"/>
+        </w:numPr>
+      </w:pPr>
+      <w:r>
         <w:rPr>
           <w:b/>
           <w:bCs/>
@@ -22538,7 +23369,7 @@
         <w:pStyle w:val="Compact"/>
         <w:numPr>
           <w:ilvl w:val="0"/>
-          <w:numId w:val="1130"/>
+          <w:numId w:val="1132"/>
         </w:numPr>
       </w:pPr>
       <w:r>
@@ -22661,7 +23492,7 @@
         <w:pStyle w:val="Compact"/>
         <w:numPr>
           <w:ilvl w:val="0"/>
-          <w:numId w:val="1130"/>
+          <w:numId w:val="1132"/>
         </w:numPr>
       </w:pPr>
       <w:r>
@@ -22981,7 +23812,7 @@
         <w:pStyle w:val="Compact"/>
         <w:numPr>
           <w:ilvl w:val="0"/>
-          <w:numId w:val="1136"/>
+          <w:numId w:val="1138"/>
         </w:numPr>
       </w:pPr>
       <w:r>
@@ -23008,7 +23839,7 @@
         <w:pStyle w:val="Compact"/>
         <w:numPr>
           <w:ilvl w:val="0"/>
-          <w:numId w:val="1136"/>
+          <w:numId w:val="1138"/>
         </w:numPr>
       </w:pPr>
       <w:r>
@@ -23044,7 +23875,7 @@
         <w:pStyle w:val="Compact"/>
         <w:numPr>
           <w:ilvl w:val="0"/>
-          <w:numId w:val="1136"/>
+          <w:numId w:val="1138"/>
         </w:numPr>
       </w:pPr>
       <w:r>
@@ -23083,7 +23914,7 @@
         <w:pStyle w:val="Compact"/>
         <w:numPr>
           <w:ilvl w:val="0"/>
-          <w:numId w:val="1136"/>
+          <w:numId w:val="1138"/>
         </w:numPr>
       </w:pPr>
       <w:r>
@@ -23116,7 +23947,7 @@
         <w:pStyle w:val="Compact"/>
         <w:numPr>
           <w:ilvl w:val="0"/>
-          <w:numId w:val="1136"/>
+          <w:numId w:val="1138"/>
         </w:numPr>
       </w:pPr>
       <w:r>
@@ -23155,7 +23986,7 @@
         <w:pStyle w:val="Compact"/>
         <w:numPr>
           <w:ilvl w:val="0"/>
-          <w:numId w:val="1137"/>
+          <w:numId w:val="1139"/>
         </w:numPr>
       </w:pPr>
       <w:r>
@@ -23167,7 +23998,7 @@
         <w:pStyle w:val="Compact"/>
         <w:numPr>
           <w:ilvl w:val="0"/>
-          <w:numId w:val="1137"/>
+          <w:numId w:val="1139"/>
         </w:numPr>
       </w:pPr>
       <w:r>
@@ -23195,7 +24026,7 @@
         <w:pStyle w:val="Compact"/>
         <w:numPr>
           <w:ilvl w:val="0"/>
-          <w:numId w:val="1137"/>
+          <w:numId w:val="1139"/>
         </w:numPr>
       </w:pPr>
       <w:r>
@@ -23216,7 +24047,7 @@
         <w:pStyle w:val="Compact"/>
         <w:numPr>
           <w:ilvl w:val="0"/>
-          <w:numId w:val="1137"/>
+          <w:numId w:val="1139"/>
         </w:numPr>
       </w:pPr>
       <w:r>
@@ -23255,7 +24086,7 @@
         <w:pStyle w:val="Compact"/>
         <w:numPr>
           <w:ilvl w:val="0"/>
-          <w:numId w:val="1137"/>
+          <w:numId w:val="1139"/>
         </w:numPr>
       </w:pPr>
       <w:r>
@@ -23294,7 +24125,7 @@
         <w:pStyle w:val="Compact"/>
         <w:numPr>
           <w:ilvl w:val="0"/>
-          <w:numId w:val="1138"/>
+          <w:numId w:val="1140"/>
         </w:numPr>
       </w:pPr>
       <w:r>
@@ -23306,7 +24137,7 @@
         <w:pStyle w:val="Compact"/>
         <w:numPr>
           <w:ilvl w:val="0"/>
-          <w:numId w:val="1138"/>
+          <w:numId w:val="1140"/>
         </w:numPr>
       </w:pPr>
       <w:r>
@@ -23333,7 +24164,7 @@
         <w:pStyle w:val="Compact"/>
         <w:numPr>
           <w:ilvl w:val="0"/>
-          <w:numId w:val="1138"/>
+          <w:numId w:val="1140"/>
         </w:numPr>
       </w:pPr>
       <w:r>
@@ -23360,7 +24191,7 @@
         <w:pStyle w:val="Compact"/>
         <w:numPr>
           <w:ilvl w:val="0"/>
-          <w:numId w:val="1138"/>
+          <w:numId w:val="1140"/>
         </w:numPr>
       </w:pPr>
       <w:r>
@@ -23402,7 +24233,7 @@
         <w:pStyle w:val="Compact"/>
         <w:numPr>
           <w:ilvl w:val="0"/>
-          <w:numId w:val="1138"/>
+          <w:numId w:val="1140"/>
         </w:numPr>
       </w:pPr>
       <w:r>
@@ -23424,7 +24255,7 @@
         <w:pStyle w:val="Compact"/>
         <w:numPr>
           <w:ilvl w:val="0"/>
-          <w:numId w:val="1139"/>
+          <w:numId w:val="1141"/>
         </w:numPr>
       </w:pPr>
       <w:r>
@@ -23451,7 +24282,7 @@
         <w:pStyle w:val="Compact"/>
         <w:numPr>
           <w:ilvl w:val="0"/>
-          <w:numId w:val="1140"/>
+          <w:numId w:val="1142"/>
         </w:numPr>
       </w:pPr>
       <w:r>
@@ -23487,7 +24318,7 @@
         <w:pStyle w:val="Compact"/>
         <w:numPr>
           <w:ilvl w:val="0"/>
-          <w:numId w:val="1141"/>
+          <w:numId w:val="1143"/>
         </w:numPr>
       </w:pPr>
       <w:r>
@@ -23499,7 +24330,7 @@
         <w:pStyle w:val="Compact"/>
         <w:numPr>
           <w:ilvl w:val="0"/>
-          <w:numId w:val="1142"/>
+          <w:numId w:val="1144"/>
         </w:numPr>
       </w:pPr>
       <w:r>
@@ -23511,7 +24342,7 @@
         <w:pStyle w:val="Compact"/>
         <w:numPr>
           <w:ilvl w:val="0"/>
-          <w:numId w:val="1143"/>
+          <w:numId w:val="1145"/>
         </w:numPr>
       </w:pPr>
       <w:r>
@@ -23523,7 +24354,7 @@
         <w:pStyle w:val="Compact"/>
         <w:numPr>
           <w:ilvl w:val="0"/>
-          <w:numId w:val="1144"/>
+          <w:numId w:val="1146"/>
         </w:numPr>
       </w:pPr>
       <w:r>
@@ -23535,7 +24366,7 @@
         <w:pStyle w:val="Compact"/>
         <w:numPr>
           <w:ilvl w:val="0"/>
-          <w:numId w:val="1145"/>
+          <w:numId w:val="1147"/>
         </w:numPr>
       </w:pPr>
       <w:r>
@@ -23571,7 +24402,7 @@
         <w:pStyle w:val="Compact"/>
         <w:numPr>
           <w:ilvl w:val="0"/>
-          <w:numId w:val="1146"/>
+          <w:numId w:val="1148"/>
         </w:numPr>
       </w:pPr>
       <w:r>
@@ -23674,7 +24505,7 @@
         <w:pStyle w:val="Compact"/>
         <w:numPr>
           <w:ilvl w:val="0"/>
-          <w:numId w:val="1147"/>
+          <w:numId w:val="1149"/>
         </w:numPr>
       </w:pPr>
       <w:r>
@@ -23686,7 +24517,7 @@
         <w:pStyle w:val="Compact"/>
         <w:numPr>
           <w:ilvl w:val="0"/>
-          <w:numId w:val="1147"/>
+          <w:numId w:val="1149"/>
         </w:numPr>
       </w:pPr>
       <w:r>
@@ -23698,7 +24529,7 @@
         <w:pStyle w:val="Compact"/>
         <w:numPr>
           <w:ilvl w:val="1"/>
-          <w:numId w:val="1148"/>
+          <w:numId w:val="1150"/>
         </w:numPr>
       </w:pPr>
       <w:r>
@@ -23710,7 +24541,7 @@
         <w:pStyle w:val="Compact"/>
         <w:numPr>
           <w:ilvl w:val="1"/>
-          <w:numId w:val="1148"/>
+          <w:numId w:val="1150"/>
         </w:numPr>
       </w:pPr>
       <w:r>
@@ -23734,7 +24565,7 @@
         <w:pStyle w:val="Compact"/>
         <w:numPr>
           <w:ilvl w:val="1"/>
-          <w:numId w:val="1148"/>
+          <w:numId w:val="1150"/>
         </w:numPr>
       </w:pPr>
       <w:r>
@@ -23756,7 +24587,7 @@
         <w:pStyle w:val="Compact"/>
         <w:numPr>
           <w:ilvl w:val="1"/>
-          <w:numId w:val="1148"/>
+          <w:numId w:val="1150"/>
         </w:numPr>
       </w:pPr>
       <w:r>
@@ -23768,7 +24599,7 @@
         <w:pStyle w:val="Compact"/>
         <w:numPr>
           <w:ilvl w:val="1"/>
-          <w:numId w:val="1148"/>
+          <w:numId w:val="1150"/>
         </w:numPr>
       </w:pPr>
       <w:r>
@@ -23780,7 +24611,7 @@
         <w:pStyle w:val="Compact"/>
         <w:numPr>
           <w:ilvl w:val="1"/>
-          <w:numId w:val="1148"/>
+          <w:numId w:val="1150"/>
         </w:numPr>
       </w:pPr>
       <w:r>
@@ -23807,7 +24638,7 @@
         <w:pStyle w:val="Compact"/>
         <w:numPr>
           <w:ilvl w:val="1"/>
-          <w:numId w:val="1148"/>
+          <w:numId w:val="1150"/>
         </w:numPr>
       </w:pPr>
       <w:r>
@@ -23819,7 +24650,7 @@
         <w:pStyle w:val="Compact"/>
         <w:numPr>
           <w:ilvl w:val="1"/>
-          <w:numId w:val="1148"/>
+          <w:numId w:val="1150"/>
         </w:numPr>
       </w:pPr>
       <w:r>
@@ -23831,7 +24662,7 @@
         <w:pStyle w:val="Compact"/>
         <w:numPr>
           <w:ilvl w:val="0"/>
-          <w:numId w:val="1147"/>
+          <w:numId w:val="1149"/>
         </w:numPr>
       </w:pPr>
       <w:r>
@@ -23843,7 +24674,7 @@
         <w:pStyle w:val="Compact"/>
         <w:numPr>
           <w:ilvl w:val="0"/>
-          <w:numId w:val="1147"/>
+          <w:numId w:val="1149"/>
         </w:numPr>
       </w:pPr>
       <w:r>
@@ -23865,7 +24696,7 @@
         <w:pStyle w:val="Compact"/>
         <w:numPr>
           <w:ilvl w:val="0"/>
-          <w:numId w:val="1149"/>
+          <w:numId w:val="1151"/>
         </w:numPr>
       </w:pPr>
       <w:r>
@@ -23886,7 +24717,7 @@
         <w:pStyle w:val="Compact"/>
         <w:numPr>
           <w:ilvl w:val="1"/>
-          <w:numId w:val="1150"/>
+          <w:numId w:val="1152"/>
         </w:numPr>
       </w:pPr>
       <w:r>
@@ -23950,7 +24781,7 @@
         <w:pStyle w:val="Compact"/>
         <w:numPr>
           <w:ilvl w:val="1"/>
-          <w:numId w:val="1150"/>
+          <w:numId w:val="1152"/>
         </w:numPr>
       </w:pPr>
       <w:r>
@@ -23969,7 +24800,7 @@
         <w:pStyle w:val="Compact"/>
         <w:numPr>
           <w:ilvl w:val="2"/>
-          <w:numId w:val="1151"/>
+          <w:numId w:val="1153"/>
         </w:numPr>
       </w:pPr>
       <w:r>
@@ -24022,7 +24853,7 @@
         <w:pStyle w:val="Compact"/>
         <w:numPr>
           <w:ilvl w:val="2"/>
-          <w:numId w:val="1151"/>
+          <w:numId w:val="1153"/>
         </w:numPr>
       </w:pPr>
       <w:r>
@@ -24044,7 +24875,7 @@
         <w:pStyle w:val="Compact"/>
         <w:numPr>
           <w:ilvl w:val="2"/>
-          <w:numId w:val="1151"/>
+          <w:numId w:val="1153"/>
         </w:numPr>
       </w:pPr>
       <w:r>
@@ -24124,7 +24955,7 @@
         <w:pStyle w:val="Compact"/>
         <w:numPr>
           <w:ilvl w:val="1"/>
-          <w:numId w:val="1150"/>
+          <w:numId w:val="1152"/>
         </w:numPr>
       </w:pPr>
       <w:r>
@@ -24146,7 +24977,7 @@
         <w:pStyle w:val="Compact"/>
         <w:numPr>
           <w:ilvl w:val="1"/>
-          <w:numId w:val="1150"/>
+          <w:numId w:val="1152"/>
         </w:numPr>
       </w:pPr>
       <w:r>
@@ -24363,7 +25194,7 @@
         <w:pStyle w:val="Compact"/>
         <w:numPr>
           <w:ilvl w:val="1"/>
-          <w:numId w:val="1150"/>
+          <w:numId w:val="1152"/>
         </w:numPr>
       </w:pPr>
       <w:r>
@@ -24382,7 +25213,7 @@
         <w:pStyle w:val="Compact"/>
         <w:numPr>
           <w:ilvl w:val="1"/>
-          <w:numId w:val="1150"/>
+          <w:numId w:val="1152"/>
         </w:numPr>
       </w:pPr>
       <w:r>
@@ -24433,7 +25264,7 @@
         <w:pStyle w:val="Compact"/>
         <w:numPr>
           <w:ilvl w:val="1"/>
-          <w:numId w:val="1150"/>
+          <w:numId w:val="1152"/>
         </w:numPr>
       </w:pPr>
       <w:r>
@@ -24462,7 +25293,7 @@
         <w:pStyle w:val="Compact"/>
         <w:numPr>
           <w:ilvl w:val="0"/>
-          <w:numId w:val="1152"/>
+          <w:numId w:val="1154"/>
         </w:numPr>
       </w:pPr>
       <w:r>
@@ -24483,7 +25314,7 @@
         <w:pStyle w:val="Compact"/>
         <w:numPr>
           <w:ilvl w:val="1"/>
-          <w:numId w:val="1153"/>
+          <w:numId w:val="1155"/>
         </w:numPr>
       </w:pPr>
       <w:r>
@@ -24495,7 +25326,7 @@
         <w:pStyle w:val="Compact"/>
         <w:numPr>
           <w:ilvl w:val="1"/>
-          <w:numId w:val="1153"/>
+          <w:numId w:val="1155"/>
         </w:numPr>
       </w:pPr>
       <w:r>
@@ -24517,7 +25348,7 @@
         <w:pStyle w:val="Compact"/>
         <w:numPr>
           <w:ilvl w:val="1"/>
-          <w:numId w:val="1153"/>
+          <w:numId w:val="1155"/>
         </w:numPr>
       </w:pPr>
       <w:r>
@@ -24575,7 +25406,7 @@
         <w:pStyle w:val="Compact"/>
         <w:numPr>
           <w:ilvl w:val="1"/>
-          <w:numId w:val="1153"/>
+          <w:numId w:val="1155"/>
         </w:numPr>
       </w:pPr>
       <w:r>
@@ -24594,7 +25425,7 @@
         <w:pStyle w:val="Compact"/>
         <w:numPr>
           <w:ilvl w:val="1"/>
-          <w:numId w:val="1153"/>
+          <w:numId w:val="1155"/>
         </w:numPr>
       </w:pPr>
       <w:r>
@@ -24629,7 +25460,7 @@
         <w:pStyle w:val="Compact"/>
         <w:numPr>
           <w:ilvl w:val="1"/>
-          <w:numId w:val="1153"/>
+          <w:numId w:val="1155"/>
         </w:numPr>
       </w:pPr>
       <w:r>
@@ -24648,7 +25479,7 @@
         <w:pStyle w:val="Compact"/>
         <w:numPr>
           <w:ilvl w:val="1"/>
-          <w:numId w:val="1153"/>
+          <w:numId w:val="1155"/>
         </w:numPr>
       </w:pPr>
       <w:r>
@@ -24670,7 +25501,7 @@
         <w:pStyle w:val="Compact"/>
         <w:numPr>
           <w:ilvl w:val="0"/>
-          <w:numId w:val="1152"/>
+          <w:numId w:val="1154"/>
         </w:numPr>
       </w:pPr>
       <w:r>
@@ -24692,7 +25523,7 @@
         <w:pStyle w:val="Compact"/>
         <w:numPr>
           <w:ilvl w:val="0"/>
-          <w:numId w:val="1154"/>
+          <w:numId w:val="1156"/>
         </w:numPr>
       </w:pPr>
       <w:r>
@@ -24711,7 +25542,7 @@
         <w:pStyle w:val="Compact"/>
         <w:numPr>
           <w:ilvl w:val="0"/>
-          <w:numId w:val="1154"/>
+          <w:numId w:val="1156"/>
         </w:numPr>
       </w:pPr>
       <w:r>
@@ -24745,7 +25576,7 @@
         <w:pStyle w:val="Compact"/>
         <w:numPr>
           <w:ilvl w:val="0"/>
-          <w:numId w:val="1154"/>
+          <w:numId w:val="1156"/>
         </w:numPr>
       </w:pPr>
       <w:r>
@@ -24764,7 +25595,7 @@
         <w:pStyle w:val="Compact"/>
         <w:numPr>
           <w:ilvl w:val="0"/>
-          <w:numId w:val="1154"/>
+          <w:numId w:val="1156"/>
         </w:numPr>
       </w:pPr>
       <w:r>
@@ -25063,7 +25894,7 @@
         <w:pStyle w:val="Compact"/>
         <w:numPr>
           <w:ilvl w:val="0"/>
-          <w:numId w:val="1155"/>
+          <w:numId w:val="1157"/>
         </w:numPr>
       </w:pPr>
       <w:r>
@@ -25075,7 +25906,7 @@
         <w:pStyle w:val="Compact"/>
         <w:numPr>
           <w:ilvl w:val="0"/>
-          <w:numId w:val="1155"/>
+          <w:numId w:val="1157"/>
         </w:numPr>
       </w:pPr>
       <w:r>
@@ -25087,7 +25918,7 @@
         <w:pStyle w:val="Compact"/>
         <w:numPr>
           <w:ilvl w:val="0"/>
-          <w:numId w:val="1155"/>
+          <w:numId w:val="1157"/>
         </w:numPr>
       </w:pPr>
       <w:r>
@@ -25099,7 +25930,7 @@
         <w:pStyle w:val="Compact"/>
         <w:numPr>
           <w:ilvl w:val="0"/>
-          <w:numId w:val="1155"/>
+          <w:numId w:val="1157"/>
         </w:numPr>
       </w:pPr>
       <w:r>
@@ -25123,7 +25954,7 @@
         <w:pStyle w:val="Compact"/>
         <w:numPr>
           <w:ilvl w:val="0"/>
-          <w:numId w:val="1156"/>
+          <w:numId w:val="1158"/>
         </w:numPr>
       </w:pPr>
       <w:r>
@@ -25135,7 +25966,7 @@
         <w:pStyle w:val="Compact"/>
         <w:numPr>
           <w:ilvl w:val="0"/>
-          <w:numId w:val="1156"/>
+          <w:numId w:val="1158"/>
         </w:numPr>
       </w:pPr>
       <w:r>
@@ -25157,7 +25988,7 @@
         <w:pStyle w:val="Compact"/>
         <w:numPr>
           <w:ilvl w:val="0"/>
-          <w:numId w:val="1156"/>
+          <w:numId w:val="1158"/>
         </w:numPr>
       </w:pPr>
       <w:r>
@@ -25169,7 +26000,7 @@
         <w:pStyle w:val="Compact"/>
         <w:numPr>
           <w:ilvl w:val="0"/>
-          <w:numId w:val="1156"/>
+          <w:numId w:val="1158"/>
         </w:numPr>
       </w:pPr>
       <w:r>
@@ -25193,7 +26024,7 @@
         <w:pStyle w:val="Compact"/>
         <w:numPr>
           <w:ilvl w:val="0"/>
-          <w:numId w:val="1157"/>
+          <w:numId w:val="1159"/>
         </w:numPr>
       </w:pPr>
       <w:r>
@@ -25232,7 +26063,7 @@
         <w:pStyle w:val="Compact"/>
         <w:numPr>
           <w:ilvl w:val="0"/>
-          <w:numId w:val="1157"/>
+          <w:numId w:val="1159"/>
         </w:numPr>
       </w:pPr>
       <w:r>
@@ -25254,7 +26085,7 @@
         <w:pStyle w:val="Compact"/>
         <w:numPr>
           <w:ilvl w:val="0"/>
-          <w:numId w:val="1158"/>
+          <w:numId w:val="1160"/>
         </w:numPr>
       </w:pPr>
       <w:r>
@@ -25266,7 +26097,7 @@
         <w:pStyle w:val="Compact"/>
         <w:numPr>
           <w:ilvl w:val="0"/>
-          <w:numId w:val="1159"/>
+          <w:numId w:val="1161"/>
         </w:numPr>
       </w:pPr>
       <w:r>
@@ -25278,7 +26109,7 @@
         <w:pStyle w:val="Compact"/>
         <w:numPr>
           <w:ilvl w:val="0"/>
-          <w:numId w:val="1160"/>
+          <w:numId w:val="1162"/>
         </w:numPr>
       </w:pPr>
       <w:r>
@@ -25290,7 +26121,7 @@
         <w:pStyle w:val="Compact"/>
         <w:numPr>
           <w:ilvl w:val="0"/>
-          <w:numId w:val="1161"/>
+          <w:numId w:val="1163"/>
         </w:numPr>
       </w:pPr>
       <w:r>
@@ -25302,7 +26133,7 @@
         <w:pStyle w:val="Compact"/>
         <w:numPr>
           <w:ilvl w:val="0"/>
-          <w:numId w:val="1162"/>
+          <w:numId w:val="1164"/>
         </w:numPr>
       </w:pPr>
       <w:r>
@@ -25314,7 +26145,7 @@
         <w:pStyle w:val="Compact"/>
         <w:numPr>
           <w:ilvl w:val="0"/>
-          <w:numId w:val="1163"/>
+          <w:numId w:val="1165"/>
         </w:numPr>
       </w:pPr>
       <w:r>
@@ -25341,7 +26172,7 @@
         <w:pStyle w:val="Compact"/>
         <w:numPr>
           <w:ilvl w:val="0"/>
-          <w:numId w:val="1164"/>
+          <w:numId w:val="1166"/>
         </w:numPr>
       </w:pPr>
       <w:r>
@@ -25353,7 +26184,7 @@
         <w:pStyle w:val="Compact"/>
         <w:numPr>
           <w:ilvl w:val="0"/>
-          <w:numId w:val="1165"/>
+          <w:numId w:val="1167"/>
         </w:numPr>
       </w:pPr>
       <w:r>
@@ -25409,7 +26240,7 @@
         <w:pStyle w:val="Compact"/>
         <w:numPr>
           <w:ilvl w:val="0"/>
-          <w:numId w:val="1166"/>
+          <w:numId w:val="1168"/>
         </w:numPr>
       </w:pPr>
       <w:r>
@@ -25421,7 +26252,7 @@
         <w:pStyle w:val="Compact"/>
         <w:numPr>
           <w:ilvl w:val="0"/>
-          <w:numId w:val="1167"/>
+          <w:numId w:val="1169"/>
         </w:numPr>
       </w:pPr>
       <w:r>
@@ -25433,7 +26264,7 @@
         <w:pStyle w:val="Compact"/>
         <w:numPr>
           <w:ilvl w:val="0"/>
-          <w:numId w:val="1168"/>
+          <w:numId w:val="1170"/>
         </w:numPr>
       </w:pPr>
       <w:r>
@@ -25460,7 +26291,7 @@
         <w:pStyle w:val="Compact"/>
         <w:numPr>
           <w:ilvl w:val="0"/>
-          <w:numId w:val="1169"/>
+          <w:numId w:val="1171"/>
         </w:numPr>
       </w:pPr>
       <w:r>
@@ -25472,7 +26303,7 @@
         <w:pStyle w:val="Compact"/>
         <w:numPr>
           <w:ilvl w:val="0"/>
-          <w:numId w:val="1170"/>
+          <w:numId w:val="1172"/>
         </w:numPr>
       </w:pPr>
       <w:r>
@@ -25484,7 +26315,7 @@
         <w:pStyle w:val="Compact"/>
         <w:numPr>
           <w:ilvl w:val="0"/>
-          <w:numId w:val="1171"/>
+          <w:numId w:val="1173"/>
         </w:numPr>
       </w:pPr>
       <w:r>
@@ -25496,7 +26327,7 @@
         <w:pStyle w:val="Compact"/>
         <w:numPr>
           <w:ilvl w:val="0"/>
-          <w:numId w:val="1172"/>
+          <w:numId w:val="1174"/>
         </w:numPr>
       </w:pPr>
       <w:r>
@@ -27448,10 +28279,10 @@
     <w:abstractNumId w:val="991"/>
   </w:num>
   <w:num w:numId="1028">
-    <w:abstractNumId w:val="992"/>
+    <w:abstractNumId w:val="991"/>
   </w:num>
   <w:num w:numId="1029">
-    <w:abstractNumId w:val="992"/>
+    <w:abstractNumId w:val="991"/>
   </w:num>
   <w:num w:numId="1030">
     <w:abstractNumId w:val="992"/>
@@ -27460,10 +28291,10 @@
     <w:abstractNumId w:val="992"/>
   </w:num>
   <w:num w:numId="1032">
-    <w:abstractNumId w:val="991"/>
+    <w:abstractNumId w:val="992"/>
   </w:num>
   <w:num w:numId="1033">
-    <w:abstractNumId w:val="991"/>
+    <w:abstractNumId w:val="992"/>
   </w:num>
   <w:num w:numId="1034">
     <w:abstractNumId w:val="991"/>
@@ -27472,10 +28303,10 @@
     <w:abstractNumId w:val="991"/>
   </w:num>
   <w:num w:numId="1036">
-    <w:abstractNumId w:val="992"/>
+    <w:abstractNumId w:val="991"/>
   </w:num>
   <w:num w:numId="1037">
-    <w:abstractNumId w:val="992"/>
+    <w:abstractNumId w:val="991"/>
   </w:num>
   <w:num w:numId="1038">
     <w:abstractNumId w:val="992"/>
@@ -27493,10 +28324,10 @@
     <w:abstractNumId w:val="992"/>
   </w:num>
   <w:num w:numId="1043">
-    <w:abstractNumId w:val="991"/>
+    <w:abstractNumId w:val="992"/>
   </w:num>
   <w:num w:numId="1044">
-    <w:abstractNumId w:val="991"/>
+    <w:abstractNumId w:val="992"/>
   </w:num>
   <w:num w:numId="1045">
     <w:abstractNumId w:val="991"/>
@@ -27508,10 +28339,10 @@
     <w:abstractNumId w:val="991"/>
   </w:num>
   <w:num w:numId="1048">
-    <w:abstractNumId w:val="992"/>
+    <w:abstractNumId w:val="991"/>
   </w:num>
   <w:num w:numId="1049">
-    <w:abstractNumId w:val="992"/>
+    <w:abstractNumId w:val="991"/>
   </w:num>
   <w:num w:numId="1050">
     <w:abstractNumId w:val="992"/>
@@ -27523,10 +28354,10 @@
     <w:abstractNumId w:val="992"/>
   </w:num>
   <w:num w:numId="1053">
-    <w:abstractNumId w:val="991"/>
+    <w:abstractNumId w:val="992"/>
   </w:num>
   <w:num w:numId="1054">
-    <w:abstractNumId w:val="991"/>
+    <w:abstractNumId w:val="992"/>
   </w:num>
   <w:num w:numId="1055">
     <w:abstractNumId w:val="991"/>
@@ -27535,10 +28366,10 @@
     <w:abstractNumId w:val="991"/>
   </w:num>
   <w:num w:numId="1057">
-    <w:abstractNumId w:val="992"/>
+    <w:abstractNumId w:val="991"/>
   </w:num>
   <w:num w:numId="1058">
-    <w:abstractNumId w:val="992"/>
+    <w:abstractNumId w:val="991"/>
   </w:num>
   <w:num w:numId="1059">
     <w:abstractNumId w:val="992"/>
@@ -27550,10 +28381,10 @@
     <w:abstractNumId w:val="992"/>
   </w:num>
   <w:num w:numId="1062">
-    <w:abstractNumId w:val="991"/>
+    <w:abstractNumId w:val="992"/>
   </w:num>
   <w:num w:numId="1063">
-    <w:abstractNumId w:val="991"/>
+    <w:abstractNumId w:val="992"/>
   </w:num>
   <w:num w:numId="1064">
     <w:abstractNumId w:val="991"/>
@@ -27565,10 +28396,10 @@
     <w:abstractNumId w:val="991"/>
   </w:num>
   <w:num w:numId="1067">
-    <w:abstractNumId w:val="992"/>
+    <w:abstractNumId w:val="991"/>
   </w:num>
   <w:num w:numId="1068">
-    <w:abstractNumId w:val="992"/>
+    <w:abstractNumId w:val="991"/>
   </w:num>
   <w:num w:numId="1069">
     <w:abstractNumId w:val="992"/>
@@ -27583,10 +28414,10 @@
     <w:abstractNumId w:val="992"/>
   </w:num>
   <w:num w:numId="1073">
-    <w:abstractNumId w:val="991"/>
+    <w:abstractNumId w:val="992"/>
   </w:num>
   <w:num w:numId="1074">
-    <w:abstractNumId w:val="991"/>
+    <w:abstractNumId w:val="992"/>
   </w:num>
   <w:num w:numId="1075">
     <w:abstractNumId w:val="991"/>
@@ -27607,10 +28438,10 @@
     <w:abstractNumId w:val="991"/>
   </w:num>
   <w:num w:numId="1081">
-    <w:abstractNumId w:val="992"/>
+    <w:abstractNumId w:val="991"/>
   </w:num>
   <w:num w:numId="1082">
-    <w:abstractNumId w:val="992"/>
+    <w:abstractNumId w:val="991"/>
   </w:num>
   <w:num w:numId="1083">
     <w:abstractNumId w:val="992"/>
@@ -27625,10 +28456,10 @@
     <w:abstractNumId w:val="992"/>
   </w:num>
   <w:num w:numId="1087">
-    <w:abstractNumId w:val="991"/>
+    <w:abstractNumId w:val="992"/>
   </w:num>
   <w:num w:numId="1088">
-    <w:abstractNumId w:val="991"/>
+    <w:abstractNumId w:val="992"/>
   </w:num>
   <w:num w:numId="1089">
     <w:abstractNumId w:val="991"/>
@@ -27643,10 +28474,10 @@
     <w:abstractNumId w:val="991"/>
   </w:num>
   <w:num w:numId="1093">
-    <w:abstractNumId w:val="992"/>
+    <w:abstractNumId w:val="991"/>
   </w:num>
   <w:num w:numId="1094">
-    <w:abstractNumId w:val="992"/>
+    <w:abstractNumId w:val="991"/>
   </w:num>
   <w:num w:numId="1095">
     <w:abstractNumId w:val="992"/>
@@ -27664,10 +28495,10 @@
     <w:abstractNumId w:val="992"/>
   </w:num>
   <w:num w:numId="1100">
-    <w:abstractNumId w:val="991"/>
+    <w:abstractNumId w:val="992"/>
   </w:num>
   <w:num w:numId="1101">
-    <w:abstractNumId w:val="991"/>
+    <w:abstractNumId w:val="992"/>
   </w:num>
   <w:num w:numId="1102">
     <w:abstractNumId w:val="991"/>
@@ -27679,10 +28510,10 @@
     <w:abstractNumId w:val="991"/>
   </w:num>
   <w:num w:numId="1105">
-    <w:abstractNumId w:val="992"/>
+    <w:abstractNumId w:val="991"/>
   </w:num>
   <w:num w:numId="1106">
-    <w:abstractNumId w:val="992"/>
+    <w:abstractNumId w:val="991"/>
   </w:num>
   <w:num w:numId="1107">
     <w:abstractNumId w:val="992"/>
@@ -27694,10 +28525,10 @@
     <w:abstractNumId w:val="992"/>
   </w:num>
   <w:num w:numId="1110">
-    <w:abstractNumId w:val="991"/>
+    <w:abstractNumId w:val="992"/>
   </w:num>
   <w:num w:numId="1111">
-    <w:abstractNumId w:val="991"/>
+    <w:abstractNumId w:val="992"/>
   </w:num>
   <w:num w:numId="1112">
     <w:abstractNumId w:val="991"/>
@@ -27706,10 +28537,10 @@
     <w:abstractNumId w:val="991"/>
   </w:num>
   <w:num w:numId="1114">
-    <w:abstractNumId w:val="992"/>
+    <w:abstractNumId w:val="991"/>
   </w:num>
   <w:num w:numId="1115">
-    <w:abstractNumId w:val="992"/>
+    <w:abstractNumId w:val="991"/>
   </w:num>
   <w:num w:numId="1116">
     <w:abstractNumId w:val="992"/>
@@ -27724,10 +28555,10 @@
     <w:abstractNumId w:val="992"/>
   </w:num>
   <w:num w:numId="1120">
-    <w:abstractNumId w:val="991"/>
+    <w:abstractNumId w:val="992"/>
   </w:num>
   <w:num w:numId="1121">
-    <w:abstractNumId w:val="991"/>
+    <w:abstractNumId w:val="992"/>
   </w:num>
   <w:num w:numId="1122">
     <w:abstractNumId w:val="991"/>
@@ -27736,10 +28567,10 @@
     <w:abstractNumId w:val="991"/>
   </w:num>
   <w:num w:numId="1124">
-    <w:abstractNumId w:val="992"/>
+    <w:abstractNumId w:val="991"/>
   </w:num>
   <w:num w:numId="1125">
-    <w:abstractNumId w:val="992"/>
+    <w:abstractNumId w:val="991"/>
   </w:num>
   <w:num w:numId="1126">
     <w:abstractNumId w:val="992"/>
@@ -27754,10 +28585,10 @@
     <w:abstractNumId w:val="992"/>
   </w:num>
   <w:num w:numId="1130">
-    <w:abstractNumId w:val="991"/>
+    <w:abstractNumId w:val="992"/>
   </w:num>
   <w:num w:numId="1131">
-    <w:abstractNumId w:val="991"/>
+    <w:abstractNumId w:val="992"/>
   </w:num>
   <w:num w:numId="1132">
     <w:abstractNumId w:val="991"/>
@@ -27781,10 +28612,10 @@
     <w:abstractNumId w:val="991"/>
   </w:num>
   <w:num w:numId="1139">
-    <w:abstractNumId w:val="992"/>
+    <w:abstractNumId w:val="991"/>
   </w:num>
   <w:num w:numId="1140">
-    <w:abstractNumId w:val="992"/>
+    <w:abstractNumId w:val="991"/>
   </w:num>
   <w:num w:numId="1141">
     <w:abstractNumId w:val="992"/>
@@ -27805,10 +28636,10 @@
     <w:abstractNumId w:val="992"/>
   </w:num>
   <w:num w:numId="1147">
-    <w:abstractNumId w:val="991"/>
+    <w:abstractNumId w:val="992"/>
   </w:num>
   <w:num w:numId="1148">
-    <w:abstractNumId w:val="991"/>
+    <w:abstractNumId w:val="992"/>
   </w:num>
   <w:num w:numId="1149">
     <w:abstractNumId w:val="991"/>
@@ -27838,10 +28669,10 @@
     <w:abstractNumId w:val="991"/>
   </w:num>
   <w:num w:numId="1158">
-    <w:abstractNumId w:val="992"/>
+    <w:abstractNumId w:val="991"/>
   </w:num>
   <w:num w:numId="1159">
-    <w:abstractNumId w:val="992"/>
+    <w:abstractNumId w:val="991"/>
   </w:num>
   <w:num w:numId="1160">
     <w:abstractNumId w:val="992"/>
@@ -27880,6 +28711,12 @@
     <w:abstractNumId w:val="992"/>
   </w:num>
   <w:num w:numId="1172">
+    <w:abstractNumId w:val="992"/>
+  </w:num>
+  <w:num w:numId="1173">
+    <w:abstractNumId w:val="992"/>
+  </w:num>
+  <w:num w:numId="1174">
     <w:abstractNumId w:val="992"/>
   </w:num>
 </w:numbering>

--- a/docs/SECURITY_STRENGTHENING_IMPLEMENTATION_PLAN.docx
+++ b/docs/SECURITY_STRENGTHENING_IMPLEMENTATION_PLAN.docx
@@ -366,6 +366,230 @@
       </w:r>
       <w:r>
         <w:t xml:space="preserve">, still pending Chunk 13 (needs AWS console access).</w:t>
+      </w:r>
+      <w:r>
+        <w:t xml:space="preserve"> </w:t>
+      </w:r>
+      <w:r>
+        <w:t xml:space="preserve">*</w:t>
+      </w:r>
+      <w:r>
+        <w:t xml:space="preserve"> </w:t>
+      </w:r>
+      <w:r>
+        <w:rPr>
+          <w:i/>
+          <w:iCs/>
+        </w:rPr>
+        <w:t xml:space="preserve">2026-09-05</w:t>
+      </w:r>
+      <w:r>
+        <w:t xml:space="preserve"> </w:t>
+      </w:r>
+      <w:r>
+        <w:t xml:space="preserve">— Client rotated the production</w:t>
+      </w:r>
+      <w:r>
+        <w:t xml:space="preserve"> </w:t>
+      </w:r>
+      <w:r>
+        <w:rPr>
+          <w:rStyle w:val="VerbatimChar"/>
+        </w:rPr>
+        <w:t xml:space="preserve">JWT_SECRET</w:t>
+      </w:r>
+      <w:r>
+        <w:t xml:space="preserve"> </w:t>
+      </w:r>
+      <w:r>
+        <w:t xml:space="preserve">on the EC2 server (the main Chunk-4 client action).</w:t>
+      </w:r>
+      <w:r>
+        <w:t xml:space="preserve"> </w:t>
+      </w:r>
+      <w:r>
+        <w:t xml:space="preserve">*</w:t>
+      </w:r>
+      <w:r>
+        <w:t xml:space="preserve"> </w:t>
+      </w:r>
+      <w:r>
+        <w:rPr>
+          <w:i/>
+          <w:iCs/>
+        </w:rPr>
+        <w:t xml:space="preserve">2026-09-07</w:t>
+      </w:r>
+      <w:r>
+        <w:t xml:space="preserve"> </w:t>
+      </w:r>
+      <w:r>
+        <w:t xml:space="preserve">—</w:t>
+      </w:r>
+      <w:r>
+        <w:t xml:space="preserve"> </w:t>
+      </w:r>
+      <w:r>
+        <w:rPr>
+          <w:b/>
+          <w:bCs/>
+        </w:rPr>
+        <w:t xml:space="preserve">Chunk 4 (repo side) shipped</w:t>
+      </w:r>
+      <w:r>
+        <w:t xml:space="preserve">: full-history secret scan of the main repo + submodule (</w:t>
+      </w:r>
+      <w:r>
+        <w:rPr>
+          <w:b/>
+          <w:bCs/>
+        </w:rPr>
+        <w:t xml:space="preserve">no true secrets found</w:t>
+      </w:r>
+      <w:r>
+        <w:t xml:space="preserve">);</w:t>
+      </w:r>
+      <w:r>
+        <w:t xml:space="preserve"> </w:t>
+      </w:r>
+      <w:r>
+        <w:rPr>
+          <w:rStyle w:val="VerbatimChar"/>
+        </w:rPr>
+        <w:t xml:space="preserve">app/google-services.json</w:t>
+      </w:r>
+      <w:r>
+        <w:t xml:space="preserve"> </w:t>
+      </w:r>
+      <w:r>
+        <w:t xml:space="preserve">and</w:t>
+      </w:r>
+      <w:r>
+        <w:t xml:space="preserve"> </w:t>
+      </w:r>
+      <w:r>
+        <w:rPr>
+          <w:rStyle w:val="VerbatimChar"/>
+        </w:rPr>
+        <w:t xml:space="preserve">riseupkids-sale/web/.env</w:t>
+      </w:r>
+      <w:r>
+        <w:t xml:space="preserve"> </w:t>
+      </w:r>
+      <w:r>
+        <w:t xml:space="preserve">untracked +</w:t>
+      </w:r>
+      <w:r>
+        <w:t xml:space="preserve"> </w:t>
+      </w:r>
+      <w:r>
+        <w:rPr>
+          <w:rStyle w:val="VerbatimChar"/>
+        </w:rPr>
+        <w:t xml:space="preserve">.gitignore</w:t>
+      </w:r>
+      <w:r>
+        <w:t xml:space="preserve">d (both held only client-safe values); root</w:t>
+      </w:r>
+      <w:r>
+        <w:t xml:space="preserve"> </w:t>
+      </w:r>
+      <w:r>
+        <w:rPr>
+          <w:rStyle w:val="VerbatimChar"/>
+        </w:rPr>
+        <w:t xml:space="preserve">.gitignore</w:t>
+      </w:r>
+      <w:r>
+        <w:t xml:space="preserve"> </w:t>
+      </w:r>
+      <w:r>
+        <w:t xml:space="preserve">added;</w:t>
+      </w:r>
+      <w:r>
+        <w:t xml:space="preserve"> </w:t>
+      </w:r>
+      <w:r>
+        <w:rPr>
+          <w:rStyle w:val="VerbatimChar"/>
+        </w:rPr>
+        <w:t xml:space="preserve">.env.example</w:t>
+      </w:r>
+      <w:r>
+        <w:t xml:space="preserve"> </w:t>
+      </w:r>
+      <w:r>
+        <w:t xml:space="preserve">files brought current (AWS/PayPal/Vision/YouTube/Expo sections added, real Flodesk IDs → placeholders);</w:t>
+      </w:r>
+      <w:r>
+        <w:t xml:space="preserve"> </w:t>
+      </w:r>
+      <w:r>
+        <w:rPr>
+          <w:rStyle w:val="VerbatimChar"/>
+        </w:rPr>
+        <w:t xml:space="preserve">backend/scripts/check-env.js</w:t>
+      </w:r>
+      <w:r>
+        <w:t xml:space="preserve"> </w:t>
+      </w:r>
+      <w:r>
+        <w:t xml:space="preserve">startup guard (13 tests); pre-commit secret-scan hook (</w:t>
+      </w:r>
+      <w:r>
+        <w:rPr>
+          <w:rStyle w:val="VerbatimChar"/>
+        </w:rPr>
+        <w:t xml:space="preserve">.githooks/</w:t>
+      </w:r>
+      <w:r>
+        <w:t xml:space="preserve"> </w:t>
+      </w:r>
+      <w:r>
+        <w:t xml:space="preserve">+</w:t>
+      </w:r>
+      <w:r>
+        <w:t xml:space="preserve"> </w:t>
+      </w:r>
+      <w:r>
+        <w:rPr>
+          <w:rStyle w:val="VerbatimChar"/>
+        </w:rPr>
+        <w:t xml:space="preserve">.gitleaks.toml</w:t>
+      </w:r>
+      <w:r>
+        <w:t xml:space="preserve">). Closes RUK-SEC-034.</w:t>
+      </w:r>
+      <w:r>
+        <w:t xml:space="preserve"> </w:t>
+      </w:r>
+      <w:r>
+        <w:rPr>
+          <w:b/>
+          <w:bCs/>
+        </w:rPr>
+        <w:t xml:space="preserve">Still open in Chunk 4:</w:t>
+      </w:r>
+      <w:r>
+        <w:t xml:space="preserve"> </w:t>
+      </w:r>
+      <w:r>
+        <w:t xml:space="preserve">EC2</w:t>
+      </w:r>
+      <w:r>
+        <w:t xml:space="preserve"> </w:t>
+      </w:r>
+      <w:r>
+        <w:rPr>
+          <w:rStyle w:val="VerbatimChar"/>
+        </w:rPr>
+        <w:t xml:space="preserve">.env</w:t>
+      </w:r>
+      <w:r>
+        <w:t xml:space="preserve"> </w:t>
+      </w:r>
+      <w:r>
+        <w:t xml:space="preserve">permission hardening + pm2 ecosystem file, and the staging/prod credential-isolation decision.</w:t>
       </w:r>
     </w:p>
     <w:p>
@@ -9932,36 +10156,163 @@
       <w:r>
         <w:t xml:space="preserve">no longer ships a usable-looking default.</w:t>
       </w:r>
-      <w:r>
-        <w:t xml:space="preserve"> </w:t>
-      </w:r>
-      <w:r>
-        <w:rPr>
-          <w:b/>
-          <w:bCs/>
-        </w:rPr>
-        <w:t xml:space="preserve">Still needed from the client:</w:t>
-      </w:r>
-      <w:r>
-        <w:t xml:space="preserve"> </w:t>
-      </w:r>
-      <w:r>
-        <w:t xml:space="preserve">confirm/rotate the actual</w:t>
-      </w:r>
-      <w:r>
-        <w:t xml:space="preserve"> </w:t>
-      </w:r>
-      <w:r>
-        <w:rPr>
-          <w:rStyle w:val="VerbatimChar"/>
-        </w:rPr>
-        <w:t xml:space="preserve">JWT_SECRET</w:t>
-      </w:r>
-      <w:r>
-        <w:t xml:space="preserve"> </w:t>
-      </w:r>
-      <w:r>
-        <w:t xml:space="preserve">on the production server. The full-history secret scan and</w:t>
+    </w:p>
+    <w:p>
+      <w:pPr>
+        <w:pStyle w:val="BlockText"/>
+      </w:pPr>
+      <w:r>
+        <w:rPr>
+          <w:b/>
+          <w:bCs/>
+        </w:rPr>
+        <w:t xml:space="preserve">Done — repo side (2026-09-07).</w:t>
+      </w:r>
+      <w:r>
+        <w:t xml:space="preserve"> </w:t>
+      </w:r>
+      <w:r>
+        <w:t xml:space="preserve">Closes RUK-SEC-034.</w:t>
+      </w:r>
+      <w:r>
+        <w:t xml:space="preserve"> </w:t>
+      </w:r>
+      <w:r>
+        <w:t xml:space="preserve">* Full-history secret scan (</w:t>
+      </w:r>
+      <w:r>
+        <w:rPr>
+          <w:rStyle w:val="VerbatimChar"/>
+        </w:rPr>
+        <w:t xml:space="preserve">detect-secrets</w:t>
+      </w:r>
+      <w:r>
+        <w:t xml:space="preserve"> </w:t>
+      </w:r>
+      <w:r>
+        <w:t xml:space="preserve">+ pattern sweep) of the main repo and the</w:t>
+      </w:r>
+      <w:r>
+        <w:t xml:space="preserve"> </w:t>
+      </w:r>
+      <w:r>
+        <w:rPr>
+          <w:rStyle w:val="VerbatimChar"/>
+        </w:rPr>
+        <w:t xml:space="preserve">riseupkids-sale</w:t>
+      </w:r>
+      <w:r>
+        <w:t xml:space="preserve"> </w:t>
+      </w:r>
+      <w:r>
+        <w:t xml:space="preserve">submodule —</w:t>
+      </w:r>
+      <w:r>
+        <w:t xml:space="preserve"> </w:t>
+      </w:r>
+      <w:r>
+        <w:rPr>
+          <w:b/>
+          <w:bCs/>
+        </w:rPr>
+        <w:t xml:space="preserve">no true secret in history or working tree</w:t>
+      </w:r>
+      <w:r>
+        <w:t xml:space="preserve">. Only client-safe values were tracked:</w:t>
+      </w:r>
+      <w:r>
+        <w:t xml:space="preserve"> </w:t>
+      </w:r>
+      <w:r>
+        <w:rPr>
+          <w:rStyle w:val="VerbatimChar"/>
+        </w:rPr>
+        <w:t xml:space="preserve">app/google-services.json</w:t>
+      </w:r>
+      <w:r>
+        <w:t xml:space="preserve"> </w:t>
+      </w:r>
+      <w:r>
+        <w:t xml:space="preserve">(Android/Firebase config, restricted key) and</w:t>
+      </w:r>
+      <w:r>
+        <w:t xml:space="preserve"> </w:t>
+      </w:r>
+      <w:r>
+        <w:rPr>
+          <w:rStyle w:val="VerbatimChar"/>
+        </w:rPr>
+        <w:t xml:space="preserve">riseupkids-sale/web/.env</w:t>
+      </w:r>
+      <w:r>
+        <w:t xml:space="preserve"> </w:t>
+      </w:r>
+      <w:r>
+        <w:t xml:space="preserve">(Stripe</w:t>
+      </w:r>
+      <w:r>
+        <w:t xml:space="preserve"> </w:t>
+      </w:r>
+      <w:r>
+        <w:rPr>
+          <w:i/>
+          <w:iCs/>
+        </w:rPr>
+        <w:t xml:space="preserve">publishable</w:t>
+      </w:r>
+      <w:r>
+        <w:t xml:space="preserve"> </w:t>
+      </w:r>
+      <w:r>
+        <w:t xml:space="preserve">key + PayPal client IDs). Both untracked,</w:t>
+      </w:r>
+      <w:r>
+        <w:t xml:space="preserve"> </w:t>
+      </w:r>
+      <w:r>
+        <w:rPr>
+          <w:rStyle w:val="VerbatimChar"/>
+        </w:rPr>
+        <w:t xml:space="preserve">.example</w:t>
+      </w:r>
+      <w:r>
+        <w:t xml:space="preserve"> </w:t>
+      </w:r>
+      <w:r>
+        <w:t xml:space="preserve">added,</w:t>
+      </w:r>
+      <w:r>
+        <w:t xml:space="preserve"> </w:t>
+      </w:r>
+      <w:r>
+        <w:rPr>
+          <w:rStyle w:val="VerbatimChar"/>
+        </w:rPr>
+        <w:t xml:space="preserve">.gitignore</w:t>
+      </w:r>
+      <w:r>
+        <w:t xml:space="preserve">d. No rotation required; the one client action is verifying the Google API key’s restrictions in the console.</w:t>
+      </w:r>
+      <w:r>
+        <w:t xml:space="preserve"> </w:t>
+      </w:r>
+      <w:r>
+        <w:t xml:space="preserve">* Root</w:t>
+      </w:r>
+      <w:r>
+        <w:t xml:space="preserve"> </w:t>
+      </w:r>
+      <w:r>
+        <w:rPr>
+          <w:rStyle w:val="VerbatimChar"/>
+        </w:rPr>
+        <w:t xml:space="preserve">.gitignore</w:t>
+      </w:r>
+      <w:r>
+        <w:t xml:space="preserve"> </w:t>
+      </w:r>
+      <w:r>
+        <w:t xml:space="preserve">added (none existed) —</w:t>
       </w:r>
       <w:r>
         <w:t xml:space="preserve"> </w:t>
@@ -9973,10 +10324,402 @@
         <w:t xml:space="preserve">.env</w:t>
       </w:r>
       <w:r>
-        <w:t xml:space="preserve"> </w:t>
-      </w:r>
-      <w:r>
-        <w:t xml:space="preserve">hygiene work below is still to do.</w:t>
+        <w:t xml:space="preserve">,</w:t>
+      </w:r>
+      <w:r>
+        <w:t xml:space="preserve"> </w:t>
+      </w:r>
+      <w:r>
+        <w:rPr>
+          <w:rStyle w:val="VerbatimChar"/>
+        </w:rPr>
+        <w:t xml:space="preserve">*serviceAccount*.json</w:t>
+      </w:r>
+      <w:r>
+        <w:t xml:space="preserve">,</w:t>
+      </w:r>
+      <w:r>
+        <w:t xml:space="preserve"> </w:t>
+      </w:r>
+      <w:r>
+        <w:rPr>
+          <w:rStyle w:val="VerbatimChar"/>
+        </w:rPr>
+        <w:t xml:space="preserve">*.pem/.key/.p8/.p12</w:t>
+      </w:r>
+      <w:r>
+        <w:t xml:space="preserve">,</w:t>
+      </w:r>
+      <w:r>
+        <w:t xml:space="preserve"> </w:t>
+      </w:r>
+      <w:r>
+        <w:rPr>
+          <w:rStyle w:val="VerbatimChar"/>
+        </w:rPr>
+        <w:t xml:space="preserve">google-services.json</w:t>
+      </w:r>
+      <w:r>
+        <w:t xml:space="preserve">, build output,</w:t>
+      </w:r>
+      <w:r>
+        <w:t xml:space="preserve"> </w:t>
+      </w:r>
+      <w:r>
+        <w:rPr>
+          <w:rStyle w:val="VerbatimChar"/>
+        </w:rPr>
+        <w:t xml:space="preserve">.claude/</w:t>
+      </w:r>
+      <w:r>
+        <w:t xml:space="preserve">.</w:t>
+      </w:r>
+      <w:r>
+        <w:t xml:space="preserve"> </w:t>
+      </w:r>
+      <w:r>
+        <w:t xml:space="preserve">*</w:t>
+      </w:r>
+      <w:r>
+        <w:t xml:space="preserve"> </w:t>
+      </w:r>
+      <w:r>
+        <w:rPr>
+          <w:rStyle w:val="VerbatimChar"/>
+        </w:rPr>
+        <w:t xml:space="preserve">backend/.env.example</w:t>
+      </w:r>
+      <w:r>
+        <w:t xml:space="preserve"> </w:t>
+      </w:r>
+      <w:r>
+        <w:t xml:space="preserve">+</w:t>
+      </w:r>
+      <w:r>
+        <w:t xml:space="preserve"> </w:t>
+      </w:r>
+      <w:r>
+        <w:rPr>
+          <w:rStyle w:val="VerbatimChar"/>
+        </w:rPr>
+        <w:t xml:space="preserve">app/.env.example</w:t>
+      </w:r>
+      <w:r>
+        <w:t xml:space="preserve"> </w:t>
+      </w:r>
+      <w:r>
+        <w:t xml:space="preserve">brought current — the AWS, PayPal, Google Vision, YouTube/Google OAuth, Expo-push, notification-scheduler and program-materials variables were all undocumented; real Flodesk segment IDs replaced with placeholders.</w:t>
+      </w:r>
+      <w:r>
+        <w:t xml:space="preserve"> </w:t>
+      </w:r>
+      <w:r>
+        <w:t xml:space="preserve">*</w:t>
+      </w:r>
+      <w:r>
+        <w:t xml:space="preserve"> </w:t>
+      </w:r>
+      <w:r>
+        <w:rPr>
+          <w:rStyle w:val="VerbatimChar"/>
+        </w:rPr>
+        <w:t xml:space="preserve">backend/scripts/check-env.js</w:t>
+      </w:r>
+      <w:r>
+        <w:t xml:space="preserve"> </w:t>
+      </w:r>
+      <w:r>
+        <w:t xml:space="preserve">— one consolidated missing-vars failure at startup / pre-deploy, covering hard, prod-only and feature-gated (SMTP, Vision, PagBank) requirements. Wired into</w:t>
+      </w:r>
+      <w:r>
+        <w:t xml:space="preserve"> </w:t>
+      </w:r>
+      <w:r>
+        <w:rPr>
+          <w:rStyle w:val="VerbatimChar"/>
+        </w:rPr>
+        <w:t xml:space="preserve">startServer()</w:t>
+      </w:r>
+      <w:r>
+        <w:t xml:space="preserve"> </w:t>
+      </w:r>
+      <w:r>
+        <w:t xml:space="preserve">so it runs on a real boot but not when</w:t>
+      </w:r>
+      <w:r>
+        <w:t xml:space="preserve"> </w:t>
+      </w:r>
+      <w:r>
+        <w:rPr>
+          <w:rStyle w:val="VerbatimChar"/>
+        </w:rPr>
+        <w:t xml:space="preserve">server.js</w:t>
+      </w:r>
+      <w:r>
+        <w:t xml:space="preserve"> </w:t>
+      </w:r>
+      <w:r>
+        <w:t xml:space="preserve">is</w:t>
+      </w:r>
+      <w:r>
+        <w:t xml:space="preserve"> </w:t>
+      </w:r>
+      <w:r>
+        <w:rPr>
+          <w:rStyle w:val="VerbatimChar"/>
+        </w:rPr>
+        <w:t xml:space="preserve">require</w:t>
+      </w:r>
+      <w:r>
+        <w:t xml:space="preserve">d by a test. 13 tests (</w:t>
+      </w:r>
+      <w:r>
+        <w:rPr>
+          <w:rStyle w:val="VerbatimChar"/>
+        </w:rPr>
+        <w:t xml:space="preserve">tests/checkEnv.test.js</w:t>
+      </w:r>
+      <w:r>
+        <w:t xml:space="preserve">).</w:t>
+      </w:r>
+      <w:r>
+        <w:t xml:space="preserve"> </w:t>
+      </w:r>
+      <w:r>
+        <w:t xml:space="preserve">*</w:t>
+      </w:r>
+      <w:r>
+        <w:t xml:space="preserve"> </w:t>
+      </w:r>
+      <w:r>
+        <w:rPr>
+          <w:rStyle w:val="VerbatimChar"/>
+        </w:rPr>
+        <w:t xml:space="preserve">.githooks/pre-commit</w:t>
+      </w:r>
+      <w:r>
+        <w:t xml:space="preserve"> </w:t>
+      </w:r>
+      <w:r>
+        <w:t xml:space="preserve">+</w:t>
+      </w:r>
+      <w:r>
+        <w:t xml:space="preserve"> </w:t>
+      </w:r>
+      <w:r>
+        <w:rPr>
+          <w:rStyle w:val="VerbatimChar"/>
+        </w:rPr>
+        <w:t xml:space="preserve">.gitleaks.toml</w:t>
+      </w:r>
+      <w:r>
+        <w:t xml:space="preserve"> </w:t>
+      </w:r>
+      <w:r>
+        <w:t xml:space="preserve">— dependency-free staged-content regex sweep plus</w:t>
+      </w:r>
+      <w:r>
+        <w:t xml:space="preserve"> </w:t>
+      </w:r>
+      <w:r>
+        <w:rPr>
+          <w:rStyle w:val="VerbatimChar"/>
+        </w:rPr>
+        <w:t xml:space="preserve">gitleaks protect</w:t>
+      </w:r>
+      <w:r>
+        <w:t xml:space="preserve"> </w:t>
+      </w:r>
+      <w:r>
+        <w:t xml:space="preserve">when installed; refuses to commit any</w:t>
+      </w:r>
+      <w:r>
+        <w:t xml:space="preserve"> </w:t>
+      </w:r>
+      <w:r>
+        <w:rPr>
+          <w:rStyle w:val="VerbatimChar"/>
+        </w:rPr>
+        <w:t xml:space="preserve">.env</w:t>
+      </w:r>
+      <w:r>
+        <w:t xml:space="preserve">. Enable with</w:t>
+      </w:r>
+      <w:r>
+        <w:t xml:space="preserve"> </w:t>
+      </w:r>
+      <w:r>
+        <w:rPr>
+          <w:rStyle w:val="VerbatimChar"/>
+        </w:rPr>
+        <w:t xml:space="preserve">git config core.hooksPath .githooks</w:t>
+      </w:r>
+      <w:r>
+        <w:t xml:space="preserve">.</w:t>
+      </w:r>
+    </w:p>
+    <w:p>
+      <w:pPr>
+        <w:pStyle w:val="BlockText"/>
+      </w:pPr>
+      <w:r>
+        <w:rPr>
+          <w:b/>
+          <w:bCs/>
+        </w:rPr>
+        <w:t xml:space="preserve">Still to do here / deferred:</w:t>
+      </w:r>
+      <w:r>
+        <w:t xml:space="preserve"> </w:t>
+      </w:r>
+      <w:r>
+        <w:t xml:space="preserve">*</w:t>
+      </w:r>
+      <w:r>
+        <w:t xml:space="preserve"> </w:t>
+      </w:r>
+      <w:r>
+        <w:rPr>
+          <w:b/>
+          <w:bCs/>
+        </w:rPr>
+        <w:t xml:space="preserve">EC2</w:t>
+      </w:r>
+      <w:r>
+        <w:rPr>
+          <w:b/>
+          <w:bCs/>
+        </w:rPr>
+        <w:t xml:space="preserve"> </w:t>
+      </w:r>
+      <w:r>
+        <w:rPr>
+          <w:rStyle w:val="VerbatimChar"/>
+          <w:b/>
+          <w:bCs/>
+        </w:rPr>
+        <w:t xml:space="preserve">.env</w:t>
+      </w:r>
+      <w:r>
+        <w:rPr>
+          <w:b/>
+          <w:bCs/>
+        </w:rPr>
+        <w:t xml:space="preserve"> </w:t>
+      </w:r>
+      <w:r>
+        <w:rPr>
+          <w:b/>
+          <w:bCs/>
+        </w:rPr>
+        <w:t xml:space="preserve">hardening</w:t>
+      </w:r>
+      <w:r>
+        <w:t xml:space="preserve"> </w:t>
+      </w:r>
+      <w:r>
+        <w:t xml:space="preserve">—</w:t>
+      </w:r>
+      <w:r>
+        <w:t xml:space="preserve"> </w:t>
+      </w:r>
+      <w:r>
+        <w:rPr>
+          <w:rStyle w:val="VerbatimChar"/>
+        </w:rPr>
+        <w:t xml:space="preserve">chmod 600</w:t>
+      </w:r>
+      <w:r>
+        <w:t xml:space="preserve">, dedicated non-login</w:t>
+      </w:r>
+      <w:r>
+        <w:t xml:space="preserve"> </w:t>
+      </w:r>
+      <w:r>
+        <w:rPr>
+          <w:rStyle w:val="VerbatimChar"/>
+        </w:rPr>
+        <w:t xml:space="preserve">deploy</w:t>
+      </w:r>
+      <w:r>
+        <w:t xml:space="preserve"> </w:t>
+      </w:r>
+      <w:r>
+        <w:t xml:space="preserve">user, confirm it sits outside any nginx-served path, introduce a pm2 ecosystem file so env is loaded explicitly, confirm</w:t>
+      </w:r>
+      <w:r>
+        <w:t xml:space="preserve"> </w:t>
+      </w:r>
+      <w:r>
+        <w:rPr>
+          <w:rStyle w:val="VerbatimChar"/>
+        </w:rPr>
+        <w:t xml:space="preserve">~/.pm2/dump.pm2</w:t>
+      </w:r>
+      <w:r>
+        <w:t xml:space="preserve"> </w:t>
+      </w:r>
+      <w:r>
+        <w:t xml:space="preserve">doesn’t hold secrets. Needs server access — client + Chunk 13.</w:t>
+      </w:r>
+      <w:r>
+        <w:t xml:space="preserve"> </w:t>
+      </w:r>
+      <w:r>
+        <w:t xml:space="preserve">*</w:t>
+      </w:r>
+      <w:r>
+        <w:t xml:space="preserve"> </w:t>
+      </w:r>
+      <w:r>
+        <w:rPr>
+          <w:b/>
+          <w:bCs/>
+        </w:rPr>
+        <w:t xml:space="preserve">Staging vs production credential isolation</w:t>
+      </w:r>
+      <w:r>
+        <w:t xml:space="preserve"> </w:t>
+      </w:r>
+      <w:r>
+        <w:t xml:space="preserve">— separate restricted payment keys / DB / S3 bucket, or a written accepted-risk note. Needs a client decision.</w:t>
+      </w:r>
+      <w:r>
+        <w:t xml:space="preserve"> </w:t>
+      </w:r>
+      <w:r>
+        <w:t xml:space="preserve">*</w:t>
+      </w:r>
+      <w:r>
+        <w:t xml:space="preserve"> </w:t>
+      </w:r>
+      <w:r>
+        <w:rPr>
+          <w:rStyle w:val="VerbatimChar"/>
+          <w:b/>
+          <w:bCs/>
+        </w:rPr>
+        <w:t xml:space="preserve">gitleaks</w:t>
+      </w:r>
+      <w:r>
+        <w:rPr>
+          <w:b/>
+          <w:bCs/>
+        </w:rPr>
+        <w:t xml:space="preserve"> </w:t>
+      </w:r>
+      <w:r>
+        <w:rPr>
+          <w:b/>
+          <w:bCs/>
+        </w:rPr>
+        <w:t xml:space="preserve">in CI</w:t>
+      </w:r>
+      <w:r>
+        <w:t xml:space="preserve"> </w:t>
+      </w:r>
+      <w:r>
+        <w:t xml:space="preserve">— folded into Chunk 5 (GitHub Actions, checks-only).</w:t>
       </w:r>
     </w:p>
     <w:bookmarkStart w:id="30" w:name="work-1"/>

--- a/docs/SECURITY_STRENGTHENING_IMPLEMENTATION_PLAN.docx
+++ b/docs/SECURITY_STRENGTHENING_IMPLEMENTATION_PLAN.docx
@@ -1066,6 +1066,307 @@
       </w:r>
       <w:r>
         <w:t xml:space="preserve">confirm the retention window + named log readers.</w:t>
+      </w:r>
+      <w:r>
+        <w:t xml:space="preserve"> </w:t>
+      </w:r>
+      <w:r>
+        <w:t xml:space="preserve">*</w:t>
+      </w:r>
+      <w:r>
+        <w:t xml:space="preserve"> </w:t>
+      </w:r>
+      <w:r>
+        <w:rPr>
+          <w:i/>
+          <w:iCs/>
+        </w:rPr>
+        <w:t xml:space="preserve">2026-09-10</w:t>
+      </w:r>
+      <w:r>
+        <w:t xml:space="preserve"> </w:t>
+      </w:r>
+      <w:r>
+        <w:t xml:space="preserve">—</w:t>
+      </w:r>
+      <w:r>
+        <w:t xml:space="preserve"> </w:t>
+      </w:r>
+      <w:r>
+        <w:rPr>
+          <w:b/>
+          <w:bCs/>
+        </w:rPr>
+        <w:t xml:space="preserve">iOS: Kids Wall excluded from the App Store build</w:t>
+      </w:r>
+      <w:r>
+        <w:t xml:space="preserve"> </w:t>
+      </w:r>
+      <w:r>
+        <w:t xml:space="preserve">(client-requested, App Store submission task, not a numbered chunk). Nav tab removed on iOS, the wall routes redirect to Home, the</w:t>
+      </w:r>
+      <w:r>
+        <w:t xml:space="preserve"> </w:t>
+      </w:r>
+      <w:r>
+        <w:t xml:space="preserve">“coming soon”</w:t>
+      </w:r>
+      <w:r>
+        <w:t xml:space="preserve"> </w:t>
+      </w:r>
+      <w:r>
+        <w:t xml:space="preserve">placeholder screen and its preview route deleted, and the iOS photo-library permission dropped (</w:t>
+      </w:r>
+      <w:r>
+        <w:rPr>
+          <w:rStyle w:val="VerbatimChar"/>
+        </w:rPr>
+        <w:t xml:space="preserve">expo-image-picker</w:t>
+      </w:r>
+      <w:r>
+        <w:t xml:space="preserve"> </w:t>
+      </w:r>
+      <w:r>
+        <w:rPr>
+          <w:rStyle w:val="VerbatimChar"/>
+        </w:rPr>
+        <w:t xml:space="preserve">photosPermission: false</w:t>
+      </w:r>
+      <w:r>
+        <w:t xml:space="preserve">). Android/Web unchanged. 5 new tests; full app suite green (273/273). See</w:t>
+      </w:r>
+      <w:r>
+        <w:t xml:space="preserve"> </w:t>
+      </w:r>
+      <w:r>
+        <w:rPr>
+          <w:rStyle w:val="VerbatimChar"/>
+        </w:rPr>
+        <w:t xml:space="preserve">docs/IOS_KIDS_WALL_EXCLUSION.md</w:t>
+      </w:r>
+      <w:r>
+        <w:t xml:space="preserve">.</w:t>
+      </w:r>
+      <w:r>
+        <w:t xml:space="preserve"> </w:t>
+      </w:r>
+      <w:r>
+        <w:t xml:space="preserve">*</w:t>
+      </w:r>
+      <w:r>
+        <w:t xml:space="preserve"> </w:t>
+      </w:r>
+      <w:r>
+        <w:rPr>
+          <w:i/>
+          <w:iCs/>
+        </w:rPr>
+        <w:t xml:space="preserve">2026-09-11</w:t>
+      </w:r>
+      <w:r>
+        <w:t xml:space="preserve"> </w:t>
+      </w:r>
+      <w:r>
+        <w:t xml:space="preserve">—</w:t>
+      </w:r>
+      <w:r>
+        <w:t xml:space="preserve"> </w:t>
+      </w:r>
+      <w:r>
+        <w:rPr>
+          <w:b/>
+          <w:bCs/>
+        </w:rPr>
+        <w:t xml:space="preserve">Chunk 7 (repo side) shipped.</w:t>
+      </w:r>
+      <w:r>
+        <w:t xml:space="preserve"> </w:t>
+      </w:r>
+      <w:r>
+        <w:t xml:space="preserve">Kids Wall consent is now opt-in end to end:</w:t>
+      </w:r>
+      <w:r>
+        <w:t xml:space="preserve"> </w:t>
+      </w:r>
+      <w:r>
+        <w:rPr>
+          <w:rStyle w:val="VerbatimChar"/>
+        </w:rPr>
+        <w:t xml:space="preserve">ChildProfile.kidsWallEnabled</w:t>
+      </w:r>
+      <w:r>
+        <w:t xml:space="preserve"> </w:t>
+      </w:r>
+      <w:r>
+        <w:t xml:space="preserve">defaults</w:t>
+      </w:r>
+      <w:r>
+        <w:t xml:space="preserve"> </w:t>
+      </w:r>
+      <w:r>
+        <w:rPr>
+          <w:rStyle w:val="VerbatimChar"/>
+        </w:rPr>
+        <w:t xml:space="preserve">false</w:t>
+      </w:r>
+      <w:r>
+        <w:t xml:space="preserve">;</w:t>
+      </w:r>
+      <w:r>
+        <w:t xml:space="preserve"> </w:t>
+      </w:r>
+      <w:r>
+        <w:rPr>
+          <w:rStyle w:val="VerbatimChar"/>
+        </w:rPr>
+        <w:t xml:space="preserve">hasKidsWallConsent()</w:t>
+      </w:r>
+      <w:r>
+        <w:t xml:space="preserve"> </w:t>
+      </w:r>
+      <w:r>
+        <w:t xml:space="preserve">requires the flag</w:t>
+      </w:r>
+      <w:r>
+        <w:t xml:space="preserve"> </w:t>
+      </w:r>
+      <w:r>
+        <w:rPr>
+          <w:b/>
+          <w:bCs/>
+        </w:rPr>
+        <w:t xml:space="preserve">and</w:t>
+      </w:r>
+      <w:r>
+        <w:t xml:space="preserve"> </w:t>
+      </w:r>
+      <w:r>
+        <w:t xml:space="preserve">a real timestamp;</w:t>
+      </w:r>
+      <w:r>
+        <w:t xml:space="preserve"> </w:t>
+      </w:r>
+      <w:r>
+        <w:rPr>
+          <w:rStyle w:val="VerbatimChar"/>
+        </w:rPr>
+        <w:t xml:space="preserve">createChild</w:t>
+      </w:r>
+      <w:r>
+        <w:t xml:space="preserve"> </w:t>
+      </w:r>
+      <w:r>
+        <w:t xml:space="preserve">no longer auto-grants; the parent-dashboard consent dialog (previously built but never wired in) now gates turning it on, recording the request IP. The cross-family feed (</w:t>
+      </w:r>
+      <w:r>
+        <w:rPr>
+          <w:rStyle w:val="VerbatimChar"/>
+        </w:rPr>
+        <w:t xml:space="preserve">GET /api/kids-wall/all</w:t>
+      </w:r>
+      <w:r>
+        <w:t xml:space="preserve">) is hard-scoped to approved posts from currently-consented children only, ignoring any caller-supplied filter. A migration resets children auto-consented by the old bug (consent timestamp within 60s of creation) while leaving genuine later consent untouched —</w:t>
+      </w:r>
+      <w:r>
+        <w:t xml:space="preserve"> </w:t>
+      </w:r>
+      <w:r>
+        <w:rPr>
+          <w:b/>
+          <w:bCs/>
+        </w:rPr>
+        <w:t xml:space="preserve">needs to run against production</w:t>
+      </w:r>
+      <w:r>
+        <w:t xml:space="preserve">. Account-deletion gaps closed:</w:t>
+      </w:r>
+      <w:r>
+        <w:t xml:space="preserve"> </w:t>
+      </w:r>
+      <w:r>
+        <w:rPr>
+          <w:rStyle w:val="VerbatimChar"/>
+        </w:rPr>
+        <w:t xml:space="preserve">DevicePushToken</w:t>
+      </w:r>
+      <w:r>
+        <w:t xml:space="preserve"> </w:t>
+      </w:r>
+      <w:r>
+        <w:t xml:space="preserve">+</w:t>
+      </w:r>
+      <w:r>
+        <w:t xml:space="preserve"> </w:t>
+      </w:r>
+      <w:r>
+        <w:rPr>
+          <w:rStyle w:val="VerbatimChar"/>
+        </w:rPr>
+        <w:t xml:space="preserve">NotificationReceipt</w:t>
+      </w:r>
+      <w:r>
+        <w:t xml:space="preserve"> </w:t>
+      </w:r>
+      <w:r>
+        <w:t xml:space="preserve">purged, plus an orphaned-</w:t>
+      </w:r>
+      <w:r>
+        <w:rPr>
+          <w:rStyle w:val="VerbatimChar"/>
+        </w:rPr>
+        <w:t xml:space="preserve">Media</w:t>
+      </w:r>
+      <w:r>
+        <w:t xml:space="preserve"> </w:t>
+      </w:r>
+      <w:r>
+        <w:t xml:space="preserve">sweep.</w:t>
+      </w:r>
+      <w:r>
+        <w:t xml:space="preserve"> </w:t>
+      </w:r>
+      <w:r>
+        <w:rPr>
+          <w:rStyle w:val="VerbatimChar"/>
+        </w:rPr>
+        <w:t xml:space="preserve">docs/CHILD_DATA_PRIVACY.md</w:t>
+      </w:r>
+      <w:r>
+        <w:t xml:space="preserve"> </w:t>
+      </w:r>
+      <w:r>
+        <w:t xml:space="preserve">+</w:t>
+      </w:r>
+      <w:r>
+        <w:t xml:space="preserve"> </w:t>
+      </w:r>
+      <w:r>
+        <w:rPr>
+          <w:rStyle w:val="VerbatimChar"/>
+        </w:rPr>
+        <w:t xml:space="preserve">docs/COPPA_LGPD_GAP_CHECKLIST.md</w:t>
+      </w:r>
+      <w:r>
+        <w:t xml:space="preserve"> </w:t>
+      </w:r>
+      <w:r>
+        <w:t xml:space="preserve">delivered. 22 new backend tests (2 real end-to-end against an in-memory MongoDB) + 9 new frontend tests; full backend suite 810/821 (only pre-existing unrelated failures), full frontend suite 68/68. Closes RUK-SEC-006 and RUK-SEC-026.</w:t>
+      </w:r>
+      <w:r>
+        <w:t xml:space="preserve"> </w:t>
+      </w:r>
+      <w:r>
+        <w:rPr>
+          <w:b/>
+          <w:bCs/>
+        </w:rPr>
+        <w:t xml:space="preserve">Needs the client:</w:t>
+      </w:r>
+      <w:r>
+        <w:t xml:space="preserve"> </w:t>
+      </w:r>
+      <w:r>
+        <w:t xml:space="preserve">run the migration in production; two open policy questions in the gap checklist.</w:t>
       </w:r>
     </w:p>
     <w:p>
@@ -17090,7 +17391,19 @@
         </w:numPr>
       </w:pPr>
       <w:r>
-        <w:t xml:space="preserve">Child-data map + retention schedule documented.</w:t>
+        <w:t xml:space="preserve">Child-data map + retention schedule documented. —</w:t>
+      </w:r>
+      <w:r>
+        <w:t xml:space="preserve"> </w:t>
+      </w:r>
+      <w:r>
+        <w:rPr>
+          <w:rStyle w:val="VerbatimChar"/>
+        </w:rPr>
+        <w:t xml:space="preserve">docs/CHILD_DATA_PRIVACY.md</w:t>
+      </w:r>
+      <w:r>
+        <w:t xml:space="preserve">, done 2026-09-11.</w:t>
       </w:r>
     </w:p>
     <w:p>
@@ -17102,7 +17415,55 @@
         </w:numPr>
       </w:pPr>
       <w:r>
-        <w:t xml:space="preserve">Deletion pipeline provably purges all child data + media (E2E passes).</w:t>
+        <w:t xml:space="preserve">Deletion pipeline provably purges all child data + media (E2E passes). —</w:t>
+      </w:r>
+      <w:r>
+        <w:t xml:space="preserve"> </w:t>
+      </w:r>
+      <w:r>
+        <w:rPr>
+          <w:rStyle w:val="VerbatimChar"/>
+        </w:rPr>
+        <w:t xml:space="preserve">DevicePushToken</w:t>
+      </w:r>
+      <w:r>
+        <w:t xml:space="preserve">/</w:t>
+      </w:r>
+      <w:r>
+        <w:rPr>
+          <w:rStyle w:val="VerbatimChar"/>
+        </w:rPr>
+        <w:t xml:space="preserve">NotificationReceipt</w:t>
+      </w:r>
+      <w:r>
+        <w:t xml:space="preserve"> </w:t>
+      </w:r>
+      <w:r>
+        <w:t xml:space="preserve">+ orphaned-</w:t>
+      </w:r>
+      <w:r>
+        <w:rPr>
+          <w:rStyle w:val="VerbatimChar"/>
+        </w:rPr>
+        <w:t xml:space="preserve">Media</w:t>
+      </w:r>
+      <w:r>
+        <w:t xml:space="preserve"> </w:t>
+      </w:r>
+      <w:r>
+        <w:t xml:space="preserve">sweep added; 3 tests in</w:t>
+      </w:r>
+      <w:r>
+        <w:t xml:space="preserve"> </w:t>
+      </w:r>
+      <w:r>
+        <w:rPr>
+          <w:rStyle w:val="VerbatimChar"/>
+        </w:rPr>
+        <w:t xml:space="preserve">tests/accountDeletion.service.test.js</w:t>
+      </w:r>
+      <w:r>
+        <w:t xml:space="preserve">. (The staging E2E walkthrough is deferred — staging is offline, same as noted in Chunk 6.)</w:t>
       </w:r>
     </w:p>
     <w:p>
@@ -17114,7 +17475,32 @@
         </w:numPr>
       </w:pPr>
       <w:r>
-        <w:t xml:space="preserve">Parental consent is verifiable, logged, and opt-in.</w:t>
+        <w:t xml:space="preserve">Parental consent is opt-in and logged (timestamp + parent + IP). — done; see</w:t>
+      </w:r>
+      <w:r>
+        <w:t xml:space="preserve"> </w:t>
+      </w:r>
+      <w:r>
+        <w:t xml:space="preserve">“still open”</w:t>
+      </w:r>
+      <w:r>
+        <w:t xml:space="preserve"> </w:t>
+      </w:r>
+      <w:r>
+        <w:t xml:space="preserve">below for the</w:t>
+      </w:r>
+      <w:r>
+        <w:t xml:space="preserve"> </w:t>
+      </w:r>
+      <w:r>
+        <w:rPr>
+          <w:i/>
+          <w:iCs/>
+        </w:rPr>
+        <w:t xml:space="preserve">verifiable</w:t>
+      </w:r>
+      <w:r>
+        <w:t xml:space="preserve">-consent-strength question.</w:t>
       </w:r>
     </w:p>
     <w:p>
@@ -17126,7 +17512,19 @@
         </w:numPr>
       </w:pPr>
       <w:r>
-        <w:t xml:space="preserve">Third-party sharing (esp. Vision) documented and minimized.</w:t>
+        <w:t xml:space="preserve">Third-party sharing (esp. Vision) documented and minimized. — already minimal (label detection only); documented in</w:t>
+      </w:r>
+      <w:r>
+        <w:t xml:space="preserve"> </w:t>
+      </w:r>
+      <w:r>
+        <w:rPr>
+          <w:rStyle w:val="VerbatimChar"/>
+        </w:rPr>
+        <w:t xml:space="preserve">docs/CHILD_DATA_PRIVACY.md</w:t>
+      </w:r>
+      <w:r>
+        <w:t xml:space="preserve">. No code change was needed.</w:t>
       </w:r>
     </w:p>
     <w:p>
@@ -17138,7 +17536,22 @@
         </w:numPr>
       </w:pPr>
       <w:r>
-        <w:t xml:space="preserve">COPPA/LGPD gap checklist delivered with owners + dates.</w:t>
+        <w:t xml:space="preserve">COPPA/LGPD gap checklist delivered with owners + dates. —</w:t>
+      </w:r>
+      <w:r>
+        <w:t xml:space="preserve"> </w:t>
+      </w:r>
+      <w:r>
+        <w:rPr>
+          <w:rStyle w:val="VerbatimChar"/>
+        </w:rPr>
+        <w:t xml:space="preserve">docs/COPPA_LGPD_GAP_CHECKLIST.md</w:t>
+      </w:r>
+      <w:r>
+        <w:t xml:space="preserve"> </w:t>
+      </w:r>
+      <w:r>
+        <w:t xml:space="preserve">(owner/date columns left for the client to fill in — they’re policy decisions).</w:t>
       </w:r>
     </w:p>
     <w:p>
@@ -17150,12 +17563,61 @@
         </w:numPr>
       </w:pPr>
       <w:r>
-        <w:t xml:space="preserve">Privacy-policy change requests handed to client.</w:t>
+        <w:t xml:space="preserve">Privacy-policy change requests handed to client. — none needed; the current privacy policy’s Kids Wall language already matches the fixed behavior.</w:t>
       </w:r>
     </w:p>
     <w:p>
       <w:pPr>
         <w:pStyle w:val="FirstParagraph"/>
+      </w:pPr>
+      <w:r>
+        <w:rPr>
+          <w:b/>
+          <w:bCs/>
+        </w:rPr>
+        <w:t xml:space="preserve">Status:</w:t>
+      </w:r>
+      <w:r>
+        <w:t xml:space="preserve"> </w:t>
+      </w:r>
+      <w:r>
+        <w:t xml:space="preserve">repo-side done. Closes RUK-SEC-006 and RUK-SEC-026.</w:t>
+      </w:r>
+      <w:r>
+        <w:t xml:space="preserve"> </w:t>
+      </w:r>
+      <w:r>
+        <w:rPr>
+          <w:b/>
+          <w:bCs/>
+        </w:rPr>
+        <w:t xml:space="preserve">Needs the client:</w:t>
+      </w:r>
+      <w:r>
+        <w:t xml:space="preserve"> </w:t>
+      </w:r>
+      <w:r>
+        <w:t xml:space="preserve">run</w:t>
+      </w:r>
+      <w:r>
+        <w:t xml:space="preserve"> </w:t>
+      </w:r>
+      <w:r>
+        <w:rPr>
+          <w:rStyle w:val="VerbatimChar"/>
+        </w:rPr>
+        <w:t xml:space="preserve">npm run migrate:kids-wall-consent-default</w:t>
+      </w:r>
+      <w:r>
+        <w:t xml:space="preserve"> </w:t>
+      </w:r>
+      <w:r>
+        <w:t xml:space="preserve">against production; decide the two open items in the gap checklist (consent-strength bar, and whether the cross-family feed design itself should change).</w:t>
+      </w:r>
+    </w:p>
+    <w:p>
+      <w:pPr>
+        <w:pStyle w:val="BodyText"/>
       </w:pPr>
       <w:r>
         <w:rPr>
@@ -29746,19 +30208,19 @@
     <w:abstractNumId w:val="991"/>
   </w:num>
   <w:num w:numId="1038">
-    <w:abstractNumId w:val="992"/>
+    <w:abstractNumId w:val="993"/>
   </w:num>
   <w:num w:numId="1039">
-    <w:abstractNumId w:val="992"/>
+    <w:abstractNumId w:val="993"/>
   </w:num>
   <w:num w:numId="1040">
-    <w:abstractNumId w:val="992"/>
+    <w:abstractNumId w:val="993"/>
   </w:num>
   <w:num w:numId="1041">
-    <w:abstractNumId w:val="992"/>
+    <w:abstractNumId w:val="993"/>
   </w:num>
   <w:num w:numId="1042">
-    <w:abstractNumId w:val="992"/>
+    <w:abstractNumId w:val="993"/>
   </w:num>
   <w:num w:numId="1043">
     <w:abstractNumId w:val="992"/>
